--- a/05-数字电路/01-组合逻辑电路/数据选择器电路MUX/数据选择器电路MUX.docx
+++ b/05-数字电路/01-组合逻辑电路/数据选择器电路MUX/数据选择器电路MUX.docx
@@ -2805,6 +2805,20 @@
     </w:p>
     <w:bookmarkEnd w:id="26"/>
     <w:bookmarkEnd w:id="27"/>
+    <w:p>
+      <w:pPr>
+        <w:spacing w:before="360"/>
+        <w:jc w:val="center"/>
+      </w:pPr>
+      <w:r>
+        <w:rPr>
+          <w:rFonts w:ascii="Times New Roman" w:hAnsi="Times New Roman"/>
+          <w:color w:val="555555"/>
+          <w:sz w:val="21"/>
+        </w:rPr>
+        <w:t>材料收集者：杜文杰</w:t>
+      </w:r>
+    </w:p>
     <w:sectPr>
       <w:headerReference r:id="rId9" w:type="default"/>
       <w:footerReference r:id="rId10" w:type="default"/>

--- a/05-数字电路/01-组合逻辑电路/数据选择器电路MUX/数据选择器电路MUX.docx
+++ b/05-数字电路/01-组合逻辑电路/数据选择器电路MUX/数据选择器电路MUX.docx
@@ -1,6 +1,6 @@
 
 <file path=word/document.xml><?xml version="1.0" encoding="utf-8"?>
-<w:document xmlns:w="http://schemas.openxmlformats.org/wordprocessingml/2006/main" xmlns:m="http://schemas.openxmlformats.org/officeDocument/2006/math" xmlns:r="http://schemas.openxmlformats.org/officeDocument/2006/relationships" xmlns:o="urn:schemas-microsoft-com:office:office" xmlns:v="urn:schemas-microsoft-com:vml" xmlns:w10="urn:schemas-microsoft-com:office:word" xmlns:a="http://schemas.openxmlformats.org/drawingml/2006/main" xmlns:pic="http://schemas.openxmlformats.org/drawingml/2006/picture" xmlns:wp="http://schemas.openxmlformats.org/drawingml/2006/wordprocessingDrawing">
+<w:document xmlns:m="http://schemas.openxmlformats.org/officeDocument/2006/math" xmlns:r="http://schemas.openxmlformats.org/officeDocument/2006/relationships" xmlns:w="http://schemas.openxmlformats.org/wordprocessingml/2006/main" xmlns:o="urn:schemas-microsoft-com:office:office" xmlns:v="urn:schemas-microsoft-com:vml" xmlns:w10="urn:schemas-microsoft-com:office:word" xmlns:a="http://schemas.openxmlformats.org/drawingml/2006/main" xmlns:pic="http://schemas.openxmlformats.org/drawingml/2006/picture" xmlns:wp="http://schemas.openxmlformats.org/drawingml/2006/wordprocessingDrawing">
   <w:body>
     <w:bookmarkStart w:id="27" w:name="数据选择器电路mux"/>
     <w:p>
@@ -9,7 +9,7 @@
       </w:pPr>
       <w:r>
         <w:rPr>
-          <w:rFonts w:hint="eastAsia"/>
+          <w:rFonts w:hint="eastAsia" w:eastAsia="黑体"/>
         </w:rPr>
         <w:t xml:space="preserve">数据选择器电路（MUX）</w:t>
       </w:r>
@@ -21,7 +21,7 @@
       </w:pPr>
       <w:r>
         <w:rPr>
-          <w:rFonts w:hint="eastAsia"/>
+          <w:rFonts w:hint="eastAsia" w:eastAsia="黑体"/>
         </w:rPr>
         <w:t xml:space="preserve">拓扑描述</w:t>
       </w:r>
@@ -32,13 +32,13 @@
       </w:pPr>
       <w:r>
         <w:rPr>
-          <w:rFonts w:hint="eastAsia"/>
+          <w:rFonts w:hint="eastAsia" w:eastAsia="黑体"/>
         </w:rPr>
         <w:t xml:space="preserve">由</w:t>
       </w:r>
       <w:r>
         <w:rPr>
-          <w:rFonts w:hint="eastAsia"/>
+          <w:rFonts w:hint="eastAsia" w:eastAsia="黑体"/>
           <w:b/>
           <w:bCs/>
         </w:rPr>
@@ -46,17 +46,21 @@
       </w:r>
       <w:r>
         <w:rPr>
+          <w:rFonts w:eastAsia="黑体"/>
           <w:b/>
           <w:bCs/>
         </w:rPr>
         <w:t xml:space="preserve"> D1</w:t>
       </w:r>
       <w:r>
+        <w:rPr>
+          <w:rFonts w:eastAsia="黑体"/>
+        </w:rPr>
         <w:t xml:space="preserve">、</w:t>
       </w:r>
       <w:r>
         <w:rPr>
-          <w:rFonts w:hint="eastAsia"/>
+          <w:rFonts w:hint="eastAsia" w:eastAsia="黑体"/>
           <w:b/>
           <w:bCs/>
         </w:rPr>
@@ -64,23 +68,27 @@
       </w:r>
       <w:r>
         <w:rPr>
+          <w:rFonts w:eastAsia="黑体"/>
           <w:b/>
           <w:bCs/>
         </w:rPr>
         <w:t xml:space="preserve"> G0~G3</w:t>
       </w:r>
       <w:r>
+        <w:rPr>
+          <w:rFonts w:eastAsia="黑体"/>
+        </w:rPr>
         <w:t xml:space="preserve"> </w:t>
       </w:r>
       <w:r>
         <w:rPr>
-          <w:rFonts w:hint="eastAsia"/>
+          <w:rFonts w:hint="eastAsia" w:eastAsia="黑体"/>
         </w:rPr>
         <w:t xml:space="preserve">与</w:t>
       </w:r>
       <w:r>
         <w:rPr>
-          <w:rFonts w:hint="eastAsia"/>
+          <w:rFonts w:hint="eastAsia" w:eastAsia="黑体"/>
           <w:b/>
           <w:bCs/>
         </w:rPr>
@@ -88,50 +96,63 @@
       </w:r>
       <w:r>
         <w:rPr>
+          <w:rFonts w:eastAsia="黑体"/>
           <w:b/>
           <w:bCs/>
         </w:rPr>
         <w:t xml:space="preserve"> O1</w:t>
       </w:r>
       <w:r>
+        <w:rPr>
+          <w:rFonts w:eastAsia="黑体"/>
+        </w:rPr>
         <w:t xml:space="preserve"> </w:t>
       </w:r>
       <w:r>
         <w:rPr>
-          <w:rFonts w:hint="eastAsia"/>
+          <w:rFonts w:hint="eastAsia" w:eastAsia="黑体"/>
         </w:rPr>
         <w:t xml:space="preserve">构成</w:t>
       </w:r>
       <w:r>
+        <w:rPr>
+          <w:rFonts w:eastAsia="黑体"/>
+        </w:rPr>
         <w:t xml:space="preserve"> 4 </w:t>
       </w:r>
       <w:r>
         <w:rPr>
-          <w:rFonts w:hint="eastAsia"/>
+          <w:rFonts w:hint="eastAsia" w:eastAsia="黑体"/>
         </w:rPr>
         <w:t xml:space="preserve">选</w:t>
       </w:r>
       <w:r>
+        <w:rPr>
+          <w:rFonts w:eastAsia="黑体"/>
+        </w:rPr>
         <w:t xml:space="preserve"> 1 </w:t>
       </w:r>
       <w:r>
         <w:rPr>
-          <w:rFonts w:hint="eastAsia"/>
+          <w:rFonts w:hint="eastAsia" w:eastAsia="黑体"/>
         </w:rPr>
         <w:t xml:space="preserve">数据选择器（亦可用多路传输门或传输门—反相器结构实现）。电路共有</w:t>
       </w:r>
       <w:r>
+        <w:rPr>
+          <w:rFonts w:eastAsia="黑体"/>
+        </w:rPr>
         <w:t xml:space="preserve"> 12 </w:t>
       </w:r>
       <w:r>
         <w:rPr>
-          <w:rFonts w:hint="eastAsia"/>
+          <w:rFonts w:hint="eastAsia" w:eastAsia="黑体"/>
         </w:rPr>
         <w:t xml:space="preserve">个关键节点：</w:t>
       </w:r>
       <w:r>
         <w:rPr>
-          <w:rFonts w:hint="eastAsia"/>
+          <w:rFonts w:hint="eastAsia" w:eastAsia="黑体"/>
           <w:b/>
           <w:bCs/>
         </w:rPr>
@@ -139,6 +160,7 @@
       </w:r>
       <w:r>
         <w:rPr>
+          <w:rFonts w:eastAsia="黑体"/>
           <w:b/>
           <w:bCs/>
         </w:rPr>
@@ -146,7 +168,7 @@
       </w:r>
       <w:r>
         <w:rPr>
-          <w:rFonts w:hint="eastAsia"/>
+          <w:rFonts w:hint="eastAsia" w:eastAsia="黑体"/>
           <w:b/>
           <w:bCs/>
         </w:rPr>
@@ -154,6 +176,7 @@
       </w:r>
       <w:r>
         <w:rPr>
+          <w:rFonts w:eastAsia="黑体"/>
           <w:b/>
           <w:bCs/>
         </w:rPr>
@@ -174,11 +197,14 @@
         </m:sSub>
       </m:oMath>
       <w:r>
+        <w:rPr>
+          <w:rFonts w:eastAsia="黑体"/>
+        </w:rPr>
         <w:t xml:space="preserve">、</w:t>
       </w:r>
       <w:r>
         <w:rPr>
-          <w:rFonts w:hint="eastAsia"/>
+          <w:rFonts w:hint="eastAsia" w:eastAsia="黑体"/>
           <w:b/>
           <w:bCs/>
         </w:rPr>
@@ -186,6 +212,7 @@
       </w:r>
       <w:r>
         <w:rPr>
+          <w:rFonts w:eastAsia="黑体"/>
           <w:b/>
           <w:bCs/>
         </w:rPr>
@@ -193,7 +220,7 @@
       </w:r>
       <w:r>
         <w:rPr>
-          <w:rFonts w:hint="eastAsia"/>
+          <w:rFonts w:hint="eastAsia" w:eastAsia="黑体"/>
           <w:b/>
           <w:bCs/>
         </w:rPr>
@@ -201,6 +228,7 @@
       </w:r>
       <w:r>
         <w:rPr>
+          <w:rFonts w:eastAsia="黑体"/>
           <w:b/>
           <w:bCs/>
         </w:rPr>
@@ -222,22 +250,25 @@
       </m:oMath>
       <w:r>
         <w:rPr>
-          <w:rFonts w:hint="eastAsia"/>
+          <w:rFonts w:hint="eastAsia" w:eastAsia="黑体"/>
         </w:rPr>
         <w:t xml:space="preserve">（译码器</w:t>
       </w:r>
       <w:r>
+        <w:rPr>
+          <w:rFonts w:eastAsia="黑体"/>
+        </w:rPr>
         <w:t xml:space="preserve"> D1 </w:t>
       </w:r>
       <w:r>
         <w:rPr>
-          <w:rFonts w:hint="eastAsia"/>
+          <w:rFonts w:hint="eastAsia" w:eastAsia="黑体"/>
         </w:rPr>
         <w:t xml:space="preserve">的地址输入）；</w:t>
       </w:r>
       <w:r>
         <w:rPr>
-          <w:rFonts w:hint="eastAsia"/>
+          <w:rFonts w:hint="eastAsia" w:eastAsia="黑体"/>
           <w:b/>
           <w:bCs/>
         </w:rPr>
@@ -245,6 +276,7 @@
       </w:r>
       <w:r>
         <w:rPr>
+          <w:rFonts w:eastAsia="黑体"/>
           <w:b/>
           <w:bCs/>
         </w:rPr>
@@ -252,7 +284,7 @@
       </w:r>
       <w:r>
         <w:rPr>
-          <w:rFonts w:hint="eastAsia"/>
+          <w:rFonts w:hint="eastAsia" w:eastAsia="黑体"/>
           <w:b/>
           <w:bCs/>
         </w:rPr>
@@ -260,6 +292,7 @@
       </w:r>
       <w:r>
         <w:rPr>
+          <w:rFonts w:eastAsia="黑体"/>
           <w:b/>
           <w:bCs/>
         </w:rPr>
@@ -281,6 +314,7 @@
       </m:oMath>
       <w:r>
         <w:rPr>
+          <w:rFonts w:eastAsia="黑体"/>
           <w:b/>
           <w:bCs/>
         </w:rPr>
@@ -302,6 +336,7 @@
       </m:oMath>
       <w:r>
         <w:rPr>
+          <w:rFonts w:eastAsia="黑体"/>
           <w:b/>
           <w:bCs/>
         </w:rPr>
@@ -323,6 +358,7 @@
       </m:oMath>
       <w:r>
         <w:rPr>
+          <w:rFonts w:eastAsia="黑体"/>
           <w:b/>
           <w:bCs/>
         </w:rPr>
@@ -344,22 +380,25 @@
       </m:oMath>
       <w:r>
         <w:rPr>
-          <w:rFonts w:hint="eastAsia"/>
+          <w:rFonts w:hint="eastAsia" w:eastAsia="黑体"/>
         </w:rPr>
         <w:t xml:space="preserve">（4</w:t>
       </w:r>
       <w:r>
+        <w:rPr>
+          <w:rFonts w:eastAsia="黑体"/>
+        </w:rPr>
         <w:t xml:space="preserve"> </w:t>
       </w:r>
       <w:r>
         <w:rPr>
-          <w:rFonts w:hint="eastAsia"/>
+          <w:rFonts w:hint="eastAsia" w:eastAsia="黑体"/>
         </w:rPr>
         <w:t xml:space="preserve">路待选数据）；</w:t>
       </w:r>
       <w:r>
         <w:rPr>
-          <w:rFonts w:hint="eastAsia"/>
+          <w:rFonts w:hint="eastAsia" w:eastAsia="黑体"/>
           <w:b/>
           <w:bCs/>
         </w:rPr>
@@ -367,6 +406,7 @@
       </w:r>
       <w:r>
         <w:rPr>
+          <w:rFonts w:eastAsia="黑体"/>
           <w:b/>
           <w:bCs/>
         </w:rPr>
@@ -374,7 +414,7 @@
       </w:r>
       <w:r>
         <w:rPr>
-          <w:rFonts w:hint="eastAsia"/>
+          <w:rFonts w:hint="eastAsia" w:eastAsia="黑体"/>
           <w:b/>
           <w:bCs/>
         </w:rPr>
@@ -382,6 +422,7 @@
       </w:r>
       <w:r>
         <w:rPr>
+          <w:rFonts w:eastAsia="黑体"/>
           <w:b/>
           <w:bCs/>
         </w:rPr>
@@ -421,31 +462,37 @@
       </m:oMath>
       <w:r>
         <w:rPr>
-          <w:rFonts w:hint="eastAsia"/>
+          <w:rFonts w:hint="eastAsia" w:eastAsia="黑体"/>
         </w:rPr>
         <w:t xml:space="preserve">（D1</w:t>
       </w:r>
       <w:r>
+        <w:rPr>
+          <w:rFonts w:eastAsia="黑体"/>
+        </w:rPr>
         <w:t xml:space="preserve"> </w:t>
       </w:r>
       <w:r>
         <w:rPr>
-          <w:rFonts w:hint="eastAsia"/>
+          <w:rFonts w:hint="eastAsia" w:eastAsia="黑体"/>
         </w:rPr>
         <w:t xml:space="preserve">的四路译码输出，分别驱动</w:t>
       </w:r>
       <w:r>
+        <w:rPr>
+          <w:rFonts w:eastAsia="黑体"/>
+        </w:rPr>
         <w:t xml:space="preserve"> G0~G3 </w:t>
       </w:r>
       <w:r>
         <w:rPr>
-          <w:rFonts w:hint="eastAsia"/>
+          <w:rFonts w:hint="eastAsia" w:eastAsia="黑体"/>
         </w:rPr>
         <w:t xml:space="preserve">的一个输入端）；</w:t>
       </w:r>
       <w:r>
         <w:rPr>
-          <w:rFonts w:hint="eastAsia"/>
+          <w:rFonts w:hint="eastAsia" w:eastAsia="黑体"/>
           <w:b/>
           <w:bCs/>
         </w:rPr>
@@ -453,6 +500,7 @@
       </w:r>
       <w:r>
         <w:rPr>
+          <w:rFonts w:eastAsia="黑体"/>
           <w:b/>
           <w:bCs/>
         </w:rPr>
@@ -460,7 +508,7 @@
       </w:r>
       <w:r>
         <w:rPr>
-          <w:rFonts w:hint="eastAsia"/>
+          <w:rFonts w:hint="eastAsia" w:eastAsia="黑体"/>
           <w:b/>
           <w:bCs/>
         </w:rPr>
@@ -468,6 +516,7 @@
       </w:r>
       <w:r>
         <w:rPr>
+          <w:rFonts w:eastAsia="黑体"/>
           <w:b/>
           <w:bCs/>
         </w:rPr>
@@ -475,31 +524,37 @@
       </w:r>
       <w:r>
         <w:rPr>
-          <w:rFonts w:hint="eastAsia"/>
+          <w:rFonts w:hint="eastAsia" w:eastAsia="黑体"/>
         </w:rPr>
         <w:t xml:space="preserve">（G0~G3</w:t>
       </w:r>
       <w:r>
+        <w:rPr>
+          <w:rFonts w:eastAsia="黑体"/>
+        </w:rPr>
         <w:t xml:space="preserve"> </w:t>
       </w:r>
       <w:r>
         <w:rPr>
-          <w:rFonts w:hint="eastAsia"/>
+          <w:rFonts w:hint="eastAsia" w:eastAsia="黑体"/>
         </w:rPr>
         <w:t xml:space="preserve">的四个输出</w:t>
       </w:r>
       <w:r>
+        <w:rPr>
+          <w:rFonts w:eastAsia="黑体"/>
+        </w:rPr>
         <w:t xml:space="preserve"> Y </w:t>
       </w:r>
       <w:r>
         <w:rPr>
-          <w:rFonts w:hint="eastAsia"/>
+          <w:rFonts w:hint="eastAsia" w:eastAsia="黑体"/>
         </w:rPr>
         <w:t xml:space="preserve">端并接于此处）；</w:t>
       </w:r>
       <w:r>
         <w:rPr>
-          <w:rFonts w:hint="eastAsia"/>
+          <w:rFonts w:hint="eastAsia" w:eastAsia="黑体"/>
           <w:b/>
           <w:bCs/>
         </w:rPr>
@@ -507,6 +562,7 @@
       </w:r>
       <w:r>
         <w:rPr>
+          <w:rFonts w:eastAsia="黑体"/>
           <w:b/>
           <w:bCs/>
         </w:rPr>
@@ -514,7 +570,7 @@
       </w:r>
       <w:r>
         <w:rPr>
-          <w:rFonts w:hint="eastAsia"/>
+          <w:rFonts w:hint="eastAsia" w:eastAsia="黑体"/>
           <w:b/>
           <w:bCs/>
         </w:rPr>
@@ -522,6 +578,7 @@
       </w:r>
       <w:r>
         <w:rPr>
+          <w:rFonts w:eastAsia="黑体"/>
           <w:b/>
           <w:bCs/>
         </w:rPr>
@@ -529,25 +586,31 @@
       </w:r>
       <w:r>
         <w:rPr>
-          <w:rFonts w:hint="eastAsia"/>
+          <w:rFonts w:hint="eastAsia" w:eastAsia="黑体"/>
         </w:rPr>
         <w:t xml:space="preserve">（O1</w:t>
       </w:r>
       <w:r>
+        <w:rPr>
+          <w:rFonts w:eastAsia="黑体"/>
+        </w:rPr>
         <w:t xml:space="preserve"> </w:t>
       </w:r>
       <w:r>
         <w:rPr>
-          <w:rFonts w:hint="eastAsia"/>
+          <w:rFonts w:hint="eastAsia" w:eastAsia="黑体"/>
         </w:rPr>
         <w:t xml:space="preserve">的输出</w:t>
       </w:r>
       <w:r>
+        <w:rPr>
+          <w:rFonts w:eastAsia="黑体"/>
+        </w:rPr>
         <w:t xml:space="preserve"> Y </w:t>
       </w:r>
       <w:r>
         <w:rPr>
-          <w:rFonts w:hint="eastAsia"/>
+          <w:rFonts w:hint="eastAsia" w:eastAsia="黑体"/>
         </w:rPr>
         <w:t xml:space="preserve">作电路输出）。</w:t>
       </w:r>
@@ -556,28 +619,34 @@
       <w:pPr/>
       <w:r>
         <w:rPr>
-          <w:rFonts w:hint="eastAsia"/>
+          <w:rFonts w:hint="eastAsia" w:eastAsia="黑体"/>
         </w:rPr>
         <w:t xml:space="preserve">各单元管脚连接：</w:t>
       </w:r>
       <w:r>
         <w:rPr>
-          <w:rFonts w:hint="eastAsia"/>
+          <w:rFonts w:hint="eastAsia" w:eastAsia="黑体"/>
           <w:b/>
           <w:bCs/>
         </w:rPr>
         <w:t xml:space="preserve">D1（地址译码器）</w:t>
       </w:r>
       <w:r>
+        <w:rPr>
+          <w:rFonts w:eastAsia="黑体"/>
+        </w:rPr>
         <w:t xml:space="preserve"> </w:t>
       </w:r>
       <w:r>
         <w:rPr>
-          <w:rFonts w:hint="eastAsia"/>
+          <w:rFonts w:hint="eastAsia" w:eastAsia="黑体"/>
         </w:rPr>
         <w:t xml:space="preserve">的两条地址脚分别接</w:t>
       </w:r>
       <w:r>
+        <w:rPr>
+          <w:rFonts w:eastAsia="黑体"/>
+        </w:rPr>
         <w:t xml:space="preserve"> </w:t>
       </w:r>
       <m:oMath>
@@ -595,6 +664,9 @@
         </m:sSub>
       </m:oMath>
       <w:r>
+        <w:rPr>
+          <w:rFonts w:eastAsia="黑体"/>
+        </w:rPr>
         <w:t xml:space="preserve">、</w:t>
       </w:r>
       <m:oMath>
@@ -613,11 +685,14 @@
       </m:oMath>
       <w:r>
         <w:rPr>
-          <w:rFonts w:hint="eastAsia"/>
+          <w:rFonts w:hint="eastAsia" w:eastAsia="黑体"/>
         </w:rPr>
         <w:t xml:space="preserve">，四条译码输出脚分别接选择线节点</w:t>
       </w:r>
       <w:r>
+        <w:rPr>
+          <w:rFonts w:eastAsia="黑体"/>
+        </w:rPr>
         <w:t xml:space="preserve"> </w:t>
       </w:r>
       <m:oMath>
@@ -635,6 +710,9 @@
         </m:sSub>
       </m:oMath>
       <w:r>
+        <w:rPr>
+          <w:rFonts w:eastAsia="黑体"/>
+        </w:rPr>
         <w:t xml:space="preserve">、</w:t>
       </w:r>
       <m:oMath>
@@ -652,6 +730,9 @@
         </m:sSub>
       </m:oMath>
       <w:r>
+        <w:rPr>
+          <w:rFonts w:eastAsia="黑体"/>
+        </w:rPr>
         <w:t xml:space="preserve">、</w:t>
       </w:r>
       <m:oMath>
@@ -669,6 +750,9 @@
         </m:sSub>
       </m:oMath>
       <w:r>
+        <w:rPr>
+          <w:rFonts w:eastAsia="黑体"/>
+        </w:rPr>
         <w:t xml:space="preserve">、</w:t>
       </w:r>
       <m:oMath>
@@ -687,28 +771,34 @@
       </m:oMath>
       <w:r>
         <w:rPr>
-          <w:rFonts w:hint="eastAsia"/>
+          <w:rFonts w:hint="eastAsia" w:eastAsia="黑体"/>
         </w:rPr>
         <w:t xml:space="preserve">；</w:t>
       </w:r>
       <w:r>
         <w:rPr>
-          <w:rFonts w:hint="eastAsia"/>
+          <w:rFonts w:hint="eastAsia" w:eastAsia="黑体"/>
           <w:b/>
           <w:bCs/>
         </w:rPr>
         <w:t xml:space="preserve">G0（与门）</w:t>
       </w:r>
       <w:r>
+        <w:rPr>
+          <w:rFonts w:eastAsia="黑体"/>
+        </w:rPr>
         <w:t xml:space="preserve"> </w:t>
       </w:r>
       <w:r>
         <w:rPr>
-          <w:rFonts w:hint="eastAsia"/>
+          <w:rFonts w:hint="eastAsia" w:eastAsia="黑体"/>
         </w:rPr>
         <w:t xml:space="preserve">的一端接数据输入节点</w:t>
       </w:r>
       <w:r>
+        <w:rPr>
+          <w:rFonts w:eastAsia="黑体"/>
+        </w:rPr>
         <w:t xml:space="preserve"> </w:t>
       </w:r>
       <m:oMath>
@@ -727,11 +817,14 @@
       </m:oMath>
       <w:r>
         <w:rPr>
-          <w:rFonts w:hint="eastAsia"/>
+          <w:rFonts w:hint="eastAsia" w:eastAsia="黑体"/>
         </w:rPr>
         <w:t xml:space="preserve">、另一端接选择线节点</w:t>
       </w:r>
       <w:r>
+        <w:rPr>
+          <w:rFonts w:eastAsia="黑体"/>
+        </w:rPr>
         <w:t xml:space="preserve"> </w:t>
       </w:r>
       <m:oMath>
@@ -750,27 +843,34 @@
       </m:oMath>
       <w:r>
         <w:rPr>
-          <w:rFonts w:hint="eastAsia"/>
+          <w:rFonts w:hint="eastAsia" w:eastAsia="黑体"/>
         </w:rPr>
         <w:t xml:space="preserve">；</w:t>
       </w:r>
       <w:r>
         <w:rPr>
+          <w:rFonts w:eastAsia="黑体"/>
           <w:b/>
           <w:bCs/>
         </w:rPr>
         <w:t xml:space="preserve">G1</w:t>
       </w:r>
       <w:r>
+        <w:rPr>
+          <w:rFonts w:eastAsia="黑体"/>
+        </w:rPr>
         <w:t xml:space="preserve"> </w:t>
       </w:r>
       <w:r>
         <w:rPr>
-          <w:rFonts w:hint="eastAsia"/>
+          <w:rFonts w:hint="eastAsia" w:eastAsia="黑体"/>
         </w:rPr>
         <w:t xml:space="preserve">接</w:t>
       </w:r>
       <w:r>
+        <w:rPr>
+          <w:rFonts w:eastAsia="黑体"/>
+        </w:rPr>
         <w:t xml:space="preserve"> </w:t>
       </w:r>
       <m:oMath>
@@ -788,15 +888,21 @@
         </m:sSub>
       </m:oMath>
       <w:r>
+        <w:rPr>
+          <w:rFonts w:eastAsia="黑体"/>
+        </w:rPr>
         <w:t xml:space="preserve"> </w:t>
       </w:r>
       <w:r>
         <w:rPr>
-          <w:rFonts w:hint="eastAsia"/>
+          <w:rFonts w:hint="eastAsia" w:eastAsia="黑体"/>
         </w:rPr>
         <w:t xml:space="preserve">与</w:t>
       </w:r>
       <w:r>
+        <w:rPr>
+          <w:rFonts w:eastAsia="黑体"/>
+        </w:rPr>
         <w:t xml:space="preserve"> </w:t>
       </w:r>
       <m:oMath>
@@ -815,27 +921,34 @@
       </m:oMath>
       <w:r>
         <w:rPr>
-          <w:rFonts w:hint="eastAsia"/>
+          <w:rFonts w:hint="eastAsia" w:eastAsia="黑体"/>
         </w:rPr>
         <w:t xml:space="preserve">；</w:t>
       </w:r>
       <w:r>
         <w:rPr>
+          <w:rFonts w:eastAsia="黑体"/>
           <w:b/>
           <w:bCs/>
         </w:rPr>
         <w:t xml:space="preserve">G2</w:t>
       </w:r>
       <w:r>
+        <w:rPr>
+          <w:rFonts w:eastAsia="黑体"/>
+        </w:rPr>
         <w:t xml:space="preserve"> </w:t>
       </w:r>
       <w:r>
         <w:rPr>
-          <w:rFonts w:hint="eastAsia"/>
+          <w:rFonts w:hint="eastAsia" w:eastAsia="黑体"/>
         </w:rPr>
         <w:t xml:space="preserve">接</w:t>
       </w:r>
       <w:r>
+        <w:rPr>
+          <w:rFonts w:eastAsia="黑体"/>
+        </w:rPr>
         <w:t xml:space="preserve"> </w:t>
       </w:r>
       <m:oMath>
@@ -853,15 +966,21 @@
         </m:sSub>
       </m:oMath>
       <w:r>
+        <w:rPr>
+          <w:rFonts w:eastAsia="黑体"/>
+        </w:rPr>
         <w:t xml:space="preserve"> </w:t>
       </w:r>
       <w:r>
         <w:rPr>
-          <w:rFonts w:hint="eastAsia"/>
+          <w:rFonts w:hint="eastAsia" w:eastAsia="黑体"/>
         </w:rPr>
         <w:t xml:space="preserve">与</w:t>
       </w:r>
       <w:r>
+        <w:rPr>
+          <w:rFonts w:eastAsia="黑体"/>
+        </w:rPr>
         <w:t xml:space="preserve"> </w:t>
       </w:r>
       <m:oMath>
@@ -880,27 +999,34 @@
       </m:oMath>
       <w:r>
         <w:rPr>
-          <w:rFonts w:hint="eastAsia"/>
+          <w:rFonts w:hint="eastAsia" w:eastAsia="黑体"/>
         </w:rPr>
         <w:t xml:space="preserve">；</w:t>
       </w:r>
       <w:r>
         <w:rPr>
+          <w:rFonts w:eastAsia="黑体"/>
           <w:b/>
           <w:bCs/>
         </w:rPr>
         <w:t xml:space="preserve">G3</w:t>
       </w:r>
       <w:r>
+        <w:rPr>
+          <w:rFonts w:eastAsia="黑体"/>
+        </w:rPr>
         <w:t xml:space="preserve"> </w:t>
       </w:r>
       <w:r>
         <w:rPr>
-          <w:rFonts w:hint="eastAsia"/>
+          <w:rFonts w:hint="eastAsia" w:eastAsia="黑体"/>
         </w:rPr>
         <w:t xml:space="preserve">接</w:t>
       </w:r>
       <w:r>
+        <w:rPr>
+          <w:rFonts w:eastAsia="黑体"/>
+        </w:rPr>
         <w:t xml:space="preserve"> </w:t>
       </w:r>
       <m:oMath>
@@ -918,15 +1044,21 @@
         </m:sSub>
       </m:oMath>
       <w:r>
+        <w:rPr>
+          <w:rFonts w:eastAsia="黑体"/>
+        </w:rPr>
         <w:t xml:space="preserve"> </w:t>
       </w:r>
       <w:r>
         <w:rPr>
-          <w:rFonts w:hint="eastAsia"/>
+          <w:rFonts w:hint="eastAsia" w:eastAsia="黑体"/>
         </w:rPr>
         <w:t xml:space="preserve">与</w:t>
       </w:r>
       <w:r>
+        <w:rPr>
+          <w:rFonts w:eastAsia="黑体"/>
+        </w:rPr>
         <w:t xml:space="preserve"> </w:t>
       </w:r>
       <m:oMath>
@@ -945,82 +1077,106 @@
       </m:oMath>
       <w:r>
         <w:rPr>
-          <w:rFonts w:hint="eastAsia"/>
+          <w:rFonts w:hint="eastAsia" w:eastAsia="黑体"/>
         </w:rPr>
         <w:t xml:space="preserve">；四个与门的输出</w:t>
       </w:r>
       <w:r>
+        <w:rPr>
+          <w:rFonts w:eastAsia="黑体"/>
+        </w:rPr>
         <w:t xml:space="preserve"> Y </w:t>
       </w:r>
       <w:r>
         <w:rPr>
-          <w:rFonts w:hint="eastAsia"/>
+          <w:rFonts w:hint="eastAsia" w:eastAsia="黑体"/>
         </w:rPr>
         <w:t xml:space="preserve">端汇入中间乘积节点</w:t>
       </w:r>
       <w:r>
+        <w:rPr>
+          <w:rFonts w:eastAsia="黑体"/>
+        </w:rPr>
         <w:t xml:space="preserve"> </w:t>
       </w:r>
       <w:r>
         <w:rPr>
-          <w:rFonts w:hint="eastAsia"/>
+          <w:rFonts w:hint="eastAsia" w:eastAsia="黑体"/>
         </w:rPr>
         <w:t xml:space="preserve">W；</w:t>
       </w:r>
       <w:r>
         <w:rPr>
-          <w:rFonts w:hint="eastAsia"/>
+          <w:rFonts w:hint="eastAsia" w:eastAsia="黑体"/>
           <w:b/>
           <w:bCs/>
         </w:rPr>
         <w:t xml:space="preserve">O1（或门）</w:t>
       </w:r>
       <w:r>
+        <w:rPr>
+          <w:rFonts w:eastAsia="黑体"/>
+        </w:rPr>
         <w:t xml:space="preserve"> </w:t>
       </w:r>
       <w:r>
         <w:rPr>
-          <w:rFonts w:hint="eastAsia"/>
+          <w:rFonts w:hint="eastAsia" w:eastAsia="黑体"/>
         </w:rPr>
         <w:t xml:space="preserve">的四个输入端接中间乘积节点</w:t>
       </w:r>
       <w:r>
+        <w:rPr>
+          <w:rFonts w:eastAsia="黑体"/>
+        </w:rPr>
         <w:t xml:space="preserve"> </w:t>
       </w:r>
       <w:r>
         <w:rPr>
-          <w:rFonts w:hint="eastAsia"/>
+          <w:rFonts w:hint="eastAsia" w:eastAsia="黑体"/>
         </w:rPr>
         <w:t xml:space="preserve">W、输出</w:t>
       </w:r>
       <w:r>
+        <w:rPr>
+          <w:rFonts w:eastAsia="黑体"/>
+        </w:rPr>
         <w:t xml:space="preserve"> Y </w:t>
       </w:r>
       <w:r>
         <w:rPr>
-          <w:rFonts w:hint="eastAsia"/>
+          <w:rFonts w:hint="eastAsia" w:eastAsia="黑体"/>
         </w:rPr>
         <w:t xml:space="preserve">端接输出节点</w:t>
       </w:r>
       <w:r>
+        <w:rPr>
+          <w:rFonts w:eastAsia="黑体"/>
+        </w:rPr>
         <w:t xml:space="preserve"> </w:t>
       </w:r>
       <w:r>
         <w:rPr>
-          <w:rFonts w:hint="eastAsia"/>
+          <w:rFonts w:hint="eastAsia" w:eastAsia="黑体"/>
         </w:rPr>
         <w:t xml:space="preserve">Y。各单元正电源脚</w:t>
       </w:r>
       <w:r>
+        <w:rPr>
+          <w:rFonts w:eastAsia="黑体"/>
+        </w:rPr>
         <w:t xml:space="preserve"> VDD </w:t>
       </w:r>
       <w:r>
         <w:rPr>
-          <w:rFonts w:hint="eastAsia"/>
+          <w:rFonts w:hint="eastAsia" w:eastAsia="黑体"/>
         </w:rPr>
         <w:t xml:space="preserve">接</w:t>
       </w:r>
       <w:r>
+        <w:rPr>
+          <w:rFonts w:eastAsia="黑体"/>
+        </w:rPr>
         <w:t xml:space="preserve"> </w:t>
       </w:r>
       <m:oMath>
@@ -1048,20 +1204,26 @@
       </m:oMath>
       <w:r>
         <w:rPr>
-          <w:rFonts w:hint="eastAsia"/>
+          <w:rFonts w:hint="eastAsia" w:eastAsia="黑体"/>
         </w:rPr>
         <w:t xml:space="preserve">、接地脚</w:t>
       </w:r>
       <w:r>
+        <w:rPr>
+          <w:rFonts w:eastAsia="黑体"/>
+        </w:rPr>
         <w:t xml:space="preserve"> GND </w:t>
       </w:r>
       <w:r>
         <w:rPr>
-          <w:rFonts w:hint="eastAsia"/>
+          <w:rFonts w:hint="eastAsia" w:eastAsia="黑体"/>
         </w:rPr>
         <w:t xml:space="preserve">接</w:t>
       </w:r>
       <w:r>
+        <w:rPr>
+          <w:rFonts w:eastAsia="黑体"/>
+        </w:rPr>
         <w:t xml:space="preserve"> GND。</w:t>
       </w:r>
     </w:p>
@@ -1069,29 +1231,38 @@
       <w:pPr/>
       <w:r>
         <w:rPr>
-          <w:rFonts w:hint="eastAsia"/>
+          <w:rFonts w:hint="eastAsia" w:eastAsia="黑体"/>
         </w:rPr>
         <w:t xml:space="preserve">由此构成”地址译码选通一路、各与项相或”的</w:t>
       </w:r>
       <w:r>
+        <w:rPr>
+          <w:rFonts w:eastAsia="黑体"/>
+        </w:rPr>
         <w:t xml:space="preserve"> 4 </w:t>
       </w:r>
       <w:r>
         <w:rPr>
-          <w:rFonts w:hint="eastAsia"/>
+          <w:rFonts w:hint="eastAsia" w:eastAsia="黑体"/>
         </w:rPr>
         <w:t xml:space="preserve">选</w:t>
       </w:r>
       <w:r>
+        <w:rPr>
+          <w:rFonts w:eastAsia="黑体"/>
+        </w:rPr>
         <w:t xml:space="preserve"> 1 </w:t>
       </w:r>
       <w:r>
         <w:rPr>
-          <w:rFonts w:hint="eastAsia"/>
+          <w:rFonts w:hint="eastAsia" w:eastAsia="黑体"/>
         </w:rPr>
         <w:t xml:space="preserve">组态，输出</w:t>
       </w:r>
       <w:r>
+        <w:rPr>
+          <w:rFonts w:eastAsia="黑体"/>
+        </w:rPr>
         <w:t xml:space="preserve"> </w:t>
       </w:r>
       <m:oMath>
@@ -1163,16 +1334,19 @@
       </m:oMath>
       <w:r>
         <w:rPr>
-          <w:rFonts w:hint="eastAsia"/>
+          <w:rFonts w:hint="eastAsia" w:eastAsia="黑体"/>
         </w:rPr>
         <w:t xml:space="preserve">，被唯一选中的那路输入直通到输出、其余输入被隔离；利用固定数据端接</w:t>
       </w:r>
       <w:r>
+        <w:rPr>
+          <w:rFonts w:eastAsia="黑体"/>
+        </w:rPr>
         <w:t xml:space="preserve"> 0/1 </w:t>
       </w:r>
       <w:r>
         <w:rPr>
-          <w:rFonts w:hint="eastAsia"/>
+          <w:rFonts w:hint="eastAsia" w:eastAsia="黑体"/>
         </w:rPr>
         <w:t xml:space="preserve">常量可实现任意组合逻辑函数，广泛用于数据切换、总线复用与查表式逻辑实现。</w:t>
       </w:r>
@@ -1185,7 +1359,7 @@
       </w:pPr>
       <w:r>
         <w:rPr>
-          <w:rFonts w:hint="eastAsia"/>
+          <w:rFonts w:hint="eastAsia" w:eastAsia="黑体"/>
         </w:rPr>
         <w:t xml:space="preserve">工作原理</w:t>
       </w:r>
@@ -1195,15 +1369,21 @@
         <w:pStyle w:val="FirstParagraph"/>
       </w:pPr>
       <w:r>
+        <w:rPr>
+          <w:rFonts w:eastAsia="黑体"/>
+        </w:rPr>
         <w:t xml:space="preserve">n </w:t>
       </w:r>
       <w:r>
         <w:rPr>
-          <w:rFonts w:hint="eastAsia"/>
+          <w:rFonts w:hint="eastAsia" w:eastAsia="黑体"/>
         </w:rPr>
         <w:t xml:space="preserve">位地址经译码产生</w:t>
       </w:r>
       <w:r>
+        <w:rPr>
+          <w:rFonts w:eastAsia="黑体"/>
+        </w:rPr>
         <w:t xml:space="preserve"> </w:t>
       </w:r>
       <m:oMath>
@@ -1221,20 +1401,26 @@
         </m:sSup>
       </m:oMath>
       <w:r>
+        <w:rPr>
+          <w:rFonts w:eastAsia="黑体"/>
+        </w:rPr>
         <w:t xml:space="preserve"> </w:t>
       </w:r>
       <w:r>
         <w:rPr>
-          <w:rFonts w:hint="eastAsia"/>
+          <w:rFonts w:hint="eastAsia" w:eastAsia="黑体"/>
         </w:rPr>
         <w:t xml:space="preserve">个选通信号，恰好使一路输入与输出接通，其余输入被隔离。输出随被选中那路的输入变化而变化，相当于一个由地址控制的多选一开关。利用</w:t>
       </w:r>
       <w:r>
+        <w:rPr>
+          <w:rFonts w:eastAsia="黑体"/>
+        </w:rPr>
         <w:t xml:space="preserve"> MUX </w:t>
       </w:r>
       <w:r>
         <w:rPr>
-          <w:rFonts w:hint="eastAsia"/>
+          <w:rFonts w:hint="eastAsia" w:eastAsia="黑体"/>
         </w:rPr>
         <w:t xml:space="preserve">还可通过固定数据端为常量，实现任意组合逻辑函数。</w:t>
       </w:r>
@@ -1247,7 +1433,7 @@
       </w:pPr>
       <w:r>
         <w:rPr>
-          <w:rFonts w:hint="eastAsia"/>
+          <w:rFonts w:hint="eastAsia" w:eastAsia="黑体"/>
         </w:rPr>
         <w:t xml:space="preserve">关键计算公式</w:t>
       </w:r>
@@ -1260,20 +1446,26 @@
         </w:numPr>
       </w:pPr>
       <w:r>
+        <w:rPr>
+          <w:rFonts w:eastAsia="黑体"/>
+        </w:rPr>
         <w:t xml:space="preserve">4 </w:t>
       </w:r>
       <w:r>
         <w:rPr>
-          <w:rFonts w:hint="eastAsia"/>
+          <w:rFonts w:hint="eastAsia" w:eastAsia="黑体"/>
         </w:rPr>
         <w:t xml:space="preserve">选</w:t>
       </w:r>
       <w:r>
+        <w:rPr>
+          <w:rFonts w:eastAsia="黑体"/>
+        </w:rPr>
         <w:t xml:space="preserve"> 1 </w:t>
       </w:r>
       <w:r>
         <w:rPr>
-          <w:rFonts w:hint="eastAsia"/>
+          <w:rFonts w:hint="eastAsia" w:eastAsia="黑体"/>
         </w:rPr>
         <w:t xml:space="preserve">输出（</w:t>
       </w:r>
@@ -1304,11 +1496,14 @@
         </m:sSub>
       </m:oMath>
       <w:r>
+        <w:rPr>
+          <w:rFonts w:eastAsia="黑体"/>
+        </w:rPr>
         <w:t xml:space="preserve"> </w:t>
       </w:r>
       <w:r>
         <w:rPr>
-          <w:rFonts w:hint="eastAsia"/>
+          <w:rFonts w:hint="eastAsia" w:eastAsia="黑体"/>
         </w:rPr>
         <w:t xml:space="preserve">为地址）：</w:t>
       </w:r>
@@ -1548,20 +1743,26 @@
         </w:numPr>
       </w:pPr>
       <w:r>
+        <w:rPr>
+          <w:rFonts w:eastAsia="黑体"/>
+        </w:rPr>
         <w:t xml:space="preserve">n </w:t>
       </w:r>
       <w:r>
         <w:rPr>
-          <w:rFonts w:hint="eastAsia"/>
+          <w:rFonts w:hint="eastAsia" w:eastAsia="黑体"/>
         </w:rPr>
         <w:t xml:space="preserve">位地址</w:t>
       </w:r>
       <w:r>
+        <w:rPr>
+          <w:rFonts w:eastAsia="黑体"/>
+        </w:rPr>
         <w:t xml:space="preserve"> </w:t>
       </w:r>
       <w:r>
         <w:rPr>
-          <w:rFonts w:hint="eastAsia"/>
+          <w:rFonts w:hint="eastAsia" w:eastAsia="黑体"/>
         </w:rPr>
         <w:t xml:space="preserve">MUX：</w:t>
       </w:r>
@@ -1671,25 +1872,31 @@
       </w:pPr>
       <w:r>
         <w:rPr>
-          <w:rFonts w:hint="eastAsia"/>
+          <w:rFonts w:hint="eastAsia" w:eastAsia="黑体"/>
         </w:rPr>
         <w:t xml:space="preserve">用</w:t>
       </w:r>
       <w:r>
+        <w:rPr>
+          <w:rFonts w:eastAsia="黑体"/>
+        </w:rPr>
         <w:t xml:space="preserve"> MUX </w:t>
       </w:r>
       <w:r>
         <w:rPr>
-          <w:rFonts w:hint="eastAsia"/>
+          <w:rFonts w:hint="eastAsia" w:eastAsia="黑体"/>
         </w:rPr>
         <w:t xml:space="preserve">实现逻辑函数（数据端接</w:t>
       </w:r>
       <w:r>
+        <w:rPr>
+          <w:rFonts w:eastAsia="黑体"/>
+        </w:rPr>
         <w:t xml:space="preserve"> </w:t>
       </w:r>
       <w:r>
         <w:rPr>
-          <w:rFonts w:hint="eastAsia"/>
+          <w:rFonts w:hint="eastAsia" w:eastAsia="黑体"/>
         </w:rPr>
         <w:t xml:space="preserve">0/1/变量）：</w:t>
       </w:r>
@@ -1834,7 +2041,7 @@
             </w:pPr>
             <w:r>
               <w:rPr>
-                <w:rFonts w:hint="eastAsia"/>
+                <w:rFonts w:hint="eastAsia" w:eastAsia="黑体"/>
               </w:rPr>
               <w:t xml:space="preserve">符号</w:t>
             </w:r>
@@ -1848,7 +2055,7 @@
             </w:pPr>
             <w:r>
               <w:rPr>
-                <w:rFonts w:hint="eastAsia"/>
+                <w:rFonts w:hint="eastAsia" w:eastAsia="黑体"/>
               </w:rPr>
               <w:t xml:space="preserve">含义</w:t>
             </w:r>
@@ -1862,7 +2069,7 @@
             </w:pPr>
             <w:r>
               <w:rPr>
-                <w:rFonts w:hint="eastAsia"/>
+                <w:rFonts w:hint="eastAsia" w:eastAsia="黑体"/>
               </w:rPr>
               <w:t xml:space="preserve">单位</w:t>
             </w:r>
@@ -1891,6 +2098,9 @@
               </m:sSub>
             </m:oMath>
             <w:r>
+              <w:rPr>
+                <w:rFonts w:eastAsia="黑体"/>
+              </w:rPr>
               <w:t xml:space="preserve">​</w:t>
             </w:r>
           </w:p>
@@ -1903,16 +2113,19 @@
             </w:pPr>
             <w:r>
               <w:rPr>
-                <w:rFonts w:hint="eastAsia"/>
+                <w:rFonts w:hint="eastAsia" w:eastAsia="黑体"/>
               </w:rPr>
               <w:t xml:space="preserve">第</w:t>
             </w:r>
             <w:r>
+              <w:rPr>
+                <w:rFonts w:eastAsia="黑体"/>
+              </w:rPr>
               <w:t xml:space="preserve"> k </w:t>
             </w:r>
             <w:r>
               <w:rPr>
-                <w:rFonts w:hint="eastAsia"/>
+                <w:rFonts w:hint="eastAsia" w:eastAsia="黑体"/>
               </w:rPr>
               <w:t xml:space="preserve">路数据输入</w:t>
             </w:r>
@@ -1925,6 +2138,9 @@
               <w:pStyle w:val="Compact"/>
             </w:pPr>
             <w:r>
+              <w:rPr>
+                <w:rFonts w:eastAsia="黑体"/>
+              </w:rPr>
               <w:t xml:space="preserve">—</w:t>
             </w:r>
           </w:p>
@@ -1952,6 +2168,9 @@
               </m:sSub>
             </m:oMath>
             <w:r>
+              <w:rPr>
+                <w:rFonts w:eastAsia="黑体"/>
+              </w:rPr>
               <w:t xml:space="preserve">​</w:t>
             </w:r>
           </w:p>
@@ -1964,16 +2183,19 @@
             </w:pPr>
             <w:r>
               <w:rPr>
-                <w:rFonts w:hint="eastAsia"/>
+                <w:rFonts w:hint="eastAsia" w:eastAsia="黑体"/>
               </w:rPr>
               <w:t xml:space="preserve">第</w:t>
             </w:r>
             <w:r>
+              <w:rPr>
+                <w:rFonts w:eastAsia="黑体"/>
+              </w:rPr>
               <w:t xml:space="preserve"> i </w:t>
             </w:r>
             <w:r>
               <w:rPr>
-                <w:rFonts w:hint="eastAsia"/>
+                <w:rFonts w:hint="eastAsia" w:eastAsia="黑体"/>
               </w:rPr>
               <w:t xml:space="preserve">位地址</w:t>
             </w:r>
@@ -1986,6 +2208,9 @@
               <w:pStyle w:val="Compact"/>
             </w:pPr>
             <w:r>
+              <w:rPr>
+                <w:rFonts w:eastAsia="黑体"/>
+              </w:rPr>
               <w:t xml:space="preserve">—</w:t>
             </w:r>
           </w:p>
@@ -2004,6 +2229,9 @@
               </m:r>
             </m:oMath>
             <w:r>
+              <w:rPr>
+                <w:rFonts w:eastAsia="黑体"/>
+              </w:rPr>
               <w:t xml:space="preserve">​</w:t>
             </w:r>
           </w:p>
@@ -2016,7 +2244,7 @@
             </w:pPr>
             <w:r>
               <w:rPr>
-                <w:rFonts w:hint="eastAsia"/>
+                <w:rFonts w:hint="eastAsia" w:eastAsia="黑体"/>
               </w:rPr>
               <w:t xml:space="preserve">输出</w:t>
             </w:r>
@@ -2029,6 +2257,9 @@
               <w:pStyle w:val="Compact"/>
             </w:pPr>
             <w:r>
+              <w:rPr>
+                <w:rFonts w:eastAsia="黑体"/>
+              </w:rPr>
               <w:t xml:space="preserve">—</w:t>
             </w:r>
           </w:p>
@@ -2056,6 +2287,9 @@
               </m:sSub>
             </m:oMath>
             <w:r>
+              <w:rPr>
+                <w:rFonts w:eastAsia="黑体"/>
+              </w:rPr>
               <w:t xml:space="preserve">​</w:t>
             </w:r>
           </w:p>
@@ -2068,16 +2302,19 @@
             </w:pPr>
             <w:r>
               <w:rPr>
-                <w:rFonts w:hint="eastAsia"/>
+                <w:rFonts w:hint="eastAsia" w:eastAsia="黑体"/>
               </w:rPr>
               <w:t xml:space="preserve">第</w:t>
             </w:r>
             <w:r>
+              <w:rPr>
+                <w:rFonts w:eastAsia="黑体"/>
+              </w:rPr>
               <w:t xml:space="preserve"> k </w:t>
             </w:r>
             <w:r>
               <w:rPr>
-                <w:rFonts w:hint="eastAsia"/>
+                <w:rFonts w:hint="eastAsia" w:eastAsia="黑体"/>
               </w:rPr>
               <w:t xml:space="preserve">个最小项</w:t>
             </w:r>
@@ -2090,6 +2327,9 @@
               <w:pStyle w:val="Compact"/>
             </w:pPr>
             <w:r>
+              <w:rPr>
+                <w:rFonts w:eastAsia="黑体"/>
+              </w:rPr>
               <w:t xml:space="preserve">—</w:t>
             </w:r>
           </w:p>
@@ -2104,7 +2344,7 @@
       </w:pPr>
       <w:r>
         <w:rPr>
-          <w:rFonts w:hint="eastAsia"/>
+          <w:rFonts w:hint="eastAsia" w:eastAsia="黑体"/>
         </w:rPr>
         <w:t xml:space="preserve">元件调整影响</w:t>
       </w:r>
@@ -2119,20 +2359,26 @@
       </w:pPr>
       <w:r>
         <w:rPr>
-          <w:rFonts w:hint="eastAsia"/>
+          <w:rFonts w:hint="eastAsia" w:eastAsia="黑体"/>
         </w:rPr>
         <w:t xml:space="preserve">地址位宽</w:t>
       </w:r>
       <w:r>
+        <w:rPr>
+          <w:rFonts w:eastAsia="黑体"/>
+        </w:rPr>
         <w:t xml:space="preserve"> n </w:t>
       </w:r>
       <w:r>
         <w:rPr>
-          <w:rFonts w:hint="eastAsia"/>
+          <w:rFonts w:hint="eastAsia" w:eastAsia="黑体"/>
         </w:rPr>
         <w:t xml:space="preserve">决定输入路数</w:t>
       </w:r>
       <w:r>
+        <w:rPr>
+          <w:rFonts w:eastAsia="黑体"/>
+        </w:rPr>
         <w:t xml:space="preserve"> </w:t>
       </w:r>
       <m:oMath>
@@ -2151,7 +2397,7 @@
       </m:oMath>
       <w:r>
         <w:rPr>
-          <w:rFonts w:hint="eastAsia"/>
+          <w:rFonts w:hint="eastAsia" w:eastAsia="黑体"/>
         </w:rPr>
         <w:t xml:space="preserve">，增加地址位可扩展输入规模。</w:t>
       </w:r>
@@ -2166,25 +2412,31 @@
       </w:pPr>
       <w:r>
         <w:rPr>
-          <w:rFonts w:hint="eastAsia"/>
+          <w:rFonts w:hint="eastAsia" w:eastAsia="黑体"/>
         </w:rPr>
         <w:t xml:space="preserve">使能</w:t>
       </w:r>
       <w:r>
+        <w:rPr>
+          <w:rFonts w:eastAsia="黑体"/>
+        </w:rPr>
         <w:t xml:space="preserve"> / </w:t>
       </w:r>
       <w:r>
         <w:rPr>
-          <w:rFonts w:hint="eastAsia"/>
+          <w:rFonts w:hint="eastAsia" w:eastAsia="黑体"/>
         </w:rPr>
         <w:t xml:space="preserve">级联可组合多个</w:t>
       </w:r>
       <w:r>
+        <w:rPr>
+          <w:rFonts w:eastAsia="黑体"/>
+        </w:rPr>
         <w:t xml:space="preserve"> MUX </w:t>
       </w:r>
       <w:r>
         <w:rPr>
-          <w:rFonts w:hint="eastAsia"/>
+          <w:rFonts w:hint="eastAsia" w:eastAsia="黑体"/>
         </w:rPr>
         <w:t xml:space="preserve">扩展输入路数与数据位宽。</w:t>
       </w:r>
@@ -2199,7 +2451,7 @@
       </w:pPr>
       <w:r>
         <w:rPr>
-          <w:rFonts w:hint="eastAsia"/>
+          <w:rFonts w:hint="eastAsia" w:eastAsia="黑体"/>
         </w:rPr>
         <w:t xml:space="preserve">纯组合逻辑；传输门或门树结构影响开关速度与信号完整性。</w:t>
       </w:r>
@@ -2212,7 +2464,7 @@
       </w:pPr>
       <w:r>
         <w:rPr>
-          <w:rFonts w:hint="eastAsia"/>
+          <w:rFonts w:hint="eastAsia" w:eastAsia="黑体"/>
         </w:rPr>
         <w:t xml:space="preserve">典型参数示例</w:t>
       </w:r>
@@ -2226,24 +2478,33 @@
         </w:numPr>
       </w:pPr>
       <w:r>
+        <w:rPr>
+          <w:rFonts w:eastAsia="黑体"/>
+        </w:rPr>
         <w:t xml:space="preserve">4 </w:t>
       </w:r>
       <w:r>
         <w:rPr>
-          <w:rFonts w:hint="eastAsia"/>
+          <w:rFonts w:hint="eastAsia" w:eastAsia="黑体"/>
         </w:rPr>
         <w:t xml:space="preserve">选</w:t>
       </w:r>
       <w:r>
+        <w:rPr>
+          <w:rFonts w:eastAsia="黑体"/>
+        </w:rPr>
         <w:t xml:space="preserve"> </w:t>
       </w:r>
       <w:r>
         <w:rPr>
-          <w:rFonts w:hint="eastAsia"/>
+          <w:rFonts w:hint="eastAsia" w:eastAsia="黑体"/>
         </w:rPr>
         <w:t xml:space="preserve">1：地址</w:t>
       </w:r>
       <w:r>
+        <w:rPr>
+          <w:rFonts w:eastAsia="黑体"/>
+        </w:rPr>
         <w:t xml:space="preserve"> </w:t>
       </w:r>
       <m:oMath>
@@ -2282,11 +2543,14 @@
         </m:r>
       </m:oMath>
       <w:r>
+        <w:rPr>
+          <w:rFonts w:eastAsia="黑体"/>
+        </w:rPr>
         <w:t xml:space="preserve"> </w:t>
       </w:r>
       <w:r>
         <w:rPr>
-          <w:rFonts w:hint="eastAsia"/>
+          <w:rFonts w:hint="eastAsia" w:eastAsia="黑体"/>
         </w:rPr>
         <w:t xml:space="preserve">时，</w:t>
       </w:r>
@@ -2315,20 +2579,26 @@
       </m:oMath>
       <w:r>
         <w:rPr>
-          <w:rFonts w:hint="eastAsia"/>
+          <w:rFonts w:hint="eastAsia" w:eastAsia="黑体"/>
         </w:rPr>
         <w:t xml:space="preserve">，其余项为</w:t>
       </w:r>
       <w:r>
+        <w:rPr>
+          <w:rFonts w:eastAsia="黑体"/>
+        </w:rPr>
         <w:t xml:space="preserve"> </w:t>
       </w:r>
       <w:r>
         <w:rPr>
-          <w:rFonts w:hint="eastAsia"/>
+          <w:rFonts w:hint="eastAsia" w:eastAsia="黑体"/>
         </w:rPr>
         <w:t xml:space="preserve">0，输出等于第三路输入</w:t>
       </w:r>
       <w:r>
+        <w:rPr>
+          <w:rFonts w:eastAsia="黑体"/>
+        </w:rPr>
         <w:t xml:space="preserve"> </w:t>
       </w:r>
       <m:oMath>
@@ -2346,6 +2616,9 @@
         </m:sSub>
       </m:oMath>
       <w:r>
+        <w:rPr>
+          <w:rFonts w:eastAsia="黑体"/>
+        </w:rPr>
         <w:t xml:space="preserve">。</w:t>
       </w:r>
     </w:p>
@@ -2359,29 +2632,38 @@
       </w:pPr>
       <w:r>
         <w:rPr>
-          <w:rFonts w:hint="eastAsia"/>
+          <w:rFonts w:hint="eastAsia" w:eastAsia="黑体"/>
         </w:rPr>
         <w:t xml:space="preserve">用</w:t>
       </w:r>
       <w:r>
+        <w:rPr>
+          <w:rFonts w:eastAsia="黑体"/>
+        </w:rPr>
         <w:t xml:space="preserve"> 8 </w:t>
       </w:r>
       <w:r>
         <w:rPr>
-          <w:rFonts w:hint="eastAsia"/>
+          <w:rFonts w:hint="eastAsia" w:eastAsia="黑体"/>
         </w:rPr>
         <w:t xml:space="preserve">选</w:t>
       </w:r>
       <w:r>
+        <w:rPr>
+          <w:rFonts w:eastAsia="黑体"/>
+        </w:rPr>
         <w:t xml:space="preserve"> 1 MUX </w:t>
       </w:r>
       <w:r>
         <w:rPr>
-          <w:rFonts w:hint="eastAsia"/>
+          <w:rFonts w:hint="eastAsia" w:eastAsia="黑体"/>
         </w:rPr>
         <w:t xml:space="preserve">实现函数</w:t>
       </w:r>
       <w:r>
+        <w:rPr>
+          <w:rFonts w:eastAsia="黑体"/>
+        </w:rPr>
         <w:t xml:space="preserve"> </w:t>
       </w:r>
       <m:oMath>
@@ -2478,20 +2760,26 @@
       </m:oMath>
       <w:r>
         <w:rPr>
-          <w:rFonts w:hint="eastAsia"/>
+          <w:rFonts w:hint="eastAsia" w:eastAsia="黑体"/>
         </w:rPr>
         <w:t xml:space="preserve">：以</w:t>
       </w:r>
       <w:r>
+        <w:rPr>
+          <w:rFonts w:eastAsia="黑体"/>
+        </w:rPr>
         <w:t xml:space="preserve"> a、b、c </w:t>
       </w:r>
       <w:r>
         <w:rPr>
-          <w:rFonts w:hint="eastAsia"/>
+          <w:rFonts w:hint="eastAsia" w:eastAsia="黑体"/>
         </w:rPr>
         <w:t xml:space="preserve">接地址，相应</w:t>
       </w:r>
       <w:r>
+        <w:rPr>
+          <w:rFonts w:eastAsia="黑体"/>
+        </w:rPr>
         <w:t xml:space="preserve"> </w:t>
       </w:r>
       <m:oMath>
@@ -2509,29 +2797,38 @@
         </m:sSub>
       </m:oMath>
       <w:r>
+        <w:rPr>
+          <w:rFonts w:eastAsia="黑体"/>
+        </w:rPr>
         <w:t xml:space="preserve"> </w:t>
       </w:r>
       <w:r>
         <w:rPr>
-          <w:rFonts w:hint="eastAsia"/>
+          <w:rFonts w:hint="eastAsia" w:eastAsia="黑体"/>
         </w:rPr>
         <w:t xml:space="preserve">接</w:t>
       </w:r>
       <w:r>
+        <w:rPr>
+          <w:rFonts w:eastAsia="黑体"/>
+        </w:rPr>
         <w:t xml:space="preserve"> 1 </w:t>
       </w:r>
       <w:r>
         <w:rPr>
-          <w:rFonts w:hint="eastAsia"/>
+          <w:rFonts w:hint="eastAsia" w:eastAsia="黑体"/>
         </w:rPr>
         <w:t xml:space="preserve">或</w:t>
       </w:r>
       <w:r>
+        <w:rPr>
+          <w:rFonts w:eastAsia="黑体"/>
+        </w:rPr>
         <w:t xml:space="preserve"> 0 </w:t>
       </w:r>
       <w:r>
         <w:rPr>
-          <w:rFonts w:hint="eastAsia"/>
+          <w:rFonts w:hint="eastAsia" w:eastAsia="黑体"/>
         </w:rPr>
         <w:t xml:space="preserve">即可。</w:t>
       </w:r>
@@ -2544,7 +2841,7 @@
       </w:pPr>
       <w:r>
         <w:rPr>
-          <w:rFonts w:hint="eastAsia"/>
+          <w:rFonts w:hint="eastAsia" w:eastAsia="黑体"/>
         </w:rPr>
         <w:t xml:space="preserve">常见器件型号</w:t>
       </w:r>
@@ -2559,61 +2856,79 @@
       </w:pPr>
       <w:r>
         <w:rPr>
-          <w:rFonts w:hint="eastAsia"/>
+          <w:rFonts w:hint="eastAsia" w:eastAsia="黑体"/>
         </w:rPr>
         <w:t xml:space="preserve">74HC157（四</w:t>
       </w:r>
       <w:r>
+        <w:rPr>
+          <w:rFonts w:eastAsia="黑体"/>
+        </w:rPr>
         <w:t xml:space="preserve"> 2 </w:t>
       </w:r>
       <w:r>
         <w:rPr>
-          <w:rFonts w:hint="eastAsia"/>
+          <w:rFonts w:hint="eastAsia" w:eastAsia="黑体"/>
         </w:rPr>
         <w:t xml:space="preserve">选</w:t>
       </w:r>
       <w:r>
+        <w:rPr>
+          <w:rFonts w:eastAsia="黑体"/>
+        </w:rPr>
         <w:t xml:space="preserve"> </w:t>
       </w:r>
       <w:r>
         <w:rPr>
-          <w:rFonts w:hint="eastAsia"/>
+          <w:rFonts w:hint="eastAsia" w:eastAsia="黑体"/>
         </w:rPr>
         <w:t xml:space="preserve">1）、74HC153（双</w:t>
       </w:r>
       <w:r>
+        <w:rPr>
+          <w:rFonts w:eastAsia="黑体"/>
+        </w:rPr>
         <w:t xml:space="preserve"> 4 </w:t>
       </w:r>
       <w:r>
         <w:rPr>
-          <w:rFonts w:hint="eastAsia"/>
+          <w:rFonts w:hint="eastAsia" w:eastAsia="黑体"/>
         </w:rPr>
         <w:t xml:space="preserve">选</w:t>
       </w:r>
       <w:r>
+        <w:rPr>
+          <w:rFonts w:eastAsia="黑体"/>
+        </w:rPr>
         <w:t xml:space="preserve"> </w:t>
       </w:r>
       <w:r>
         <w:rPr>
-          <w:rFonts w:hint="eastAsia"/>
+          <w:rFonts w:hint="eastAsia" w:eastAsia="黑体"/>
         </w:rPr>
         <w:t xml:space="preserve">1）、74HC151（8</w:t>
       </w:r>
       <w:r>
+        <w:rPr>
+          <w:rFonts w:eastAsia="黑体"/>
+        </w:rPr>
         <w:t xml:space="preserve"> </w:t>
       </w:r>
       <w:r>
         <w:rPr>
-          <w:rFonts w:hint="eastAsia"/>
+          <w:rFonts w:hint="eastAsia" w:eastAsia="黑体"/>
         </w:rPr>
         <w:t xml:space="preserve">选</w:t>
       </w:r>
       <w:r>
+        <w:rPr>
+          <w:rFonts w:eastAsia="黑体"/>
+        </w:rPr>
         <w:t xml:space="preserve"> </w:t>
       </w:r>
       <w:r>
         <w:rPr>
-          <w:rFonts w:hint="eastAsia"/>
+          <w:rFonts w:hint="eastAsia" w:eastAsia="黑体"/>
         </w:rPr>
         <w:t xml:space="preserve">1）、74LS251。</w:t>
       </w:r>
@@ -2628,34 +2943,43 @@
       </w:pPr>
       <w:r>
         <w:rPr>
-          <w:rFonts w:hint="eastAsia"/>
+          <w:rFonts w:hint="eastAsia" w:eastAsia="黑体"/>
         </w:rPr>
         <w:t xml:space="preserve">模拟多路选择器：CD4051（8</w:t>
       </w:r>
       <w:r>
+        <w:rPr>
+          <w:rFonts w:eastAsia="黑体"/>
+        </w:rPr>
         <w:t xml:space="preserve"> </w:t>
       </w:r>
       <w:r>
         <w:rPr>
-          <w:rFonts w:hint="eastAsia"/>
+          <w:rFonts w:hint="eastAsia" w:eastAsia="黑体"/>
         </w:rPr>
         <w:t xml:space="preserve">选</w:t>
       </w:r>
       <w:r>
+        <w:rPr>
+          <w:rFonts w:eastAsia="黑体"/>
+        </w:rPr>
         <w:t xml:space="preserve"> </w:t>
       </w:r>
       <w:r>
         <w:rPr>
-          <w:rFonts w:hint="eastAsia"/>
+          <w:rFonts w:hint="eastAsia" w:eastAsia="黑体"/>
         </w:rPr>
         <w:t xml:space="preserve">1）、ADG7xx</w:t>
       </w:r>
       <w:r>
+        <w:rPr>
+          <w:rFonts w:eastAsia="黑体"/>
+        </w:rPr>
         <w:t xml:space="preserve"> </w:t>
       </w:r>
       <w:r>
         <w:rPr>
-          <w:rFonts w:hint="eastAsia"/>
+          <w:rFonts w:hint="eastAsia" w:eastAsia="黑体"/>
         </w:rPr>
         <w:t xml:space="preserve">系列（高速开关）。</w:t>
       </w:r>
@@ -2668,7 +2992,7 @@
       </w:pPr>
       <w:r>
         <w:rPr>
-          <w:rFonts w:hint="eastAsia"/>
+          <w:rFonts w:hint="eastAsia" w:eastAsia="黑体"/>
         </w:rPr>
         <w:t xml:space="preserve">注意事项</w:t>
       </w:r>
@@ -2683,7 +3007,7 @@
       </w:pPr>
       <w:r>
         <w:rPr>
-          <w:rFonts w:hint="eastAsia"/>
+          <w:rFonts w:hint="eastAsia" w:eastAsia="黑体"/>
         </w:rPr>
         <w:t xml:space="preserve">地址切换瞬间输出可能产生毛刺，需注意建立时间与去抖。</w:t>
       </w:r>
@@ -2698,34 +3022,43 @@
       </w:pPr>
       <w:r>
         <w:rPr>
-          <w:rFonts w:hint="eastAsia"/>
+          <w:rFonts w:hint="eastAsia" w:eastAsia="黑体"/>
         </w:rPr>
         <w:t xml:space="preserve">数字</w:t>
       </w:r>
       <w:r>
+        <w:rPr>
+          <w:rFonts w:eastAsia="黑体"/>
+        </w:rPr>
         <w:t xml:space="preserve"> MUX </w:t>
       </w:r>
       <w:r>
         <w:rPr>
-          <w:rFonts w:hint="eastAsia"/>
+          <w:rFonts w:hint="eastAsia" w:eastAsia="黑体"/>
         </w:rPr>
         <w:t xml:space="preserve">与模拟</w:t>
       </w:r>
       <w:r>
+        <w:rPr>
+          <w:rFonts w:eastAsia="黑体"/>
+        </w:rPr>
         <w:t xml:space="preserve"> MUX </w:t>
       </w:r>
       <w:r>
         <w:rPr>
-          <w:rFonts w:hint="eastAsia"/>
+          <w:rFonts w:hint="eastAsia" w:eastAsia="黑体"/>
         </w:rPr>
         <w:t xml:space="preserve">用途不同（逻辑选通</w:t>
       </w:r>
       <w:r>
+        <w:rPr>
+          <w:rFonts w:eastAsia="黑体"/>
+        </w:rPr>
         <w:t xml:space="preserve"> vs </w:t>
       </w:r>
       <w:r>
         <w:rPr>
-          <w:rFonts w:hint="eastAsia"/>
+          <w:rFonts w:hint="eastAsia" w:eastAsia="黑体"/>
         </w:rPr>
         <w:t xml:space="preserve">模拟信号切换），选型勿混淆。</w:t>
       </w:r>
@@ -2740,7 +3073,7 @@
       </w:pPr>
       <w:r>
         <w:rPr>
-          <w:rFonts w:hint="eastAsia"/>
+          <w:rFonts w:hint="eastAsia" w:eastAsia="黑体"/>
         </w:rPr>
         <w:t xml:space="preserve">高速信号注意通道间串扰与开关导通电阻的不一致。</w:t>
       </w:r>
@@ -2753,7 +3086,7 @@
       </w:pPr>
       <w:r>
         <w:rPr>
-          <w:rFonts w:hint="eastAsia"/>
+          <w:rFonts w:hint="eastAsia" w:eastAsia="黑体"/>
         </w:rPr>
         <w:t xml:space="preserve">参考资料</w:t>
       </w:r>
@@ -2767,6 +3100,9 @@
         </w:numPr>
       </w:pPr>
       <w:r>
+        <w:rPr>
+          <w:rFonts w:eastAsia="黑体"/>
+        </w:rPr>
         <w:t xml:space="preserve">Wikipedia: Multiplexer。</w:t>
       </w:r>
     </w:p>
@@ -2780,7 +3116,7 @@
       </w:pPr>
       <w:r>
         <w:rPr>
-          <w:rFonts w:hint="eastAsia"/>
+          <w:rFonts w:hint="eastAsia" w:eastAsia="黑体"/>
         </w:rPr>
         <w:t xml:space="preserve">《数字电子技术基础》（阎石）。</w:t>
       </w:r>
@@ -2794,11 +3130,14 @@
         </w:numPr>
       </w:pPr>
       <w:r>
+        <w:rPr>
+          <w:rFonts w:eastAsia="黑体"/>
+        </w:rPr>
         <w:t xml:space="preserve">74HC151 / CD4051 </w:t>
       </w:r>
       <w:r>
         <w:rPr>
-          <w:rFonts w:hint="eastAsia"/>
+          <w:rFonts w:hint="eastAsia" w:eastAsia="黑体"/>
         </w:rPr>
         <w:t xml:space="preserve">数据手册。</w:t>
       </w:r>
@@ -2812,11 +3151,11 @@
       </w:pPr>
       <w:r>
         <w:rPr>
-          <w:rFonts w:ascii="Times New Roman" w:hAnsi="Times New Roman"/>
+          <w:rFonts w:ascii="Times New Roman" w:hAnsi="Times New Roman" w:eastAsia="黑体"/>
           <w:color w:val="555555"/>
           <w:sz w:val="21"/>
         </w:rPr>
-        <w:t>材料收集者：杜文杰</w:t>
+        <w:t>材料收集者：杜文杰，WX手机：19519196569，QQ:3478827729</w:t>
       </w:r>
     </w:p>
     <w:sectPr>
@@ -2836,7 +3175,7 @@
 </file>
 
 <file path=word/footer1.xml><?xml version="1.0" encoding="utf-8"?>
-<w:ftr xmlns:m="http://schemas.openxmlformats.org/officeDocument/2006/math" xmlns:mc="http://schemas.openxmlformats.org/markup-compatibility/2006" xmlns:mo="http://schemas.microsoft.com/office/mac/office/2008/main" xmlns:mv="urn:schemas-microsoft-com:mac:vml" xmlns:o="urn:schemas-microsoft-com:office:office" xmlns:r="http://schemas.openxmlformats.org/officeDocument/2006/relationships" xmlns:v="urn:schemas-microsoft-com:vml" xmlns:w10="urn:schemas-microsoft-com:office:word" xmlns:w14="http://schemas.microsoft.com/office/word/2010/wordml" xmlns:w="http://schemas.openxmlformats.org/wordprocessingml/2006/main" xmlns:wne="http://schemas.microsoft.com/office/word/2006/wordml" xmlns:wp14="http://schemas.microsoft.com/office/word/2010/wordprocessingDrawing" xmlns:wp="http://schemas.openxmlformats.org/drawingml/2006/wordprocessingDrawing" xmlns:wpc="http://schemas.microsoft.com/office/word/2010/wordprocessingCanvas" xmlns:wpg="http://schemas.microsoft.com/office/word/2010/wordprocessingGroup" xmlns:wpi="http://schemas.microsoft.com/office/word/2010/wordprocessingInk" xmlns:wps="http://schemas.microsoft.com/office/word/2010/wordprocessingShape" mc:Ignorable="w14 wp14">
+<w:ftr xmlns:mc="http://schemas.openxmlformats.org/markup-compatibility/2006" xmlns:w="http://schemas.openxmlformats.org/wordprocessingml/2006/main" xmlns:m="http://schemas.openxmlformats.org/officeDocument/2006/math" xmlns:mo="http://schemas.microsoft.com/office/mac/office/2008/main" xmlns:mv="urn:schemas-microsoft-com:mac:vml" xmlns:o="urn:schemas-microsoft-com:office:office" xmlns:r="http://schemas.openxmlformats.org/officeDocument/2006/relationships" xmlns:v="urn:schemas-microsoft-com:vml" xmlns:w10="urn:schemas-microsoft-com:office:word" xmlns:w14="http://schemas.microsoft.com/office/word/2010/wordml" xmlns:wne="http://schemas.microsoft.com/office/word/2006/wordml" xmlns:wp14="http://schemas.microsoft.com/office/word/2010/wordprocessingDrawing" xmlns:wp="http://schemas.openxmlformats.org/drawingml/2006/wordprocessingDrawing" xmlns:wpc="http://schemas.microsoft.com/office/word/2010/wordprocessingCanvas" xmlns:wpg="http://schemas.microsoft.com/office/word/2010/wordprocessingGroup" xmlns:wpi="http://schemas.microsoft.com/office/word/2010/wordprocessingInk" xmlns:wps="http://schemas.microsoft.com/office/word/2010/wordprocessingShape" mc:Ignorable="w14 wp14">
   <w:p>
     <w:pPr>
       <w:pStyle w:val="Footer"/>
@@ -2844,12 +3183,14 @@
     </w:pPr>
     <w:r>
       <w:rPr>
+        <w:rFonts w:eastAsia="黑体"/>
         <w:sz w:val="18"/>
       </w:rPr>
       <w:t xml:space="preserve">第 </w:t>
     </w:r>
     <w:r>
       <w:rPr>
+        <w:rFonts w:eastAsia="黑体"/>
         <w:sz w:val="18"/>
       </w:rPr>
       <w:fldChar w:fldCharType="begin"/>
@@ -2858,6 +3199,7 @@
     </w:r>
     <w:r>
       <w:rPr>
+        <w:rFonts w:eastAsia="黑体"/>
         <w:sz w:val="18"/>
       </w:rPr>
       <w:t xml:space="preserve"> 页</w:t>
@@ -2871,6 +3213,9 @@
   <w:footnote w:type="continuationSeparator" w:id="0">
     <w:p>
       <w:r>
+        <w:rPr>
+          <w:rFonts w:eastAsia="黑体"/>
+        </w:rPr>
         <w:continuationSeparator/>
       </w:r>
     </w:p>
@@ -2878,6 +3223,9 @@
   <w:footnote w:type="separator" w:id="-1">
     <w:p>
       <w:r>
+        <w:rPr>
+          <w:rFonts w:eastAsia="黑体"/>
+        </w:rPr>
         <w:separator/>
       </w:r>
     </w:p>
@@ -2886,7 +3234,7 @@
 </file>
 
 <file path=word/header1.xml><?xml version="1.0" encoding="utf-8"?>
-<w:hdr xmlns:m="http://schemas.openxmlformats.org/officeDocument/2006/math" xmlns:mc="http://schemas.openxmlformats.org/markup-compatibility/2006" xmlns:mo="http://schemas.microsoft.com/office/mac/office/2008/main" xmlns:mv="urn:schemas-microsoft-com:mac:vml" xmlns:o="urn:schemas-microsoft-com:office:office" xmlns:r="http://schemas.openxmlformats.org/officeDocument/2006/relationships" xmlns:v="urn:schemas-microsoft-com:vml" xmlns:w10="urn:schemas-microsoft-com:office:word" xmlns:w14="http://schemas.microsoft.com/office/word/2010/wordml" xmlns:w="http://schemas.openxmlformats.org/wordprocessingml/2006/main" xmlns:wne="http://schemas.microsoft.com/office/word/2006/wordml" xmlns:wp14="http://schemas.microsoft.com/office/word/2010/wordprocessingDrawing" xmlns:wp="http://schemas.openxmlformats.org/drawingml/2006/wordprocessingDrawing" xmlns:wpc="http://schemas.microsoft.com/office/word/2010/wordprocessingCanvas" xmlns:wpg="http://schemas.microsoft.com/office/word/2010/wordprocessingGroup" xmlns:wpi="http://schemas.microsoft.com/office/word/2010/wordprocessingInk" xmlns:wps="http://schemas.microsoft.com/office/word/2010/wordprocessingShape" mc:Ignorable="w14 wp14">
+<w:hdr xmlns:mc="http://schemas.openxmlformats.org/markup-compatibility/2006" xmlns:w="http://schemas.openxmlformats.org/wordprocessingml/2006/main" xmlns:m="http://schemas.openxmlformats.org/officeDocument/2006/math" xmlns:mo="http://schemas.microsoft.com/office/mac/office/2008/main" xmlns:mv="urn:schemas-microsoft-com:mac:vml" xmlns:o="urn:schemas-microsoft-com:office:office" xmlns:r="http://schemas.openxmlformats.org/officeDocument/2006/relationships" xmlns:v="urn:schemas-microsoft-com:vml" xmlns:w10="urn:schemas-microsoft-com:office:word" xmlns:w14="http://schemas.microsoft.com/office/word/2010/wordml" xmlns:wne="http://schemas.microsoft.com/office/word/2006/wordml" xmlns:wp14="http://schemas.microsoft.com/office/word/2010/wordprocessingDrawing" xmlns:wp="http://schemas.openxmlformats.org/drawingml/2006/wordprocessingDrawing" xmlns:wpc="http://schemas.microsoft.com/office/word/2010/wordprocessingCanvas" xmlns:wpg="http://schemas.microsoft.com/office/word/2010/wordprocessingGroup" xmlns:wpi="http://schemas.microsoft.com/office/word/2010/wordprocessingInk" xmlns:wps="http://schemas.microsoft.com/office/word/2010/wordprocessingShape" mc:Ignorable="w14 wp14">
   <w:p>
     <w:pPr>
       <w:pStyle w:val="Header"/>
@@ -2894,7 +3242,7 @@
     </w:pPr>
     <w:r>
       <w:rPr>
-        <w:rFonts w:ascii="Times New Roman" w:hAnsi="Times New Roman"/>
+        <w:rFonts w:ascii="Times New Roman" w:hAnsi="Times New Roman" w:eastAsia="黑体"/>
         <w:sz w:val="18"/>
         <w:rFonts w:eastAsia="黑体"/>
         <w:rFonts w:eastAsia="黑体"/>
@@ -2906,7 +3254,7 @@
 </file>
 
 <file path=word/numbering.xml><?xml version="1.0" encoding="utf-8"?>
-<w:numbering xmlns:m="http://schemas.openxmlformats.org/officeDocument/2006/math" xmlns:mc="http://schemas.openxmlformats.org/markup-compatibility/2006" xmlns:mo="http://schemas.microsoft.com/office/mac/office/2008/main" xmlns:mv="urn:schemas-microsoft-com:mac:vml" xmlns:o="urn:schemas-microsoft-com:office:office" xmlns:r="http://schemas.openxmlformats.org/officeDocument/2006/relationships" xmlns:v="urn:schemas-microsoft-com:vml" xmlns:w="http://schemas.openxmlformats.org/wordprocessingml/2006/main" xmlns:w10="urn:schemas-microsoft-com:office:word" xmlns:w14="http://schemas.microsoft.com/office/word/2010/wordml" xmlns:wne="http://schemas.microsoft.com/office/word/2006/wordml" xmlns:wp="http://schemas.openxmlformats.org/drawingml/2006/wordprocessingDrawing" xmlns:wp14="http://schemas.microsoft.com/office/word/2010/wordprocessingDrawing" xmlns:wpc="http://schemas.microsoft.com/office/word/2010/wordprocessingCanvas" xmlns:wpg="http://schemas.microsoft.com/office/word/2010/wordprocessingGroup" xmlns:wpi="http://schemas.microsoft.com/office/word/2010/wordprocessingInk" xmlns:wps="http://schemas.microsoft.com/office/word/2010/wordprocessingShape" mc:Ignorable="w14 wp14">
+<w:numbering xmlns:mc="http://schemas.openxmlformats.org/markup-compatibility/2006" xmlns:w="http://schemas.openxmlformats.org/wordprocessingml/2006/main" xmlns:m="http://schemas.openxmlformats.org/officeDocument/2006/math" xmlns:mo="http://schemas.microsoft.com/office/mac/office/2008/main" xmlns:mv="urn:schemas-microsoft-com:mac:vml" xmlns:o="urn:schemas-microsoft-com:office:office" xmlns:r="http://schemas.openxmlformats.org/officeDocument/2006/relationships" xmlns:v="urn:schemas-microsoft-com:vml" xmlns:w10="urn:schemas-microsoft-com:office:word" xmlns:w14="http://schemas.microsoft.com/office/word/2010/wordml" xmlns:wne="http://schemas.microsoft.com/office/word/2006/wordml" xmlns:wp="http://schemas.openxmlformats.org/drawingml/2006/wordprocessingDrawing" xmlns:wp14="http://schemas.microsoft.com/office/word/2010/wordprocessingDrawing" xmlns:wpc="http://schemas.microsoft.com/office/word/2010/wordprocessingCanvas" xmlns:wpg="http://schemas.microsoft.com/office/word/2010/wordprocessingGroup" xmlns:wpi="http://schemas.microsoft.com/office/word/2010/wordprocessingInk" xmlns:wps="http://schemas.microsoft.com/office/word/2010/wordprocessingShape" mc:Ignorable="w14 wp14">
   <w:abstractNum w:abstractNumId="0">
     <w:nsid w:val="FFFFFF7C"/>
     <w:multiLevelType w:val="singleLevel"/>
@@ -2993,7 +3341,7 @@
         <w:ind w:hanging="360" w:left="1440"/>
       </w:pPr>
       <w:rPr>
-        <w:rFonts w:ascii="Symbol" w:hAnsi="Symbol" w:hint="default"/>
+        <w:rFonts w:ascii="Symbol" w:hAnsi="Symbol" w:hint="default" w:eastAsia="黑体"/>
       </w:rPr>
     </w:lvl>
   </w:abstractNum>
@@ -3014,7 +3362,7 @@
         <w:ind w:hanging="360" w:left="1080"/>
       </w:pPr>
       <w:rPr>
-        <w:rFonts w:ascii="Symbol" w:hAnsi="Symbol" w:hint="default"/>
+        <w:rFonts w:ascii="Symbol" w:hAnsi="Symbol" w:hint="default" w:eastAsia="黑体"/>
       </w:rPr>
     </w:lvl>
   </w:abstractNum>
@@ -3035,7 +3383,7 @@
         <w:ind w:hanging="360" w:left="720"/>
       </w:pPr>
       <w:rPr>
-        <w:rFonts w:ascii="Symbol" w:hAnsi="Symbol" w:hint="default"/>
+        <w:rFonts w:ascii="Symbol" w:hAnsi="Symbol" w:hint="default" w:eastAsia="黑体"/>
       </w:rPr>
     </w:lvl>
   </w:abstractNum>
@@ -3074,7 +3422,7 @@
         <w:ind w:hanging="360" w:left="360"/>
       </w:pPr>
       <w:rPr>
-        <w:rFonts w:ascii="Symbol" w:hAnsi="Symbol" w:hint="default"/>
+        <w:rFonts w:ascii="Symbol" w:hAnsi="Symbol" w:hint="default" w:eastAsia="黑体"/>
       </w:rPr>
     </w:lvl>
   </w:abstractNum>
@@ -3165,7 +3513,7 @@
         <w:ind w:left="720" w:hanging="360"/>
       </w:pPr>
       <w:rPr>
-        <w:rFonts w:ascii="Symbol" w:hAnsi="Symbol" w:cs="Symbol" w:hint="default"/>
+        <w:rFonts w:ascii="Symbol" w:hAnsi="Symbol" w:cs="Symbol" w:hint="default" w:eastAsia="黑体"/>
       </w:rPr>
     </w:lvl>
     <w:lvl w:ilvl="1">
@@ -3176,7 +3524,7 @@
         <w:ind w:left="1440" w:hanging="360"/>
       </w:pPr>
       <w:rPr>
-        <w:rFonts w:ascii="Courier New" w:hAnsi="Courier New" w:cs="Courier New" w:hint="default"/>
+        <w:rFonts w:ascii="Courier New" w:hAnsi="Courier New" w:cs="Courier New" w:hint="default" w:eastAsia="黑体"/>
       </w:rPr>
     </w:lvl>
     <w:lvl w:ilvl="2">
@@ -3187,7 +3535,7 @@
         <w:ind w:left="2160" w:hanging="360"/>
       </w:pPr>
       <w:rPr>
-        <w:rFonts w:ascii="Wingdings" w:hAnsi="Wingdings" w:cs="Wingdings" w:hint="default"/>
+        <w:rFonts w:ascii="Wingdings" w:hAnsi="Wingdings" w:cs="Wingdings" w:hint="default" w:eastAsia="黑体"/>
       </w:rPr>
     </w:lvl>
     <w:lvl w:ilvl="3">
@@ -3198,7 +3546,7 @@
         <w:ind w:left="2880" w:hanging="360"/>
       </w:pPr>
       <w:rPr>
-        <w:rFonts w:ascii="Symbol" w:hAnsi="Symbol" w:cs="Symbol" w:hint="default"/>
+        <w:rFonts w:ascii="Symbol" w:hAnsi="Symbol" w:cs="Symbol" w:hint="default" w:eastAsia="黑体"/>
       </w:rPr>
     </w:lvl>
     <w:lvl w:ilvl="4">
@@ -3209,7 +3557,7 @@
         <w:ind w:left="3600" w:hanging="360"/>
       </w:pPr>
       <w:rPr>
-        <w:rFonts w:ascii="Courier New" w:hAnsi="Courier New" w:cs="Courier New" w:hint="default"/>
+        <w:rFonts w:ascii="Courier New" w:hAnsi="Courier New" w:cs="Courier New" w:hint="default" w:eastAsia="黑体"/>
       </w:rPr>
     </w:lvl>
     <w:lvl w:ilvl="5">
@@ -3220,7 +3568,7 @@
         <w:ind w:left="4320" w:hanging="360"/>
       </w:pPr>
       <w:rPr>
-        <w:rFonts w:ascii="Wingdings" w:hAnsi="Wingdings" w:cs="Wingdings" w:hint="default"/>
+        <w:rFonts w:ascii="Wingdings" w:hAnsi="Wingdings" w:cs="Wingdings" w:hint="default" w:eastAsia="黑体"/>
       </w:rPr>
     </w:lvl>
     <w:lvl w:ilvl="6">
@@ -3231,7 +3579,7 @@
         <w:ind w:left="5040" w:hanging="360"/>
       </w:pPr>
       <w:rPr>
-        <w:rFonts w:ascii="Symbol" w:hAnsi="Symbol" w:cs="Symbol" w:hint="default"/>
+        <w:rFonts w:ascii="Symbol" w:hAnsi="Symbol" w:cs="Symbol" w:hint="default" w:eastAsia="黑体"/>
       </w:rPr>
     </w:lvl>
     <w:lvl w:ilvl="7">
@@ -3242,7 +3590,7 @@
         <w:ind w:left="5760" w:hanging="360"/>
       </w:pPr>
       <w:rPr>
-        <w:rFonts w:ascii="Courier New" w:hAnsi="Courier New" w:cs="Courier New" w:hint="default"/>
+        <w:rFonts w:ascii="Courier New" w:hAnsi="Courier New" w:cs="Courier New" w:hint="default" w:eastAsia="黑体"/>
       </w:rPr>
     </w:lvl>
     <w:lvl w:ilvl="8">
@@ -3253,7 +3601,7 @@
         <w:ind w:left="6480" w:hanging="360"/>
       </w:pPr>
       <w:rPr>
-        <w:rFonts w:ascii="Wingdings" w:hAnsi="Wingdings" w:cs="Wingdings" w:hint="default"/>
+        <w:rFonts w:ascii="Wingdings" w:hAnsi="Wingdings" w:cs="Wingdings" w:hint="default" w:eastAsia="黑体"/>
       </w:rPr>
     </w:lvl>
   </w:abstractNum>
@@ -3309,11 +3657,11 @@
 </file>
 
 <file path=word/styles.xml><?xml version="1.0" encoding="utf-8"?>
-<w:styles xmlns:mc="http://schemas.openxmlformats.org/markup-compatibility/2006" xmlns:r="http://schemas.openxmlformats.org/officeDocument/2006/relationships" xmlns:w="http://schemas.openxmlformats.org/wordprocessingml/2006/main" xmlns:w14="http://schemas.microsoft.com/office/word/2010/wordml" mc:Ignorable="w14">
+<w:styles xmlns:mc="http://schemas.openxmlformats.org/markup-compatibility/2006" xmlns:w="http://schemas.openxmlformats.org/wordprocessingml/2006/main" xmlns:r="http://schemas.openxmlformats.org/officeDocument/2006/relationships" xmlns:w14="http://schemas.microsoft.com/office/word/2010/wordml" mc:Ignorable="w14">
   <w:docDefaults>
     <w:rPrDefault>
       <w:rPr>
-        <w:rFonts w:asciiTheme="minorHAnsi" w:cstheme="minorBidi" w:eastAsiaTheme="minorEastAsia" w:hAnsiTheme="minorHAnsi"/>
+        <w:rFonts w:asciiTheme="minorHAnsi" w:cstheme="minorBidi" w:hAnsiTheme="minorHAnsi" w:eastAsia="黑体"/>
         <w:sz w:val="22"/>
         <w:szCs w:val="22"/>
         <w:lang w:bidi="ar-SA" w:eastAsia="en-US" w:val="en-US"/>
@@ -3535,7 +3883,7 @@
       <w:outlineLvl w:val="0"/>
     </w:pPr>
     <w:rPr>
-      <w:rFonts w:ascii="Times New Roman" w:asciiTheme="majorHAnsi" w:cstheme="majorBidi" w:eastAsia="黑体" w:eastAsiaTheme="majorEastAsia" w:hAnsi="Times New Roman" w:hAnsiTheme="majorHAnsi"/>
+      <w:rFonts w:ascii="Times New Roman" w:asciiTheme="majorHAnsi" w:cstheme="majorBidi" w:eastAsia="黑体" w:hAnsi="Times New Roman" w:hAnsiTheme="majorHAnsi"/>
       <w:b/>
       <w:bCs/>
       <w:color w:val="1F3864"/>
@@ -3559,7 +3907,7 @@
       <w:outlineLvl w:val="1"/>
     </w:pPr>
     <w:rPr>
-      <w:rFonts w:ascii="Times New Roman" w:asciiTheme="majorHAnsi" w:cstheme="majorBidi" w:eastAsia="黑体" w:eastAsiaTheme="majorEastAsia" w:hAnsi="Times New Roman" w:hAnsiTheme="majorHAnsi"/>
+      <w:rFonts w:ascii="Times New Roman" w:asciiTheme="majorHAnsi" w:cstheme="majorBidi" w:eastAsia="黑体" w:hAnsi="Times New Roman" w:hAnsiTheme="majorHAnsi"/>
       <w:b/>
       <w:bCs/>
       <w:color w:val="2E4E7E"/>
@@ -3583,7 +3931,7 @@
       <w:outlineLvl w:val="2"/>
     </w:pPr>
     <w:rPr>
-      <w:rFonts w:ascii="Times New Roman" w:asciiTheme="majorHAnsi" w:cstheme="majorBidi" w:eastAsia="黑体" w:eastAsiaTheme="majorEastAsia" w:hAnsi="Times New Roman" w:hAnsiTheme="majorHAnsi"/>
+      <w:rFonts w:ascii="Times New Roman" w:asciiTheme="majorHAnsi" w:cstheme="majorBidi" w:eastAsia="黑体" w:hAnsi="Times New Roman" w:hAnsiTheme="majorHAnsi"/>
       <w:b/>
       <w:bCs/>
       <w:color w:val="2E4E7E"/>
@@ -3607,7 +3955,7 @@
       <w:outlineLvl w:val="3"/>
     </w:pPr>
     <w:rPr>
-      <w:rFonts w:ascii="Times New Roman" w:asciiTheme="majorHAnsi" w:cstheme="majorBidi" w:eastAsia="黑体" w:eastAsiaTheme="majorEastAsia" w:hAnsi="Times New Roman" w:hAnsiTheme="majorHAnsi"/>
+      <w:rFonts w:ascii="Times New Roman" w:asciiTheme="majorHAnsi" w:cstheme="majorBidi" w:eastAsia="黑体" w:hAnsi="Times New Roman" w:hAnsiTheme="majorHAnsi"/>
       <w:b/>
       <w:bCs/>
       <w:i/>
@@ -3633,7 +3981,7 @@
       <w:outlineLvl w:val="4"/>
     </w:pPr>
     <w:rPr>
-      <w:rFonts w:ascii="Times New Roman" w:asciiTheme="majorHAnsi" w:cstheme="majorBidi" w:eastAsia="黑体" w:eastAsiaTheme="majorEastAsia" w:hAnsi="Times New Roman" w:hAnsiTheme="majorHAnsi"/>
+      <w:rFonts w:ascii="Times New Roman" w:asciiTheme="majorHAnsi" w:cstheme="majorBidi" w:eastAsia="黑体" w:hAnsi="Times New Roman" w:hAnsiTheme="majorHAnsi"/>
       <w:b/>
       <w:color w:val="333333"/>
       <w:sz w:val="22"/>
@@ -3656,7 +4004,7 @@
       <w:outlineLvl w:val="5"/>
     </w:pPr>
     <w:rPr>
-      <w:rFonts w:asciiTheme="majorHAnsi" w:cstheme="majorBidi" w:eastAsiaTheme="majorEastAsia" w:hAnsiTheme="majorHAnsi"/>
+      <w:rFonts w:asciiTheme="majorHAnsi" w:cstheme="majorBidi" w:hAnsiTheme="majorHAnsi" w:eastAsia="黑体"/>
       <w:i/>
       <w:iCs/>
       <w:color w:themeColor="accent1" w:themeShade="7F" w:val="243F60"/>
@@ -3679,7 +4027,7 @@
       <w:outlineLvl w:val="6"/>
     </w:pPr>
     <w:rPr>
-      <w:rFonts w:asciiTheme="majorHAnsi" w:cstheme="majorBidi" w:eastAsiaTheme="majorEastAsia" w:hAnsiTheme="majorHAnsi"/>
+      <w:rFonts w:asciiTheme="majorHAnsi" w:cstheme="majorBidi" w:hAnsiTheme="majorHAnsi" w:eastAsia="黑体"/>
       <w:i/>
       <w:iCs/>
       <w:color w:themeColor="text1" w:themeTint="BF" w:val="404040"/>
@@ -3702,7 +4050,7 @@
       <w:outlineLvl w:val="7"/>
     </w:pPr>
     <w:rPr>
-      <w:rFonts w:asciiTheme="majorHAnsi" w:cstheme="majorBidi" w:eastAsiaTheme="majorEastAsia" w:hAnsiTheme="majorHAnsi"/>
+      <w:rFonts w:asciiTheme="majorHAnsi" w:cstheme="majorBidi" w:hAnsiTheme="majorHAnsi" w:eastAsia="黑体"/>
       <w:color w:themeColor="accent1" w:val="4F81BD"/>
       <w:sz w:val="20"/>
       <w:szCs w:val="20"/>
@@ -3725,7 +4073,7 @@
       <w:outlineLvl w:val="8"/>
     </w:pPr>
     <w:rPr>
-      <w:rFonts w:asciiTheme="majorHAnsi" w:cstheme="majorBidi" w:eastAsiaTheme="majorEastAsia" w:hAnsiTheme="majorHAnsi"/>
+      <w:rFonts w:asciiTheme="majorHAnsi" w:cstheme="majorBidi" w:hAnsiTheme="majorHAnsi" w:eastAsia="黑体"/>
       <w:i/>
       <w:iCs/>
       <w:color w:themeColor="text1" w:themeTint="BF" w:val="404040"/>
@@ -3776,7 +4124,7 @@
     <w:uiPriority w:val="9"/>
     <w:rsid w:val="00FC693F"/>
     <w:rPr>
-      <w:rFonts w:asciiTheme="majorHAnsi" w:cstheme="majorBidi" w:eastAsiaTheme="majorEastAsia" w:hAnsiTheme="majorHAnsi"/>
+      <w:rFonts w:asciiTheme="majorHAnsi" w:cstheme="majorBidi" w:hAnsiTheme="majorHAnsi" w:eastAsia="黑体"/>
       <w:b/>
       <w:bCs/>
       <w:color w:themeColor="accent1" w:themeShade="BF" w:val="365F91"/>
@@ -3791,7 +4139,7 @@
     <w:uiPriority w:val="9"/>
     <w:rsid w:val="00FC693F"/>
     <w:rPr>
-      <w:rFonts w:asciiTheme="majorHAnsi" w:cstheme="majorBidi" w:eastAsiaTheme="majorEastAsia" w:hAnsiTheme="majorHAnsi"/>
+      <w:rFonts w:asciiTheme="majorHAnsi" w:cstheme="majorBidi" w:hAnsiTheme="majorHAnsi" w:eastAsia="黑体"/>
       <w:b/>
       <w:bCs/>
       <w:color w:themeColor="accent1" w:val="4F81BD"/>
@@ -3806,7 +4154,7 @@
     <w:uiPriority w:val="9"/>
     <w:rsid w:val="00FC693F"/>
     <w:rPr>
-      <w:rFonts w:asciiTheme="majorHAnsi" w:cstheme="majorBidi" w:eastAsiaTheme="majorEastAsia" w:hAnsiTheme="majorHAnsi"/>
+      <w:rFonts w:asciiTheme="majorHAnsi" w:cstheme="majorBidi" w:hAnsiTheme="majorHAnsi" w:eastAsia="黑体"/>
       <w:b/>
       <w:bCs/>
       <w:color w:themeColor="accent1" w:val="4F81BD"/>
@@ -3829,7 +4177,7 @@
       <w:contextualSpacing/>
     </w:pPr>
     <w:rPr>
-      <w:rFonts w:ascii="Times New Roman" w:asciiTheme="majorHAnsi" w:cstheme="majorBidi" w:eastAsia="黑体" w:eastAsiaTheme="majorEastAsia" w:hAnsi="Times New Roman" w:hAnsiTheme="majorHAnsi"/>
+      <w:rFonts w:ascii="Times New Roman" w:asciiTheme="majorHAnsi" w:cstheme="majorBidi" w:eastAsia="黑体" w:hAnsi="Times New Roman" w:hAnsiTheme="majorHAnsi"/>
       <w:b/>
       <w:color w:val="1F3864"/>
       <w:spacing w:val="5"/>
@@ -3845,7 +4193,7 @@
     <w:uiPriority w:val="10"/>
     <w:rsid w:val="00FC693F"/>
     <w:rPr>
-      <w:rFonts w:asciiTheme="majorHAnsi" w:cstheme="majorBidi" w:eastAsiaTheme="majorEastAsia" w:hAnsiTheme="majorHAnsi"/>
+      <w:rFonts w:asciiTheme="majorHAnsi" w:cstheme="majorBidi" w:hAnsiTheme="majorHAnsi" w:eastAsia="黑体"/>
       <w:color w:themeColor="text2" w:themeShade="BF" w:val="17365D"/>
       <w:spacing w:val="5"/>
       <w:kern w:val="28"/>
@@ -3867,7 +4215,7 @@
       </w:numPr>
     </w:pPr>
     <w:rPr>
-      <w:rFonts w:asciiTheme="majorHAnsi" w:cstheme="majorBidi" w:eastAsiaTheme="majorEastAsia" w:hAnsiTheme="majorHAnsi"/>
+      <w:rFonts w:asciiTheme="majorHAnsi" w:cstheme="majorBidi" w:hAnsiTheme="majorHAnsi" w:eastAsia="黑体"/>
       <w:i/>
       <w:iCs/>
       <w:color w:themeColor="accent1" w:val="4F81BD"/>
@@ -3883,7 +4231,7 @@
     <w:uiPriority w:val="11"/>
     <w:rsid w:val="00FC693F"/>
     <w:rPr>
-      <w:rFonts w:asciiTheme="majorHAnsi" w:cstheme="majorBidi" w:eastAsiaTheme="majorEastAsia" w:hAnsiTheme="majorHAnsi"/>
+      <w:rFonts w:asciiTheme="majorHAnsi" w:cstheme="majorBidi" w:hAnsiTheme="majorHAnsi" w:eastAsia="黑体"/>
       <w:i/>
       <w:iCs/>
       <w:color w:themeColor="accent1" w:val="4F81BD"/>
@@ -3950,6 +4298,7 @@
       <w:spacing w:after="120"/>
     </w:pPr>
     <w:rPr>
+      <w:rFonts w:eastAsia="黑体"/>
       <w:sz w:val="16"/>
       <w:szCs w:val="16"/>
     </w:rPr>
@@ -3961,6 +4310,7 @@
     <w:uiPriority w:val="99"/>
     <w:rsid w:val="00AA1D8D"/>
     <w:rPr>
+      <w:rFonts w:eastAsia="黑体"/>
       <w:sz w:val="16"/>
       <w:szCs w:val="16"/>
     </w:rPr>
@@ -4130,7 +4480,7 @@
       </w:tabs>
     </w:pPr>
     <w:rPr>
-      <w:rFonts w:ascii="Courier" w:hAnsi="Courier"/>
+      <w:rFonts w:ascii="Courier" w:hAnsi="Courier" w:eastAsia="黑体"/>
       <w:sz w:val="20"/>
       <w:szCs w:val="20"/>
     </w:rPr>
@@ -4142,7 +4492,7 @@
     <w:uiPriority w:val="99"/>
     <w:rsid w:val="0029639D"/>
     <w:rPr>
-      <w:rFonts w:ascii="Courier" w:hAnsi="Courier"/>
+      <w:rFonts w:ascii="Courier" w:hAnsi="Courier" w:eastAsia="黑体"/>
       <w:sz w:val="20"/>
       <w:szCs w:val="20"/>
     </w:rPr>
@@ -4178,6 +4528,7 @@
     <w:uiPriority w:val="29"/>
     <w:rsid w:val="00FC693F"/>
     <w:rPr>
+      <w:rFonts w:eastAsia="黑体"/>
       <w:i/>
       <w:iCs/>
       <w:color w:themeColor="text1" w:val="000000"/>
@@ -4191,7 +4542,7 @@
     <w:semiHidden/>
     <w:rsid w:val="00FC693F"/>
     <w:rPr>
-      <w:rFonts w:asciiTheme="majorHAnsi" w:cstheme="majorBidi" w:eastAsiaTheme="majorEastAsia" w:hAnsiTheme="majorHAnsi"/>
+      <w:rFonts w:asciiTheme="majorHAnsi" w:cstheme="majorBidi" w:hAnsiTheme="majorHAnsi" w:eastAsia="黑体"/>
       <w:b/>
       <w:bCs/>
       <w:i/>
@@ -4207,7 +4558,7 @@
     <w:semiHidden/>
     <w:rsid w:val="00FC693F"/>
     <w:rPr>
-      <w:rFonts w:asciiTheme="majorHAnsi" w:cstheme="majorBidi" w:eastAsiaTheme="majorEastAsia" w:hAnsiTheme="majorHAnsi"/>
+      <w:rFonts w:asciiTheme="majorHAnsi" w:cstheme="majorBidi" w:hAnsiTheme="majorHAnsi" w:eastAsia="黑体"/>
       <w:color w:themeColor="accent1" w:themeShade="7F" w:val="243F60"/>
     </w:rPr>
   </w:style>
@@ -4219,7 +4570,7 @@
     <w:semiHidden/>
     <w:rsid w:val="00FC693F"/>
     <w:rPr>
-      <w:rFonts w:asciiTheme="majorHAnsi" w:cstheme="majorBidi" w:eastAsiaTheme="majorEastAsia" w:hAnsiTheme="majorHAnsi"/>
+      <w:rFonts w:asciiTheme="majorHAnsi" w:cstheme="majorBidi" w:hAnsiTheme="majorHAnsi" w:eastAsia="黑体"/>
       <w:i/>
       <w:iCs/>
       <w:color w:themeColor="accent1" w:themeShade="7F" w:val="243F60"/>
@@ -4233,7 +4584,7 @@
     <w:semiHidden/>
     <w:rsid w:val="00FC693F"/>
     <w:rPr>
-      <w:rFonts w:asciiTheme="majorHAnsi" w:cstheme="majorBidi" w:eastAsiaTheme="majorEastAsia" w:hAnsiTheme="majorHAnsi"/>
+      <w:rFonts w:asciiTheme="majorHAnsi" w:cstheme="majorBidi" w:hAnsiTheme="majorHAnsi" w:eastAsia="黑体"/>
       <w:i/>
       <w:iCs/>
       <w:color w:themeColor="text1" w:themeTint="BF" w:val="404040"/>
@@ -4247,7 +4598,7 @@
     <w:semiHidden/>
     <w:rsid w:val="00FC693F"/>
     <w:rPr>
-      <w:rFonts w:asciiTheme="majorHAnsi" w:cstheme="majorBidi" w:eastAsiaTheme="majorEastAsia" w:hAnsiTheme="majorHAnsi"/>
+      <w:rFonts w:asciiTheme="majorHAnsi" w:cstheme="majorBidi" w:hAnsiTheme="majorHAnsi" w:eastAsia="黑体"/>
       <w:color w:themeColor="accent1" w:val="4F81BD"/>
       <w:sz w:val="20"/>
       <w:szCs w:val="20"/>
@@ -4261,7 +4612,7 @@
     <w:semiHidden/>
     <w:rsid w:val="00FC693F"/>
     <w:rPr>
-      <w:rFonts w:asciiTheme="majorHAnsi" w:cstheme="majorBidi" w:eastAsiaTheme="majorEastAsia" w:hAnsiTheme="majorHAnsi"/>
+      <w:rFonts w:asciiTheme="majorHAnsi" w:cstheme="majorBidi" w:hAnsiTheme="majorHAnsi" w:eastAsia="黑体"/>
       <w:i/>
       <w:iCs/>
       <w:color w:themeColor="text1" w:themeTint="BF" w:val="404040"/>
@@ -4282,6 +4633,7 @@
       <w:spacing w:line="240" w:lineRule="auto"/>
     </w:pPr>
     <w:rPr>
+      <w:rFonts w:eastAsia="黑体"/>
       <w:b/>
       <w:bCs/>
       <w:color w:themeColor="accent1" w:val="4F81BD"/>
@@ -4296,6 +4648,7 @@
     <w:qFormat/>
     <w:rsid w:val="00FC693F"/>
     <w:rPr>
+      <w:rFonts w:eastAsia="黑体"/>
       <w:b/>
       <w:bCs/>
     </w:rPr>
@@ -4307,6 +4660,7 @@
     <w:qFormat/>
     <w:rsid w:val="00FC693F"/>
     <w:rPr>
+      <w:rFonts w:eastAsia="黑体"/>
       <w:i/>
       <w:iCs/>
     </w:rPr>
@@ -4327,6 +4681,7 @@
       <w:ind w:left="936" w:right="936"/>
     </w:pPr>
     <w:rPr>
+      <w:rFonts w:eastAsia="黑体"/>
       <w:b/>
       <w:bCs/>
       <w:i/>
@@ -4341,6 +4696,7 @@
     <w:uiPriority w:val="30"/>
     <w:rsid w:val="00FC693F"/>
     <w:rPr>
+      <w:rFonts w:eastAsia="黑体"/>
       <w:b/>
       <w:bCs/>
       <w:i/>
@@ -4355,6 +4711,7 @@
     <w:qFormat/>
     <w:rsid w:val="00FC693F"/>
     <w:rPr>
+      <w:rFonts w:eastAsia="黑体"/>
       <w:i/>
       <w:iCs/>
       <w:color w:themeColor="text1" w:themeTint="7F" w:val="808080"/>
@@ -4367,6 +4724,7 @@
     <w:qFormat/>
     <w:rsid w:val="00FC693F"/>
     <w:rPr>
+      <w:rFonts w:eastAsia="黑体"/>
       <w:b/>
       <w:bCs/>
       <w:i/>
@@ -4381,6 +4739,7 @@
     <w:qFormat/>
     <w:rsid w:val="00FC693F"/>
     <w:rPr>
+      <w:rFonts w:eastAsia="黑体"/>
       <w:smallCaps/>
       <w:color w:themeColor="accent2" w:val="C0504D"/>
       <w:u w:val="single"/>
@@ -4393,6 +4752,7 @@
     <w:qFormat/>
     <w:rsid w:val="00FC693F"/>
     <w:rPr>
+      <w:rFonts w:eastAsia="黑体"/>
       <w:b/>
       <w:bCs/>
       <w:smallCaps/>
@@ -4408,6 +4768,7 @@
     <w:qFormat/>
     <w:rsid w:val="00FC693F"/>
     <w:rPr>
+      <w:rFonts w:eastAsia="黑体"/>
       <w:b/>
       <w:bCs/>
       <w:smallCaps/>
@@ -4462,6 +4823,7 @@
       <w:spacing w:after="0" w:line="240" w:lineRule="auto"/>
     </w:pPr>
     <w:rPr>
+      <w:rFonts w:eastAsia="黑体"/>
       <w:color w:themeColor="text1" w:themeShade="BF" w:val="000000"/>
     </w:rPr>
     <w:tblPr>
@@ -4484,6 +4846,7 @@
         <w:spacing w:after="0" w:before="0" w:line="240" w:lineRule="auto"/>
       </w:pPr>
       <w:rPr>
+        <w:rFonts w:eastAsia="黑体"/>
         <w:b/>
         <w:bCs/>
       </w:rPr>
@@ -4504,6 +4867,7 @@
         <w:spacing w:after="0" w:before="0" w:line="240" w:lineRule="auto"/>
       </w:pPr>
       <w:rPr>
+        <w:rFonts w:eastAsia="黑体"/>
         <w:b/>
         <w:bCs/>
       </w:rPr>
@@ -4521,12 +4885,14 @@
     </w:tblStylePr>
     <w:tblStylePr w:type="firstCol">
       <w:rPr>
+        <w:rFonts w:eastAsia="黑体"/>
         <w:b/>
         <w:bCs/>
       </w:rPr>
     </w:tblStylePr>
     <w:tblStylePr w:type="lastCol">
       <w:rPr>
+        <w:rFonts w:eastAsia="黑体"/>
         <w:b/>
         <w:bCs/>
       </w:rPr>
@@ -4565,6 +4931,7 @@
       <w:spacing w:after="0" w:line="240" w:lineRule="auto"/>
     </w:pPr>
     <w:rPr>
+      <w:rFonts w:eastAsia="黑体"/>
       <w:color w:themeColor="accent1" w:themeShade="BF" w:val="365F91"/>
     </w:rPr>
     <w:tblPr>
@@ -4587,6 +4954,7 @@
         <w:spacing w:after="0" w:before="0" w:line="240" w:lineRule="auto"/>
       </w:pPr>
       <w:rPr>
+        <w:rFonts w:eastAsia="黑体"/>
         <w:b/>
         <w:bCs/>
       </w:rPr>
@@ -4607,6 +4975,7 @@
         <w:spacing w:after="0" w:before="0" w:line="240" w:lineRule="auto"/>
       </w:pPr>
       <w:rPr>
+        <w:rFonts w:eastAsia="黑体"/>
         <w:b/>
         <w:bCs/>
       </w:rPr>
@@ -4624,12 +4993,14 @@
     </w:tblStylePr>
     <w:tblStylePr w:type="firstCol">
       <w:rPr>
+        <w:rFonts w:eastAsia="黑体"/>
         <w:b/>
         <w:bCs/>
       </w:rPr>
     </w:tblStylePr>
     <w:tblStylePr w:type="lastCol">
       <w:rPr>
+        <w:rFonts w:eastAsia="黑体"/>
         <w:b/>
         <w:bCs/>
       </w:rPr>
@@ -4668,6 +5039,7 @@
       <w:spacing w:after="0" w:line="240" w:lineRule="auto"/>
     </w:pPr>
     <w:rPr>
+      <w:rFonts w:eastAsia="黑体"/>
       <w:color w:themeColor="accent2" w:themeShade="BF" w:val="943634"/>
     </w:rPr>
     <w:tblPr>
@@ -4690,6 +5062,7 @@
         <w:spacing w:after="0" w:before="0" w:line="240" w:lineRule="auto"/>
       </w:pPr>
       <w:rPr>
+        <w:rFonts w:eastAsia="黑体"/>
         <w:b/>
         <w:bCs/>
       </w:rPr>
@@ -4710,6 +5083,7 @@
         <w:spacing w:after="0" w:before="0" w:line="240" w:lineRule="auto"/>
       </w:pPr>
       <w:rPr>
+        <w:rFonts w:eastAsia="黑体"/>
         <w:b/>
         <w:bCs/>
       </w:rPr>
@@ -4727,12 +5101,14 @@
     </w:tblStylePr>
     <w:tblStylePr w:type="firstCol">
       <w:rPr>
+        <w:rFonts w:eastAsia="黑体"/>
         <w:b/>
         <w:bCs/>
       </w:rPr>
     </w:tblStylePr>
     <w:tblStylePr w:type="lastCol">
       <w:rPr>
+        <w:rFonts w:eastAsia="黑体"/>
         <w:b/>
         <w:bCs/>
       </w:rPr>
@@ -4771,6 +5147,7 @@
       <w:spacing w:after="0" w:line="240" w:lineRule="auto"/>
     </w:pPr>
     <w:rPr>
+      <w:rFonts w:eastAsia="黑体"/>
       <w:color w:themeColor="accent3" w:themeShade="BF" w:val="76923C"/>
     </w:rPr>
     <w:tblPr>
@@ -4793,6 +5170,7 @@
         <w:spacing w:after="0" w:before="0" w:line="240" w:lineRule="auto"/>
       </w:pPr>
       <w:rPr>
+        <w:rFonts w:eastAsia="黑体"/>
         <w:b/>
         <w:bCs/>
       </w:rPr>
@@ -4813,6 +5191,7 @@
         <w:spacing w:after="0" w:before="0" w:line="240" w:lineRule="auto"/>
       </w:pPr>
       <w:rPr>
+        <w:rFonts w:eastAsia="黑体"/>
         <w:b/>
         <w:bCs/>
       </w:rPr>
@@ -4830,12 +5209,14 @@
     </w:tblStylePr>
     <w:tblStylePr w:type="firstCol">
       <w:rPr>
+        <w:rFonts w:eastAsia="黑体"/>
         <w:b/>
         <w:bCs/>
       </w:rPr>
     </w:tblStylePr>
     <w:tblStylePr w:type="lastCol">
       <w:rPr>
+        <w:rFonts w:eastAsia="黑体"/>
         <w:b/>
         <w:bCs/>
       </w:rPr>
@@ -4874,6 +5255,7 @@
       <w:spacing w:after="0" w:line="240" w:lineRule="auto"/>
     </w:pPr>
     <w:rPr>
+      <w:rFonts w:eastAsia="黑体"/>
       <w:color w:themeColor="accent4" w:themeShade="BF" w:val="5F497A"/>
     </w:rPr>
     <w:tblPr>
@@ -4896,6 +5278,7 @@
         <w:spacing w:after="0" w:before="0" w:line="240" w:lineRule="auto"/>
       </w:pPr>
       <w:rPr>
+        <w:rFonts w:eastAsia="黑体"/>
         <w:b/>
         <w:bCs/>
       </w:rPr>
@@ -4916,6 +5299,7 @@
         <w:spacing w:after="0" w:before="0" w:line="240" w:lineRule="auto"/>
       </w:pPr>
       <w:rPr>
+        <w:rFonts w:eastAsia="黑体"/>
         <w:b/>
         <w:bCs/>
       </w:rPr>
@@ -4933,12 +5317,14 @@
     </w:tblStylePr>
     <w:tblStylePr w:type="firstCol">
       <w:rPr>
+        <w:rFonts w:eastAsia="黑体"/>
         <w:b/>
         <w:bCs/>
       </w:rPr>
     </w:tblStylePr>
     <w:tblStylePr w:type="lastCol">
       <w:rPr>
+        <w:rFonts w:eastAsia="黑体"/>
         <w:b/>
         <w:bCs/>
       </w:rPr>
@@ -4977,6 +5363,7 @@
       <w:spacing w:after="0" w:line="240" w:lineRule="auto"/>
     </w:pPr>
     <w:rPr>
+      <w:rFonts w:eastAsia="黑体"/>
       <w:color w:themeColor="accent5" w:themeShade="BF" w:val="31849B"/>
     </w:rPr>
     <w:tblPr>
@@ -4999,6 +5386,7 @@
         <w:spacing w:after="0" w:before="0" w:line="240" w:lineRule="auto"/>
       </w:pPr>
       <w:rPr>
+        <w:rFonts w:eastAsia="黑体"/>
         <w:b/>
         <w:bCs/>
       </w:rPr>
@@ -5019,6 +5407,7 @@
         <w:spacing w:after="0" w:before="0" w:line="240" w:lineRule="auto"/>
       </w:pPr>
       <w:rPr>
+        <w:rFonts w:eastAsia="黑体"/>
         <w:b/>
         <w:bCs/>
       </w:rPr>
@@ -5036,12 +5425,14 @@
     </w:tblStylePr>
     <w:tblStylePr w:type="firstCol">
       <w:rPr>
+        <w:rFonts w:eastAsia="黑体"/>
         <w:b/>
         <w:bCs/>
       </w:rPr>
     </w:tblStylePr>
     <w:tblStylePr w:type="lastCol">
       <w:rPr>
+        <w:rFonts w:eastAsia="黑体"/>
         <w:b/>
         <w:bCs/>
       </w:rPr>
@@ -5080,6 +5471,7 @@
       <w:spacing w:after="0" w:line="240" w:lineRule="auto"/>
     </w:pPr>
     <w:rPr>
+      <w:rFonts w:eastAsia="黑体"/>
       <w:color w:themeColor="accent6" w:themeShade="BF" w:val="E36C0A"/>
     </w:rPr>
     <w:tblPr>
@@ -5102,6 +5494,7 @@
         <w:spacing w:after="0" w:before="0" w:line="240" w:lineRule="auto"/>
       </w:pPr>
       <w:rPr>
+        <w:rFonts w:eastAsia="黑体"/>
         <w:b/>
         <w:bCs/>
       </w:rPr>
@@ -5122,6 +5515,7 @@
         <w:spacing w:after="0" w:before="0" w:line="240" w:lineRule="auto"/>
       </w:pPr>
       <w:rPr>
+        <w:rFonts w:eastAsia="黑体"/>
         <w:b/>
         <w:bCs/>
       </w:rPr>
@@ -5139,12 +5533,14 @@
     </w:tblStylePr>
     <w:tblStylePr w:type="firstCol">
       <w:rPr>
+        <w:rFonts w:eastAsia="黑体"/>
         <w:b/>
         <w:bCs/>
       </w:rPr>
     </w:tblStylePr>
     <w:tblStylePr w:type="lastCol">
       <w:rPr>
+        <w:rFonts w:eastAsia="黑体"/>
         <w:b/>
         <w:bCs/>
       </w:rPr>
@@ -5204,6 +5600,7 @@
         <w:spacing w:after="0" w:before="0" w:line="240" w:lineRule="auto"/>
       </w:pPr>
       <w:rPr>
+        <w:rFonts w:eastAsia="黑体"/>
         <w:b/>
         <w:bCs/>
         <w:color w:themeColor="background1" w:val="FFFFFF"/>
@@ -5218,6 +5615,7 @@
         <w:spacing w:after="0" w:before="0" w:line="240" w:lineRule="auto"/>
       </w:pPr>
       <w:rPr>
+        <w:rFonts w:eastAsia="黑体"/>
         <w:b/>
         <w:bCs/>
       </w:rPr>
@@ -5233,12 +5631,14 @@
     </w:tblStylePr>
     <w:tblStylePr w:type="firstCol">
       <w:rPr>
+        <w:rFonts w:eastAsia="黑体"/>
         <w:b/>
         <w:bCs/>
       </w:rPr>
     </w:tblStylePr>
     <w:tblStylePr w:type="lastCol">
       <w:rPr>
+        <w:rFonts w:eastAsia="黑体"/>
         <w:b/>
         <w:bCs/>
       </w:rPr>
@@ -5296,6 +5696,7 @@
         <w:spacing w:after="0" w:before="0" w:line="240" w:lineRule="auto"/>
       </w:pPr>
       <w:rPr>
+        <w:rFonts w:eastAsia="黑体"/>
         <w:b/>
         <w:bCs/>
         <w:color w:themeColor="background1" w:val="FFFFFF"/>
@@ -5310,6 +5711,7 @@
         <w:spacing w:after="0" w:before="0" w:line="240" w:lineRule="auto"/>
       </w:pPr>
       <w:rPr>
+        <w:rFonts w:eastAsia="黑体"/>
         <w:b/>
         <w:bCs/>
       </w:rPr>
@@ -5325,12 +5727,14 @@
     </w:tblStylePr>
     <w:tblStylePr w:type="firstCol">
       <w:rPr>
+        <w:rFonts w:eastAsia="黑体"/>
         <w:b/>
         <w:bCs/>
       </w:rPr>
     </w:tblStylePr>
     <w:tblStylePr w:type="lastCol">
       <w:rPr>
+        <w:rFonts w:eastAsia="黑体"/>
         <w:b/>
         <w:bCs/>
       </w:rPr>
@@ -5388,6 +5792,7 @@
         <w:spacing w:after="0" w:before="0" w:line="240" w:lineRule="auto"/>
       </w:pPr>
       <w:rPr>
+        <w:rFonts w:eastAsia="黑体"/>
         <w:b/>
         <w:bCs/>
         <w:color w:themeColor="background1" w:val="FFFFFF"/>
@@ -5402,6 +5807,7 @@
         <w:spacing w:after="0" w:before="0" w:line="240" w:lineRule="auto"/>
       </w:pPr>
       <w:rPr>
+        <w:rFonts w:eastAsia="黑体"/>
         <w:b/>
         <w:bCs/>
       </w:rPr>
@@ -5417,12 +5823,14 @@
     </w:tblStylePr>
     <w:tblStylePr w:type="firstCol">
       <w:rPr>
+        <w:rFonts w:eastAsia="黑体"/>
         <w:b/>
         <w:bCs/>
       </w:rPr>
     </w:tblStylePr>
     <w:tblStylePr w:type="lastCol">
       <w:rPr>
+        <w:rFonts w:eastAsia="黑体"/>
         <w:b/>
         <w:bCs/>
       </w:rPr>
@@ -5480,6 +5888,7 @@
         <w:spacing w:after="0" w:before="0" w:line="240" w:lineRule="auto"/>
       </w:pPr>
       <w:rPr>
+        <w:rFonts w:eastAsia="黑体"/>
         <w:b/>
         <w:bCs/>
         <w:color w:themeColor="background1" w:val="FFFFFF"/>
@@ -5494,6 +5903,7 @@
         <w:spacing w:after="0" w:before="0" w:line="240" w:lineRule="auto"/>
       </w:pPr>
       <w:rPr>
+        <w:rFonts w:eastAsia="黑体"/>
         <w:b/>
         <w:bCs/>
       </w:rPr>
@@ -5509,12 +5919,14 @@
     </w:tblStylePr>
     <w:tblStylePr w:type="firstCol">
       <w:rPr>
+        <w:rFonts w:eastAsia="黑体"/>
         <w:b/>
         <w:bCs/>
       </w:rPr>
     </w:tblStylePr>
     <w:tblStylePr w:type="lastCol">
       <w:rPr>
+        <w:rFonts w:eastAsia="黑体"/>
         <w:b/>
         <w:bCs/>
       </w:rPr>
@@ -5572,6 +5984,7 @@
         <w:spacing w:after="0" w:before="0" w:line="240" w:lineRule="auto"/>
       </w:pPr>
       <w:rPr>
+        <w:rFonts w:eastAsia="黑体"/>
         <w:b/>
         <w:bCs/>
         <w:color w:themeColor="background1" w:val="FFFFFF"/>
@@ -5586,6 +5999,7 @@
         <w:spacing w:after="0" w:before="0" w:line="240" w:lineRule="auto"/>
       </w:pPr>
       <w:rPr>
+        <w:rFonts w:eastAsia="黑体"/>
         <w:b/>
         <w:bCs/>
       </w:rPr>
@@ -5601,12 +6015,14 @@
     </w:tblStylePr>
     <w:tblStylePr w:type="firstCol">
       <w:rPr>
+        <w:rFonts w:eastAsia="黑体"/>
         <w:b/>
         <w:bCs/>
       </w:rPr>
     </w:tblStylePr>
     <w:tblStylePr w:type="lastCol">
       <w:rPr>
+        <w:rFonts w:eastAsia="黑体"/>
         <w:b/>
         <w:bCs/>
       </w:rPr>
@@ -5664,6 +6080,7 @@
         <w:spacing w:after="0" w:before="0" w:line="240" w:lineRule="auto"/>
       </w:pPr>
       <w:rPr>
+        <w:rFonts w:eastAsia="黑体"/>
         <w:b/>
         <w:bCs/>
         <w:color w:themeColor="background1" w:val="FFFFFF"/>
@@ -5678,6 +6095,7 @@
         <w:spacing w:after="0" w:before="0" w:line="240" w:lineRule="auto"/>
       </w:pPr>
       <w:rPr>
+        <w:rFonts w:eastAsia="黑体"/>
         <w:b/>
         <w:bCs/>
       </w:rPr>
@@ -5693,12 +6111,14 @@
     </w:tblStylePr>
     <w:tblStylePr w:type="firstCol">
       <w:rPr>
+        <w:rFonts w:eastAsia="黑体"/>
         <w:b/>
         <w:bCs/>
       </w:rPr>
     </w:tblStylePr>
     <w:tblStylePr w:type="lastCol">
       <w:rPr>
+        <w:rFonts w:eastAsia="黑体"/>
         <w:b/>
         <w:bCs/>
       </w:rPr>
@@ -5756,6 +6176,7 @@
         <w:spacing w:after="0" w:before="0" w:line="240" w:lineRule="auto"/>
       </w:pPr>
       <w:rPr>
+        <w:rFonts w:eastAsia="黑体"/>
         <w:b/>
         <w:bCs/>
         <w:color w:themeColor="background1" w:val="FFFFFF"/>
@@ -5770,6 +6191,7 @@
         <w:spacing w:after="0" w:before="0" w:line="240" w:lineRule="auto"/>
       </w:pPr>
       <w:rPr>
+        <w:rFonts w:eastAsia="黑体"/>
         <w:b/>
         <w:bCs/>
       </w:rPr>
@@ -5785,12 +6207,14 @@
     </w:tblStylePr>
     <w:tblStylePr w:type="firstCol">
       <w:rPr>
+        <w:rFonts w:eastAsia="黑体"/>
         <w:b/>
         <w:bCs/>
       </w:rPr>
     </w:tblStylePr>
     <w:tblStylePr w:type="lastCol">
       <w:rPr>
+        <w:rFonts w:eastAsia="黑体"/>
         <w:b/>
         <w:bCs/>
       </w:rPr>
@@ -5850,7 +6274,7 @@
         <w:spacing w:after="0" w:before="0" w:line="240" w:lineRule="auto"/>
       </w:pPr>
       <w:rPr>
-        <w:rFonts w:asciiTheme="majorHAnsi" w:cstheme="majorBidi" w:eastAsiaTheme="majorEastAsia" w:hAnsiTheme="majorHAnsi"/>
+        <w:rFonts w:asciiTheme="majorHAnsi" w:cstheme="majorBidi" w:hAnsiTheme="majorHAnsi" w:eastAsia="黑体"/>
         <w:b/>
         <w:bCs/>
       </w:rPr>
@@ -5871,7 +6295,7 @@
         <w:spacing w:after="0" w:before="0" w:line="240" w:lineRule="auto"/>
       </w:pPr>
       <w:rPr>
-        <w:rFonts w:asciiTheme="majorHAnsi" w:cstheme="majorBidi" w:eastAsiaTheme="majorEastAsia" w:hAnsiTheme="majorHAnsi"/>
+        <w:rFonts w:asciiTheme="majorHAnsi" w:cstheme="majorBidi" w:hAnsiTheme="majorHAnsi" w:eastAsia="黑体"/>
         <w:b/>
         <w:bCs/>
       </w:rPr>
@@ -5889,14 +6313,14 @@
     </w:tblStylePr>
     <w:tblStylePr w:type="firstCol">
       <w:rPr>
-        <w:rFonts w:asciiTheme="majorHAnsi" w:cstheme="majorBidi" w:eastAsiaTheme="majorEastAsia" w:hAnsiTheme="majorHAnsi"/>
+        <w:rFonts w:asciiTheme="majorHAnsi" w:cstheme="majorBidi" w:hAnsiTheme="majorHAnsi" w:eastAsia="黑体"/>
         <w:b/>
         <w:bCs/>
       </w:rPr>
     </w:tblStylePr>
     <w:tblStylePr w:type="lastCol">
       <w:rPr>
-        <w:rFonts w:asciiTheme="majorHAnsi" w:cstheme="majorBidi" w:eastAsiaTheme="majorEastAsia" w:hAnsiTheme="majorHAnsi"/>
+        <w:rFonts w:asciiTheme="majorHAnsi" w:cstheme="majorBidi" w:hAnsiTheme="majorHAnsi" w:eastAsia="黑体"/>
         <w:b/>
         <w:bCs/>
       </w:rPr>
@@ -5980,7 +6404,7 @@
         <w:spacing w:after="0" w:before="0" w:line="240" w:lineRule="auto"/>
       </w:pPr>
       <w:rPr>
-        <w:rFonts w:asciiTheme="majorHAnsi" w:cstheme="majorBidi" w:eastAsiaTheme="majorEastAsia" w:hAnsiTheme="majorHAnsi"/>
+        <w:rFonts w:asciiTheme="majorHAnsi" w:cstheme="majorBidi" w:hAnsiTheme="majorHAnsi" w:eastAsia="黑体"/>
         <w:b/>
         <w:bCs/>
       </w:rPr>
@@ -6001,7 +6425,7 @@
         <w:spacing w:after="0" w:before="0" w:line="240" w:lineRule="auto"/>
       </w:pPr>
       <w:rPr>
-        <w:rFonts w:asciiTheme="majorHAnsi" w:cstheme="majorBidi" w:eastAsiaTheme="majorEastAsia" w:hAnsiTheme="majorHAnsi"/>
+        <w:rFonts w:asciiTheme="majorHAnsi" w:cstheme="majorBidi" w:hAnsiTheme="majorHAnsi" w:eastAsia="黑体"/>
         <w:b/>
         <w:bCs/>
       </w:rPr>
@@ -6019,14 +6443,14 @@
     </w:tblStylePr>
     <w:tblStylePr w:type="firstCol">
       <w:rPr>
-        <w:rFonts w:asciiTheme="majorHAnsi" w:cstheme="majorBidi" w:eastAsiaTheme="majorEastAsia" w:hAnsiTheme="majorHAnsi"/>
+        <w:rFonts w:asciiTheme="majorHAnsi" w:cstheme="majorBidi" w:hAnsiTheme="majorHAnsi" w:eastAsia="黑体"/>
         <w:b/>
         <w:bCs/>
       </w:rPr>
     </w:tblStylePr>
     <w:tblStylePr w:type="lastCol">
       <w:rPr>
-        <w:rFonts w:asciiTheme="majorHAnsi" w:cstheme="majorBidi" w:eastAsiaTheme="majorEastAsia" w:hAnsiTheme="majorHAnsi"/>
+        <w:rFonts w:asciiTheme="majorHAnsi" w:cstheme="majorBidi" w:hAnsiTheme="majorHAnsi" w:eastAsia="黑体"/>
         <w:b/>
         <w:bCs/>
       </w:rPr>
@@ -6110,7 +6534,7 @@
         <w:spacing w:after="0" w:before="0" w:line="240" w:lineRule="auto"/>
       </w:pPr>
       <w:rPr>
-        <w:rFonts w:asciiTheme="majorHAnsi" w:cstheme="majorBidi" w:eastAsiaTheme="majorEastAsia" w:hAnsiTheme="majorHAnsi"/>
+        <w:rFonts w:asciiTheme="majorHAnsi" w:cstheme="majorBidi" w:hAnsiTheme="majorHAnsi" w:eastAsia="黑体"/>
         <w:b/>
         <w:bCs/>
       </w:rPr>
@@ -6131,7 +6555,7 @@
         <w:spacing w:after="0" w:before="0" w:line="240" w:lineRule="auto"/>
       </w:pPr>
       <w:rPr>
-        <w:rFonts w:asciiTheme="majorHAnsi" w:cstheme="majorBidi" w:eastAsiaTheme="majorEastAsia" w:hAnsiTheme="majorHAnsi"/>
+        <w:rFonts w:asciiTheme="majorHAnsi" w:cstheme="majorBidi" w:hAnsiTheme="majorHAnsi" w:eastAsia="黑体"/>
         <w:b/>
         <w:bCs/>
       </w:rPr>
@@ -6149,14 +6573,14 @@
     </w:tblStylePr>
     <w:tblStylePr w:type="firstCol">
       <w:rPr>
-        <w:rFonts w:asciiTheme="majorHAnsi" w:cstheme="majorBidi" w:eastAsiaTheme="majorEastAsia" w:hAnsiTheme="majorHAnsi"/>
+        <w:rFonts w:asciiTheme="majorHAnsi" w:cstheme="majorBidi" w:hAnsiTheme="majorHAnsi" w:eastAsia="黑体"/>
         <w:b/>
         <w:bCs/>
       </w:rPr>
     </w:tblStylePr>
     <w:tblStylePr w:type="lastCol">
       <w:rPr>
-        <w:rFonts w:asciiTheme="majorHAnsi" w:cstheme="majorBidi" w:eastAsiaTheme="majorEastAsia" w:hAnsiTheme="majorHAnsi"/>
+        <w:rFonts w:asciiTheme="majorHAnsi" w:cstheme="majorBidi" w:hAnsiTheme="majorHAnsi" w:eastAsia="黑体"/>
         <w:b/>
         <w:bCs/>
       </w:rPr>
@@ -6240,7 +6664,7 @@
         <w:spacing w:after="0" w:before="0" w:line="240" w:lineRule="auto"/>
       </w:pPr>
       <w:rPr>
-        <w:rFonts w:asciiTheme="majorHAnsi" w:cstheme="majorBidi" w:eastAsiaTheme="majorEastAsia" w:hAnsiTheme="majorHAnsi"/>
+        <w:rFonts w:asciiTheme="majorHAnsi" w:cstheme="majorBidi" w:hAnsiTheme="majorHAnsi" w:eastAsia="黑体"/>
         <w:b/>
         <w:bCs/>
       </w:rPr>
@@ -6261,7 +6685,7 @@
         <w:spacing w:after="0" w:before="0" w:line="240" w:lineRule="auto"/>
       </w:pPr>
       <w:rPr>
-        <w:rFonts w:asciiTheme="majorHAnsi" w:cstheme="majorBidi" w:eastAsiaTheme="majorEastAsia" w:hAnsiTheme="majorHAnsi"/>
+        <w:rFonts w:asciiTheme="majorHAnsi" w:cstheme="majorBidi" w:hAnsiTheme="majorHAnsi" w:eastAsia="黑体"/>
         <w:b/>
         <w:bCs/>
       </w:rPr>
@@ -6279,14 +6703,14 @@
     </w:tblStylePr>
     <w:tblStylePr w:type="firstCol">
       <w:rPr>
-        <w:rFonts w:asciiTheme="majorHAnsi" w:cstheme="majorBidi" w:eastAsiaTheme="majorEastAsia" w:hAnsiTheme="majorHAnsi"/>
+        <w:rFonts w:asciiTheme="majorHAnsi" w:cstheme="majorBidi" w:hAnsiTheme="majorHAnsi" w:eastAsia="黑体"/>
         <w:b/>
         <w:bCs/>
       </w:rPr>
     </w:tblStylePr>
     <w:tblStylePr w:type="lastCol">
       <w:rPr>
-        <w:rFonts w:asciiTheme="majorHAnsi" w:cstheme="majorBidi" w:eastAsiaTheme="majorEastAsia" w:hAnsiTheme="majorHAnsi"/>
+        <w:rFonts w:asciiTheme="majorHAnsi" w:cstheme="majorBidi" w:hAnsiTheme="majorHAnsi" w:eastAsia="黑体"/>
         <w:b/>
         <w:bCs/>
       </w:rPr>
@@ -6370,7 +6794,7 @@
         <w:spacing w:after="0" w:before="0" w:line="240" w:lineRule="auto"/>
       </w:pPr>
       <w:rPr>
-        <w:rFonts w:asciiTheme="majorHAnsi" w:cstheme="majorBidi" w:eastAsiaTheme="majorEastAsia" w:hAnsiTheme="majorHAnsi"/>
+        <w:rFonts w:asciiTheme="majorHAnsi" w:cstheme="majorBidi" w:hAnsiTheme="majorHAnsi" w:eastAsia="黑体"/>
         <w:b/>
         <w:bCs/>
       </w:rPr>
@@ -6391,7 +6815,7 @@
         <w:spacing w:after="0" w:before="0" w:line="240" w:lineRule="auto"/>
       </w:pPr>
       <w:rPr>
-        <w:rFonts w:asciiTheme="majorHAnsi" w:cstheme="majorBidi" w:eastAsiaTheme="majorEastAsia" w:hAnsiTheme="majorHAnsi"/>
+        <w:rFonts w:asciiTheme="majorHAnsi" w:cstheme="majorBidi" w:hAnsiTheme="majorHAnsi" w:eastAsia="黑体"/>
         <w:b/>
         <w:bCs/>
       </w:rPr>
@@ -6409,14 +6833,14 @@
     </w:tblStylePr>
     <w:tblStylePr w:type="firstCol">
       <w:rPr>
-        <w:rFonts w:asciiTheme="majorHAnsi" w:cstheme="majorBidi" w:eastAsiaTheme="majorEastAsia" w:hAnsiTheme="majorHAnsi"/>
+        <w:rFonts w:asciiTheme="majorHAnsi" w:cstheme="majorBidi" w:hAnsiTheme="majorHAnsi" w:eastAsia="黑体"/>
         <w:b/>
         <w:bCs/>
       </w:rPr>
     </w:tblStylePr>
     <w:tblStylePr w:type="lastCol">
       <w:rPr>
-        <w:rFonts w:asciiTheme="majorHAnsi" w:cstheme="majorBidi" w:eastAsiaTheme="majorEastAsia" w:hAnsiTheme="majorHAnsi"/>
+        <w:rFonts w:asciiTheme="majorHAnsi" w:cstheme="majorBidi" w:hAnsiTheme="majorHAnsi" w:eastAsia="黑体"/>
         <w:b/>
         <w:bCs/>
       </w:rPr>
@@ -6500,7 +6924,7 @@
         <w:spacing w:after="0" w:before="0" w:line="240" w:lineRule="auto"/>
       </w:pPr>
       <w:rPr>
-        <w:rFonts w:asciiTheme="majorHAnsi" w:cstheme="majorBidi" w:eastAsiaTheme="majorEastAsia" w:hAnsiTheme="majorHAnsi"/>
+        <w:rFonts w:asciiTheme="majorHAnsi" w:cstheme="majorBidi" w:hAnsiTheme="majorHAnsi" w:eastAsia="黑体"/>
         <w:b/>
         <w:bCs/>
       </w:rPr>
@@ -6521,7 +6945,7 @@
         <w:spacing w:after="0" w:before="0" w:line="240" w:lineRule="auto"/>
       </w:pPr>
       <w:rPr>
-        <w:rFonts w:asciiTheme="majorHAnsi" w:cstheme="majorBidi" w:eastAsiaTheme="majorEastAsia" w:hAnsiTheme="majorHAnsi"/>
+        <w:rFonts w:asciiTheme="majorHAnsi" w:cstheme="majorBidi" w:hAnsiTheme="majorHAnsi" w:eastAsia="黑体"/>
         <w:b/>
         <w:bCs/>
       </w:rPr>
@@ -6539,14 +6963,14 @@
     </w:tblStylePr>
     <w:tblStylePr w:type="firstCol">
       <w:rPr>
-        <w:rFonts w:asciiTheme="majorHAnsi" w:cstheme="majorBidi" w:eastAsiaTheme="majorEastAsia" w:hAnsiTheme="majorHAnsi"/>
+        <w:rFonts w:asciiTheme="majorHAnsi" w:cstheme="majorBidi" w:hAnsiTheme="majorHAnsi" w:eastAsia="黑体"/>
         <w:b/>
         <w:bCs/>
       </w:rPr>
     </w:tblStylePr>
     <w:tblStylePr w:type="lastCol">
       <w:rPr>
-        <w:rFonts w:asciiTheme="majorHAnsi" w:cstheme="majorBidi" w:eastAsiaTheme="majorEastAsia" w:hAnsiTheme="majorHAnsi"/>
+        <w:rFonts w:asciiTheme="majorHAnsi" w:cstheme="majorBidi" w:hAnsiTheme="majorHAnsi" w:eastAsia="黑体"/>
         <w:b/>
         <w:bCs/>
       </w:rPr>
@@ -6630,7 +7054,7 @@
         <w:spacing w:after="0" w:before="0" w:line="240" w:lineRule="auto"/>
       </w:pPr>
       <w:rPr>
-        <w:rFonts w:asciiTheme="majorHAnsi" w:cstheme="majorBidi" w:eastAsiaTheme="majorEastAsia" w:hAnsiTheme="majorHAnsi"/>
+        <w:rFonts w:asciiTheme="majorHAnsi" w:cstheme="majorBidi" w:hAnsiTheme="majorHAnsi" w:eastAsia="黑体"/>
         <w:b/>
         <w:bCs/>
       </w:rPr>
@@ -6651,7 +7075,7 @@
         <w:spacing w:after="0" w:before="0" w:line="240" w:lineRule="auto"/>
       </w:pPr>
       <w:rPr>
-        <w:rFonts w:asciiTheme="majorHAnsi" w:cstheme="majorBidi" w:eastAsiaTheme="majorEastAsia" w:hAnsiTheme="majorHAnsi"/>
+        <w:rFonts w:asciiTheme="majorHAnsi" w:cstheme="majorBidi" w:hAnsiTheme="majorHAnsi" w:eastAsia="黑体"/>
         <w:b/>
         <w:bCs/>
       </w:rPr>
@@ -6669,14 +7093,14 @@
     </w:tblStylePr>
     <w:tblStylePr w:type="firstCol">
       <w:rPr>
-        <w:rFonts w:asciiTheme="majorHAnsi" w:cstheme="majorBidi" w:eastAsiaTheme="majorEastAsia" w:hAnsiTheme="majorHAnsi"/>
+        <w:rFonts w:asciiTheme="majorHAnsi" w:cstheme="majorBidi" w:hAnsiTheme="majorHAnsi" w:eastAsia="黑体"/>
         <w:b/>
         <w:bCs/>
       </w:rPr>
     </w:tblStylePr>
     <w:tblStylePr w:type="lastCol">
       <w:rPr>
-        <w:rFonts w:asciiTheme="majorHAnsi" w:cstheme="majorBidi" w:eastAsiaTheme="majorEastAsia" w:hAnsiTheme="majorHAnsi"/>
+        <w:rFonts w:asciiTheme="majorHAnsi" w:cstheme="majorBidi" w:hAnsiTheme="majorHAnsi" w:eastAsia="黑体"/>
         <w:b/>
         <w:bCs/>
       </w:rPr>
@@ -6759,6 +7183,7 @@
         <w:spacing w:after="0" w:before="0" w:line="240" w:lineRule="auto"/>
       </w:pPr>
       <w:rPr>
+        <w:rFonts w:eastAsia="黑体"/>
         <w:b/>
         <w:bCs/>
         <w:color w:themeColor="background1" w:val="FFFFFF"/>
@@ -6781,6 +7206,7 @@
         <w:spacing w:after="0" w:before="0" w:line="240" w:lineRule="auto"/>
       </w:pPr>
       <w:rPr>
+        <w:rFonts w:eastAsia="黑体"/>
         <w:b/>
         <w:bCs/>
       </w:rPr>
@@ -6798,12 +7224,14 @@
     </w:tblStylePr>
     <w:tblStylePr w:type="firstCol">
       <w:rPr>
+        <w:rFonts w:eastAsia="黑体"/>
         <w:b/>
         <w:bCs/>
       </w:rPr>
     </w:tblStylePr>
     <w:tblStylePr w:type="lastCol">
       <w:rPr>
+        <w:rFonts w:eastAsia="黑体"/>
         <w:b/>
         <w:bCs/>
       </w:rPr>
@@ -6865,6 +7293,7 @@
         <w:spacing w:after="0" w:before="0" w:line="240" w:lineRule="auto"/>
       </w:pPr>
       <w:rPr>
+        <w:rFonts w:eastAsia="黑体"/>
         <w:b/>
         <w:bCs/>
         <w:color w:themeColor="background1" w:val="FFFFFF"/>
@@ -6887,6 +7316,7 @@
         <w:spacing w:after="0" w:before="0" w:line="240" w:lineRule="auto"/>
       </w:pPr>
       <w:rPr>
+        <w:rFonts w:eastAsia="黑体"/>
         <w:b/>
         <w:bCs/>
       </w:rPr>
@@ -6904,12 +7334,14 @@
     </w:tblStylePr>
     <w:tblStylePr w:type="firstCol">
       <w:rPr>
+        <w:rFonts w:eastAsia="黑体"/>
         <w:b/>
         <w:bCs/>
       </w:rPr>
     </w:tblStylePr>
     <w:tblStylePr w:type="lastCol">
       <w:rPr>
+        <w:rFonts w:eastAsia="黑体"/>
         <w:b/>
         <w:bCs/>
       </w:rPr>
@@ -6971,6 +7403,7 @@
         <w:spacing w:after="0" w:before="0" w:line="240" w:lineRule="auto"/>
       </w:pPr>
       <w:rPr>
+        <w:rFonts w:eastAsia="黑体"/>
         <w:b/>
         <w:bCs/>
         <w:color w:themeColor="background1" w:val="FFFFFF"/>
@@ -6993,6 +7426,7 @@
         <w:spacing w:after="0" w:before="0" w:line="240" w:lineRule="auto"/>
       </w:pPr>
       <w:rPr>
+        <w:rFonts w:eastAsia="黑体"/>
         <w:b/>
         <w:bCs/>
       </w:rPr>
@@ -7010,12 +7444,14 @@
     </w:tblStylePr>
     <w:tblStylePr w:type="firstCol">
       <w:rPr>
+        <w:rFonts w:eastAsia="黑体"/>
         <w:b/>
         <w:bCs/>
       </w:rPr>
     </w:tblStylePr>
     <w:tblStylePr w:type="lastCol">
       <w:rPr>
+        <w:rFonts w:eastAsia="黑体"/>
         <w:b/>
         <w:bCs/>
       </w:rPr>
@@ -7077,6 +7513,7 @@
         <w:spacing w:after="0" w:before="0" w:line="240" w:lineRule="auto"/>
       </w:pPr>
       <w:rPr>
+        <w:rFonts w:eastAsia="黑体"/>
         <w:b/>
         <w:bCs/>
         <w:color w:themeColor="background1" w:val="FFFFFF"/>
@@ -7099,6 +7536,7 @@
         <w:spacing w:after="0" w:before="0" w:line="240" w:lineRule="auto"/>
       </w:pPr>
       <w:rPr>
+        <w:rFonts w:eastAsia="黑体"/>
         <w:b/>
         <w:bCs/>
       </w:rPr>
@@ -7116,12 +7554,14 @@
     </w:tblStylePr>
     <w:tblStylePr w:type="firstCol">
       <w:rPr>
+        <w:rFonts w:eastAsia="黑体"/>
         <w:b/>
         <w:bCs/>
       </w:rPr>
     </w:tblStylePr>
     <w:tblStylePr w:type="lastCol">
       <w:rPr>
+        <w:rFonts w:eastAsia="黑体"/>
         <w:b/>
         <w:bCs/>
       </w:rPr>
@@ -7183,6 +7623,7 @@
         <w:spacing w:after="0" w:before="0" w:line="240" w:lineRule="auto"/>
       </w:pPr>
       <w:rPr>
+        <w:rFonts w:eastAsia="黑体"/>
         <w:b/>
         <w:bCs/>
         <w:color w:themeColor="background1" w:val="FFFFFF"/>
@@ -7205,6 +7646,7 @@
         <w:spacing w:after="0" w:before="0" w:line="240" w:lineRule="auto"/>
       </w:pPr>
       <w:rPr>
+        <w:rFonts w:eastAsia="黑体"/>
         <w:b/>
         <w:bCs/>
       </w:rPr>
@@ -7222,12 +7664,14 @@
     </w:tblStylePr>
     <w:tblStylePr w:type="firstCol">
       <w:rPr>
+        <w:rFonts w:eastAsia="黑体"/>
         <w:b/>
         <w:bCs/>
       </w:rPr>
     </w:tblStylePr>
     <w:tblStylePr w:type="lastCol">
       <w:rPr>
+        <w:rFonts w:eastAsia="黑体"/>
         <w:b/>
         <w:bCs/>
       </w:rPr>
@@ -7289,6 +7733,7 @@
         <w:spacing w:after="0" w:before="0" w:line="240" w:lineRule="auto"/>
       </w:pPr>
       <w:rPr>
+        <w:rFonts w:eastAsia="黑体"/>
         <w:b/>
         <w:bCs/>
         <w:color w:themeColor="background1" w:val="FFFFFF"/>
@@ -7311,6 +7756,7 @@
         <w:spacing w:after="0" w:before="0" w:line="240" w:lineRule="auto"/>
       </w:pPr>
       <w:rPr>
+        <w:rFonts w:eastAsia="黑体"/>
         <w:b/>
         <w:bCs/>
       </w:rPr>
@@ -7328,12 +7774,14 @@
     </w:tblStylePr>
     <w:tblStylePr w:type="firstCol">
       <w:rPr>
+        <w:rFonts w:eastAsia="黑体"/>
         <w:b/>
         <w:bCs/>
       </w:rPr>
     </w:tblStylePr>
     <w:tblStylePr w:type="lastCol">
       <w:rPr>
+        <w:rFonts w:eastAsia="黑体"/>
         <w:b/>
         <w:bCs/>
       </w:rPr>
@@ -7395,6 +7843,7 @@
         <w:spacing w:after="0" w:before="0" w:line="240" w:lineRule="auto"/>
       </w:pPr>
       <w:rPr>
+        <w:rFonts w:eastAsia="黑体"/>
         <w:b/>
         <w:bCs/>
         <w:color w:themeColor="background1" w:val="FFFFFF"/>
@@ -7417,6 +7866,7 @@
         <w:spacing w:after="0" w:before="0" w:line="240" w:lineRule="auto"/>
       </w:pPr>
       <w:rPr>
+        <w:rFonts w:eastAsia="黑体"/>
         <w:b/>
         <w:bCs/>
       </w:rPr>
@@ -7434,12 +7884,14 @@
     </w:tblStylePr>
     <w:tblStylePr w:type="firstCol">
       <w:rPr>
+        <w:rFonts w:eastAsia="黑体"/>
         <w:b/>
         <w:bCs/>
       </w:rPr>
     </w:tblStylePr>
     <w:tblStylePr w:type="lastCol">
       <w:rPr>
+        <w:rFonts w:eastAsia="黑体"/>
         <w:b/>
         <w:bCs/>
       </w:rPr>
@@ -7498,6 +7950,7 @@
         <w:spacing w:after="0" w:before="0" w:line="240" w:lineRule="auto"/>
       </w:pPr>
       <w:rPr>
+        <w:rFonts w:eastAsia="黑体"/>
         <w:b/>
         <w:bCs/>
         <w:color w:themeColor="background1" w:val="FFFFFF"/>
@@ -7520,6 +7973,7 @@
         <w:spacing w:after="0" w:before="0" w:line="240" w:lineRule="auto"/>
       </w:pPr>
       <w:rPr>
+        <w:rFonts w:eastAsia="黑体"/>
         <w:color w:val="auto"/>
       </w:rPr>
       <w:tblPr/>
@@ -7537,6 +7991,7 @@
     </w:tblStylePr>
     <w:tblStylePr w:type="firstCol">
       <w:rPr>
+        <w:rFonts w:eastAsia="黑体"/>
         <w:b/>
         <w:bCs/>
         <w:color w:themeColor="background1" w:val="FFFFFF"/>
@@ -7556,6 +8011,7 @@
     </w:tblStylePr>
     <w:tblStylePr w:type="lastCol">
       <w:rPr>
+        <w:rFonts w:eastAsia="黑体"/>
         <w:b/>
         <w:bCs/>
         <w:color w:themeColor="background1" w:val="FFFFFF"/>
@@ -7604,6 +8060,7 @@
     </w:tblStylePr>
     <w:tblStylePr w:type="nwCell">
       <w:rPr>
+        <w:rFonts w:eastAsia="黑体"/>
         <w:color w:themeColor="background1" w:val="FFFFFF"/>
       </w:rPr>
       <w:tblPr/>
@@ -7647,6 +8104,7 @@
         <w:spacing w:after="0" w:before="0" w:line="240" w:lineRule="auto"/>
       </w:pPr>
       <w:rPr>
+        <w:rFonts w:eastAsia="黑体"/>
         <w:b/>
         <w:bCs/>
         <w:color w:themeColor="background1" w:val="FFFFFF"/>
@@ -7669,6 +8127,7 @@
         <w:spacing w:after="0" w:before="0" w:line="240" w:lineRule="auto"/>
       </w:pPr>
       <w:rPr>
+        <w:rFonts w:eastAsia="黑体"/>
         <w:color w:val="auto"/>
       </w:rPr>
       <w:tblPr/>
@@ -7686,6 +8145,7 @@
     </w:tblStylePr>
     <w:tblStylePr w:type="firstCol">
       <w:rPr>
+        <w:rFonts w:eastAsia="黑体"/>
         <w:b/>
         <w:bCs/>
         <w:color w:themeColor="background1" w:val="FFFFFF"/>
@@ -7705,6 +8165,7 @@
     </w:tblStylePr>
     <w:tblStylePr w:type="lastCol">
       <w:rPr>
+        <w:rFonts w:eastAsia="黑体"/>
         <w:b/>
         <w:bCs/>
         <w:color w:themeColor="background1" w:val="FFFFFF"/>
@@ -7753,6 +8214,7 @@
     </w:tblStylePr>
     <w:tblStylePr w:type="nwCell">
       <w:rPr>
+        <w:rFonts w:eastAsia="黑体"/>
         <w:color w:themeColor="background1" w:val="FFFFFF"/>
       </w:rPr>
       <w:tblPr/>
@@ -7796,6 +8258,7 @@
         <w:spacing w:after="0" w:before="0" w:line="240" w:lineRule="auto"/>
       </w:pPr>
       <w:rPr>
+        <w:rFonts w:eastAsia="黑体"/>
         <w:b/>
         <w:bCs/>
         <w:color w:themeColor="background1" w:val="FFFFFF"/>
@@ -7818,6 +8281,7 @@
         <w:spacing w:after="0" w:before="0" w:line="240" w:lineRule="auto"/>
       </w:pPr>
       <w:rPr>
+        <w:rFonts w:eastAsia="黑体"/>
         <w:color w:val="auto"/>
       </w:rPr>
       <w:tblPr/>
@@ -7835,6 +8299,7 @@
     </w:tblStylePr>
     <w:tblStylePr w:type="firstCol">
       <w:rPr>
+        <w:rFonts w:eastAsia="黑体"/>
         <w:b/>
         <w:bCs/>
         <w:color w:themeColor="background1" w:val="FFFFFF"/>
@@ -7854,6 +8319,7 @@
     </w:tblStylePr>
     <w:tblStylePr w:type="lastCol">
       <w:rPr>
+        <w:rFonts w:eastAsia="黑体"/>
         <w:b/>
         <w:bCs/>
         <w:color w:themeColor="background1" w:val="FFFFFF"/>
@@ -7902,6 +8368,7 @@
     </w:tblStylePr>
     <w:tblStylePr w:type="nwCell">
       <w:rPr>
+        <w:rFonts w:eastAsia="黑体"/>
         <w:color w:themeColor="background1" w:val="FFFFFF"/>
       </w:rPr>
       <w:tblPr/>
@@ -7945,6 +8412,7 @@
         <w:spacing w:after="0" w:before="0" w:line="240" w:lineRule="auto"/>
       </w:pPr>
       <w:rPr>
+        <w:rFonts w:eastAsia="黑体"/>
         <w:b/>
         <w:bCs/>
         <w:color w:themeColor="background1" w:val="FFFFFF"/>
@@ -7967,6 +8435,7 @@
         <w:spacing w:after="0" w:before="0" w:line="240" w:lineRule="auto"/>
       </w:pPr>
       <w:rPr>
+        <w:rFonts w:eastAsia="黑体"/>
         <w:color w:val="auto"/>
       </w:rPr>
       <w:tblPr/>
@@ -7984,6 +8453,7 @@
     </w:tblStylePr>
     <w:tblStylePr w:type="firstCol">
       <w:rPr>
+        <w:rFonts w:eastAsia="黑体"/>
         <w:b/>
         <w:bCs/>
         <w:color w:themeColor="background1" w:val="FFFFFF"/>
@@ -8003,6 +8473,7 @@
     </w:tblStylePr>
     <w:tblStylePr w:type="lastCol">
       <w:rPr>
+        <w:rFonts w:eastAsia="黑体"/>
         <w:b/>
         <w:bCs/>
         <w:color w:themeColor="background1" w:val="FFFFFF"/>
@@ -8051,6 +8522,7 @@
     </w:tblStylePr>
     <w:tblStylePr w:type="nwCell">
       <w:rPr>
+        <w:rFonts w:eastAsia="黑体"/>
         <w:color w:themeColor="background1" w:val="FFFFFF"/>
       </w:rPr>
       <w:tblPr/>
@@ -8094,6 +8566,7 @@
         <w:spacing w:after="0" w:before="0" w:line="240" w:lineRule="auto"/>
       </w:pPr>
       <w:rPr>
+        <w:rFonts w:eastAsia="黑体"/>
         <w:b/>
         <w:bCs/>
         <w:color w:themeColor="background1" w:val="FFFFFF"/>
@@ -8116,6 +8589,7 @@
         <w:spacing w:after="0" w:before="0" w:line="240" w:lineRule="auto"/>
       </w:pPr>
       <w:rPr>
+        <w:rFonts w:eastAsia="黑体"/>
         <w:color w:val="auto"/>
       </w:rPr>
       <w:tblPr/>
@@ -8133,6 +8607,7 @@
     </w:tblStylePr>
     <w:tblStylePr w:type="firstCol">
       <w:rPr>
+        <w:rFonts w:eastAsia="黑体"/>
         <w:b/>
         <w:bCs/>
         <w:color w:themeColor="background1" w:val="FFFFFF"/>
@@ -8152,6 +8627,7 @@
     </w:tblStylePr>
     <w:tblStylePr w:type="lastCol">
       <w:rPr>
+        <w:rFonts w:eastAsia="黑体"/>
         <w:b/>
         <w:bCs/>
         <w:color w:themeColor="background1" w:val="FFFFFF"/>
@@ -8200,6 +8676,7 @@
     </w:tblStylePr>
     <w:tblStylePr w:type="nwCell">
       <w:rPr>
+        <w:rFonts w:eastAsia="黑体"/>
         <w:color w:themeColor="background1" w:val="FFFFFF"/>
       </w:rPr>
       <w:tblPr/>
@@ -8243,6 +8720,7 @@
         <w:spacing w:after="0" w:before="0" w:line="240" w:lineRule="auto"/>
       </w:pPr>
       <w:rPr>
+        <w:rFonts w:eastAsia="黑体"/>
         <w:b/>
         <w:bCs/>
         <w:color w:themeColor="background1" w:val="FFFFFF"/>
@@ -8265,6 +8743,7 @@
         <w:spacing w:after="0" w:before="0" w:line="240" w:lineRule="auto"/>
       </w:pPr>
       <w:rPr>
+        <w:rFonts w:eastAsia="黑体"/>
         <w:color w:val="auto"/>
       </w:rPr>
       <w:tblPr/>
@@ -8282,6 +8761,7 @@
     </w:tblStylePr>
     <w:tblStylePr w:type="firstCol">
       <w:rPr>
+        <w:rFonts w:eastAsia="黑体"/>
         <w:b/>
         <w:bCs/>
         <w:color w:themeColor="background1" w:val="FFFFFF"/>
@@ -8301,6 +8781,7 @@
     </w:tblStylePr>
     <w:tblStylePr w:type="lastCol">
       <w:rPr>
+        <w:rFonts w:eastAsia="黑体"/>
         <w:b/>
         <w:bCs/>
         <w:color w:themeColor="background1" w:val="FFFFFF"/>
@@ -8349,6 +8830,7 @@
     </w:tblStylePr>
     <w:tblStylePr w:type="nwCell">
       <w:rPr>
+        <w:rFonts w:eastAsia="黑体"/>
         <w:color w:themeColor="background1" w:val="FFFFFF"/>
       </w:rPr>
       <w:tblPr/>
@@ -8392,6 +8874,7 @@
         <w:spacing w:after="0" w:before="0" w:line="240" w:lineRule="auto"/>
       </w:pPr>
       <w:rPr>
+        <w:rFonts w:eastAsia="黑体"/>
         <w:b/>
         <w:bCs/>
         <w:color w:themeColor="background1" w:val="FFFFFF"/>
@@ -8414,6 +8897,7 @@
         <w:spacing w:after="0" w:before="0" w:line="240" w:lineRule="auto"/>
       </w:pPr>
       <w:rPr>
+        <w:rFonts w:eastAsia="黑体"/>
         <w:color w:val="auto"/>
       </w:rPr>
       <w:tblPr/>
@@ -8431,6 +8915,7 @@
     </w:tblStylePr>
     <w:tblStylePr w:type="firstCol">
       <w:rPr>
+        <w:rFonts w:eastAsia="黑体"/>
         <w:b/>
         <w:bCs/>
         <w:color w:themeColor="background1" w:val="FFFFFF"/>
@@ -8450,6 +8935,7 @@
     </w:tblStylePr>
     <w:tblStylePr w:type="lastCol">
       <w:rPr>
+        <w:rFonts w:eastAsia="黑体"/>
         <w:b/>
         <w:bCs/>
         <w:color w:themeColor="background1" w:val="FFFFFF"/>
@@ -8498,6 +8984,7 @@
     </w:tblStylePr>
     <w:tblStylePr w:type="nwCell">
       <w:rPr>
+        <w:rFonts w:eastAsia="黑体"/>
         <w:color w:themeColor="background1" w:val="FFFFFF"/>
       </w:rPr>
       <w:tblPr/>
@@ -8522,6 +9009,7 @@
       <w:spacing w:after="0" w:line="240" w:lineRule="auto"/>
     </w:pPr>
     <w:rPr>
+      <w:rFonts w:eastAsia="黑体"/>
       <w:color w:themeColor="text1" w:val="000000"/>
     </w:rPr>
     <w:tblPr>
@@ -8541,7 +9029,7 @@
     </w:tblPr>
     <w:tblStylePr w:type="firstRow">
       <w:rPr>
-        <w:rFonts w:asciiTheme="majorHAnsi" w:cstheme="majorBidi" w:eastAsiaTheme="majorEastAsia" w:hAnsiTheme="majorHAnsi"/>
+        <w:rFonts w:asciiTheme="majorHAnsi" w:cstheme="majorBidi" w:hAnsiTheme="majorHAnsi" w:eastAsia="黑体"/>
       </w:rPr>
       <w:tblPr/>
       <w:tcPr>
@@ -8553,6 +9041,7 @@
     </w:tblStylePr>
     <w:tblStylePr w:type="lastRow">
       <w:rPr>
+        <w:rFonts w:eastAsia="黑体"/>
         <w:b/>
         <w:bCs/>
         <w:color w:themeColor="text2" w:val="1F497D"/>
@@ -8567,12 +9056,14 @@
     </w:tblStylePr>
     <w:tblStylePr w:type="firstCol">
       <w:rPr>
+        <w:rFonts w:eastAsia="黑体"/>
         <w:b/>
         <w:bCs/>
       </w:rPr>
     </w:tblStylePr>
     <w:tblStylePr w:type="lastCol">
       <w:rPr>
+        <w:rFonts w:eastAsia="黑体"/>
         <w:b/>
         <w:bCs/>
       </w:rPr>
@@ -8606,6 +9097,7 @@
       <w:spacing w:after="0" w:line="240" w:lineRule="auto"/>
     </w:pPr>
     <w:rPr>
+      <w:rFonts w:eastAsia="黑体"/>
       <w:color w:themeColor="text1" w:val="000000"/>
     </w:rPr>
     <w:tblPr>
@@ -8625,7 +9117,7 @@
     </w:tblPr>
     <w:tblStylePr w:type="firstRow">
       <w:rPr>
-        <w:rFonts w:asciiTheme="majorHAnsi" w:cstheme="majorBidi" w:eastAsiaTheme="majorEastAsia" w:hAnsiTheme="majorHAnsi"/>
+        <w:rFonts w:asciiTheme="majorHAnsi" w:cstheme="majorBidi" w:hAnsiTheme="majorHAnsi" w:eastAsia="黑体"/>
       </w:rPr>
       <w:tblPr/>
       <w:tcPr>
@@ -8637,6 +9129,7 @@
     </w:tblStylePr>
     <w:tblStylePr w:type="lastRow">
       <w:rPr>
+        <w:rFonts w:eastAsia="黑体"/>
         <w:b/>
         <w:bCs/>
         <w:color w:themeColor="text2" w:val="1F497D"/>
@@ -8651,12 +9144,14 @@
     </w:tblStylePr>
     <w:tblStylePr w:type="firstCol">
       <w:rPr>
+        <w:rFonts w:eastAsia="黑体"/>
         <w:b/>
         <w:bCs/>
       </w:rPr>
     </w:tblStylePr>
     <w:tblStylePr w:type="lastCol">
       <w:rPr>
+        <w:rFonts w:eastAsia="黑体"/>
         <w:b/>
         <w:bCs/>
       </w:rPr>
@@ -8690,6 +9185,7 @@
       <w:spacing w:after="0" w:line="240" w:lineRule="auto"/>
     </w:pPr>
     <w:rPr>
+      <w:rFonts w:eastAsia="黑体"/>
       <w:color w:themeColor="text1" w:val="000000"/>
     </w:rPr>
     <w:tblPr>
@@ -8709,7 +9205,7 @@
     </w:tblPr>
     <w:tblStylePr w:type="firstRow">
       <w:rPr>
-        <w:rFonts w:asciiTheme="majorHAnsi" w:cstheme="majorBidi" w:eastAsiaTheme="majorEastAsia" w:hAnsiTheme="majorHAnsi"/>
+        <w:rFonts w:asciiTheme="majorHAnsi" w:cstheme="majorBidi" w:hAnsiTheme="majorHAnsi" w:eastAsia="黑体"/>
       </w:rPr>
       <w:tblPr/>
       <w:tcPr>
@@ -8721,6 +9217,7 @@
     </w:tblStylePr>
     <w:tblStylePr w:type="lastRow">
       <w:rPr>
+        <w:rFonts w:eastAsia="黑体"/>
         <w:b/>
         <w:bCs/>
         <w:color w:themeColor="text2" w:val="1F497D"/>
@@ -8735,12 +9232,14 @@
     </w:tblStylePr>
     <w:tblStylePr w:type="firstCol">
       <w:rPr>
+        <w:rFonts w:eastAsia="黑体"/>
         <w:b/>
         <w:bCs/>
       </w:rPr>
     </w:tblStylePr>
     <w:tblStylePr w:type="lastCol">
       <w:rPr>
+        <w:rFonts w:eastAsia="黑体"/>
         <w:b/>
         <w:bCs/>
       </w:rPr>
@@ -8774,6 +9273,7 @@
       <w:spacing w:after="0" w:line="240" w:lineRule="auto"/>
     </w:pPr>
     <w:rPr>
+      <w:rFonts w:eastAsia="黑体"/>
       <w:color w:themeColor="text1" w:val="000000"/>
     </w:rPr>
     <w:tblPr>
@@ -8793,7 +9293,7 @@
     </w:tblPr>
     <w:tblStylePr w:type="firstRow">
       <w:rPr>
-        <w:rFonts w:asciiTheme="majorHAnsi" w:cstheme="majorBidi" w:eastAsiaTheme="majorEastAsia" w:hAnsiTheme="majorHAnsi"/>
+        <w:rFonts w:asciiTheme="majorHAnsi" w:cstheme="majorBidi" w:hAnsiTheme="majorHAnsi" w:eastAsia="黑体"/>
       </w:rPr>
       <w:tblPr/>
       <w:tcPr>
@@ -8805,6 +9305,7 @@
     </w:tblStylePr>
     <w:tblStylePr w:type="lastRow">
       <w:rPr>
+        <w:rFonts w:eastAsia="黑体"/>
         <w:b/>
         <w:bCs/>
         <w:color w:themeColor="text2" w:val="1F497D"/>
@@ -8819,12 +9320,14 @@
     </w:tblStylePr>
     <w:tblStylePr w:type="firstCol">
       <w:rPr>
+        <w:rFonts w:eastAsia="黑体"/>
         <w:b/>
         <w:bCs/>
       </w:rPr>
     </w:tblStylePr>
     <w:tblStylePr w:type="lastCol">
       <w:rPr>
+        <w:rFonts w:eastAsia="黑体"/>
         <w:b/>
         <w:bCs/>
       </w:rPr>
@@ -8858,6 +9361,7 @@
       <w:spacing w:after="0" w:line="240" w:lineRule="auto"/>
     </w:pPr>
     <w:rPr>
+      <w:rFonts w:eastAsia="黑体"/>
       <w:color w:themeColor="text1" w:val="000000"/>
     </w:rPr>
     <w:tblPr>
@@ -8877,7 +9381,7 @@
     </w:tblPr>
     <w:tblStylePr w:type="firstRow">
       <w:rPr>
-        <w:rFonts w:asciiTheme="majorHAnsi" w:cstheme="majorBidi" w:eastAsiaTheme="majorEastAsia" w:hAnsiTheme="majorHAnsi"/>
+        <w:rFonts w:asciiTheme="majorHAnsi" w:cstheme="majorBidi" w:hAnsiTheme="majorHAnsi" w:eastAsia="黑体"/>
       </w:rPr>
       <w:tblPr/>
       <w:tcPr>
@@ -8889,6 +9393,7 @@
     </w:tblStylePr>
     <w:tblStylePr w:type="lastRow">
       <w:rPr>
+        <w:rFonts w:eastAsia="黑体"/>
         <w:b/>
         <w:bCs/>
         <w:color w:themeColor="text2" w:val="1F497D"/>
@@ -8903,12 +9408,14 @@
     </w:tblStylePr>
     <w:tblStylePr w:type="firstCol">
       <w:rPr>
+        <w:rFonts w:eastAsia="黑体"/>
         <w:b/>
         <w:bCs/>
       </w:rPr>
     </w:tblStylePr>
     <w:tblStylePr w:type="lastCol">
       <w:rPr>
+        <w:rFonts w:eastAsia="黑体"/>
         <w:b/>
         <w:bCs/>
       </w:rPr>
@@ -8942,6 +9449,7 @@
       <w:spacing w:after="0" w:line="240" w:lineRule="auto"/>
     </w:pPr>
     <w:rPr>
+      <w:rFonts w:eastAsia="黑体"/>
       <w:color w:themeColor="text1" w:val="000000"/>
     </w:rPr>
     <w:tblPr>
@@ -8961,7 +9469,7 @@
     </w:tblPr>
     <w:tblStylePr w:type="firstRow">
       <w:rPr>
-        <w:rFonts w:asciiTheme="majorHAnsi" w:cstheme="majorBidi" w:eastAsiaTheme="majorEastAsia" w:hAnsiTheme="majorHAnsi"/>
+        <w:rFonts w:asciiTheme="majorHAnsi" w:cstheme="majorBidi" w:hAnsiTheme="majorHAnsi" w:eastAsia="黑体"/>
       </w:rPr>
       <w:tblPr/>
       <w:tcPr>
@@ -8973,6 +9481,7 @@
     </w:tblStylePr>
     <w:tblStylePr w:type="lastRow">
       <w:rPr>
+        <w:rFonts w:eastAsia="黑体"/>
         <w:b/>
         <w:bCs/>
         <w:color w:themeColor="text2" w:val="1F497D"/>
@@ -8987,12 +9496,14 @@
     </w:tblStylePr>
     <w:tblStylePr w:type="firstCol">
       <w:rPr>
+        <w:rFonts w:eastAsia="黑体"/>
         <w:b/>
         <w:bCs/>
       </w:rPr>
     </w:tblStylePr>
     <w:tblStylePr w:type="lastCol">
       <w:rPr>
+        <w:rFonts w:eastAsia="黑体"/>
         <w:b/>
         <w:bCs/>
       </w:rPr>
@@ -9026,6 +9537,7 @@
       <w:spacing w:after="0" w:line="240" w:lineRule="auto"/>
     </w:pPr>
     <w:rPr>
+      <w:rFonts w:eastAsia="黑体"/>
       <w:color w:themeColor="text1" w:val="000000"/>
     </w:rPr>
     <w:tblPr>
@@ -9045,7 +9557,7 @@
     </w:tblPr>
     <w:tblStylePr w:type="firstRow">
       <w:rPr>
-        <w:rFonts w:asciiTheme="majorHAnsi" w:cstheme="majorBidi" w:eastAsiaTheme="majorEastAsia" w:hAnsiTheme="majorHAnsi"/>
+        <w:rFonts w:asciiTheme="majorHAnsi" w:cstheme="majorBidi" w:hAnsiTheme="majorHAnsi" w:eastAsia="黑体"/>
       </w:rPr>
       <w:tblPr/>
       <w:tcPr>
@@ -9057,6 +9569,7 @@
     </w:tblStylePr>
     <w:tblStylePr w:type="lastRow">
       <w:rPr>
+        <w:rFonts w:eastAsia="黑体"/>
         <w:b/>
         <w:bCs/>
         <w:color w:themeColor="text2" w:val="1F497D"/>
@@ -9071,12 +9584,14 @@
     </w:tblStylePr>
     <w:tblStylePr w:type="firstCol">
       <w:rPr>
+        <w:rFonts w:eastAsia="黑体"/>
         <w:b/>
         <w:bCs/>
       </w:rPr>
     </w:tblStylePr>
     <w:tblStylePr w:type="lastCol">
       <w:rPr>
+        <w:rFonts w:eastAsia="黑体"/>
         <w:b/>
         <w:bCs/>
       </w:rPr>
@@ -9110,7 +9625,7 @@
       <w:spacing w:after="0" w:line="240" w:lineRule="auto"/>
     </w:pPr>
     <w:rPr>
-      <w:rFonts w:asciiTheme="majorHAnsi" w:cstheme="majorBidi" w:eastAsiaTheme="majorEastAsia" w:hAnsiTheme="majorHAnsi"/>
+      <w:rFonts w:asciiTheme="majorHAnsi" w:cstheme="majorBidi" w:hAnsiTheme="majorHAnsi" w:eastAsia="黑体"/>
       <w:color w:themeColor="text1" w:val="000000"/>
     </w:rPr>
     <w:tblPr>
@@ -9132,6 +9647,7 @@
     </w:tblPr>
     <w:tblStylePr w:type="firstRow">
       <w:rPr>
+        <w:rFonts w:eastAsia="黑体"/>
         <w:sz w:val="24"/>
         <w:szCs w:val="24"/>
       </w:rPr>
@@ -9238,7 +9754,7 @@
       <w:spacing w:after="0" w:line="240" w:lineRule="auto"/>
     </w:pPr>
     <w:rPr>
-      <w:rFonts w:asciiTheme="majorHAnsi" w:cstheme="majorBidi" w:eastAsiaTheme="majorEastAsia" w:hAnsiTheme="majorHAnsi"/>
+      <w:rFonts w:asciiTheme="majorHAnsi" w:cstheme="majorBidi" w:hAnsiTheme="majorHAnsi" w:eastAsia="黑体"/>
       <w:color w:themeColor="text1" w:val="000000"/>
     </w:rPr>
     <w:tblPr>
@@ -9260,6 +9776,7 @@
     </w:tblPr>
     <w:tblStylePr w:type="firstRow">
       <w:rPr>
+        <w:rFonts w:eastAsia="黑体"/>
         <w:sz w:val="24"/>
         <w:szCs w:val="24"/>
       </w:rPr>
@@ -9366,7 +9883,7 @@
       <w:spacing w:after="0" w:line="240" w:lineRule="auto"/>
     </w:pPr>
     <w:rPr>
-      <w:rFonts w:asciiTheme="majorHAnsi" w:cstheme="majorBidi" w:eastAsiaTheme="majorEastAsia" w:hAnsiTheme="majorHAnsi"/>
+      <w:rFonts w:asciiTheme="majorHAnsi" w:cstheme="majorBidi" w:hAnsiTheme="majorHAnsi" w:eastAsia="黑体"/>
       <w:color w:themeColor="text1" w:val="000000"/>
     </w:rPr>
     <w:tblPr>
@@ -9388,6 +9905,7 @@
     </w:tblPr>
     <w:tblStylePr w:type="firstRow">
       <w:rPr>
+        <w:rFonts w:eastAsia="黑体"/>
         <w:sz w:val="24"/>
         <w:szCs w:val="24"/>
       </w:rPr>
@@ -9494,7 +10012,7 @@
       <w:spacing w:after="0" w:line="240" w:lineRule="auto"/>
     </w:pPr>
     <w:rPr>
-      <w:rFonts w:asciiTheme="majorHAnsi" w:cstheme="majorBidi" w:eastAsiaTheme="majorEastAsia" w:hAnsiTheme="majorHAnsi"/>
+      <w:rFonts w:asciiTheme="majorHAnsi" w:cstheme="majorBidi" w:hAnsiTheme="majorHAnsi" w:eastAsia="黑体"/>
       <w:color w:themeColor="text1" w:val="000000"/>
     </w:rPr>
     <w:tblPr>
@@ -9516,6 +10034,7 @@
     </w:tblPr>
     <w:tblStylePr w:type="firstRow">
       <w:rPr>
+        <w:rFonts w:eastAsia="黑体"/>
         <w:sz w:val="24"/>
         <w:szCs w:val="24"/>
       </w:rPr>
@@ -9622,7 +10141,7 @@
       <w:spacing w:after="0" w:line="240" w:lineRule="auto"/>
     </w:pPr>
     <w:rPr>
-      <w:rFonts w:asciiTheme="majorHAnsi" w:cstheme="majorBidi" w:eastAsiaTheme="majorEastAsia" w:hAnsiTheme="majorHAnsi"/>
+      <w:rFonts w:asciiTheme="majorHAnsi" w:cstheme="majorBidi" w:hAnsiTheme="majorHAnsi" w:eastAsia="黑体"/>
       <w:color w:themeColor="text1" w:val="000000"/>
     </w:rPr>
     <w:tblPr>
@@ -9644,6 +10163,7 @@
     </w:tblPr>
     <w:tblStylePr w:type="firstRow">
       <w:rPr>
+        <w:rFonts w:eastAsia="黑体"/>
         <w:sz w:val="24"/>
         <w:szCs w:val="24"/>
       </w:rPr>
@@ -9750,7 +10270,7 @@
       <w:spacing w:after="0" w:line="240" w:lineRule="auto"/>
     </w:pPr>
     <w:rPr>
-      <w:rFonts w:asciiTheme="majorHAnsi" w:cstheme="majorBidi" w:eastAsiaTheme="majorEastAsia" w:hAnsiTheme="majorHAnsi"/>
+      <w:rFonts w:asciiTheme="majorHAnsi" w:cstheme="majorBidi" w:hAnsiTheme="majorHAnsi" w:eastAsia="黑体"/>
       <w:color w:themeColor="text1" w:val="000000"/>
     </w:rPr>
     <w:tblPr>
@@ -9772,6 +10292,7 @@
     </w:tblPr>
     <w:tblStylePr w:type="firstRow">
       <w:rPr>
+        <w:rFonts w:eastAsia="黑体"/>
         <w:sz w:val="24"/>
         <w:szCs w:val="24"/>
       </w:rPr>
@@ -9878,7 +10399,7 @@
       <w:spacing w:after="0" w:line="240" w:lineRule="auto"/>
     </w:pPr>
     <w:rPr>
-      <w:rFonts w:asciiTheme="majorHAnsi" w:cstheme="majorBidi" w:eastAsiaTheme="majorEastAsia" w:hAnsiTheme="majorHAnsi"/>
+      <w:rFonts w:asciiTheme="majorHAnsi" w:cstheme="majorBidi" w:hAnsiTheme="majorHAnsi" w:eastAsia="黑体"/>
       <w:color w:themeColor="text1" w:val="000000"/>
     </w:rPr>
     <w:tblPr>
@@ -9900,6 +10421,7 @@
     </w:tblPr>
     <w:tblStylePr w:type="firstRow">
       <w:rPr>
+        <w:rFonts w:eastAsia="黑体"/>
         <w:sz w:val="24"/>
         <w:szCs w:val="24"/>
       </w:rPr>
@@ -10029,12 +10551,14 @@
     </w:tcPr>
     <w:tblStylePr w:type="firstRow">
       <w:rPr>
+        <w:rFonts w:eastAsia="黑体"/>
         <w:b/>
         <w:bCs/>
       </w:rPr>
     </w:tblStylePr>
     <w:tblStylePr w:type="lastRow">
       <w:rPr>
+        <w:rFonts w:eastAsia="黑体"/>
         <w:b/>
         <w:bCs/>
       </w:rPr>
@@ -10047,12 +10571,14 @@
     </w:tblStylePr>
     <w:tblStylePr w:type="firstCol">
       <w:rPr>
+        <w:rFonts w:eastAsia="黑体"/>
         <w:b/>
         <w:bCs/>
       </w:rPr>
     </w:tblStylePr>
     <w:tblStylePr w:type="lastCol">
       <w:rPr>
+        <w:rFonts w:eastAsia="黑体"/>
         <w:b/>
         <w:bCs/>
       </w:rPr>
@@ -10102,12 +10628,14 @@
     </w:tcPr>
     <w:tblStylePr w:type="firstRow">
       <w:rPr>
+        <w:rFonts w:eastAsia="黑体"/>
         <w:b/>
         <w:bCs/>
       </w:rPr>
     </w:tblStylePr>
     <w:tblStylePr w:type="lastRow">
       <w:rPr>
+        <w:rFonts w:eastAsia="黑体"/>
         <w:b/>
         <w:bCs/>
       </w:rPr>
@@ -10120,12 +10648,14 @@
     </w:tblStylePr>
     <w:tblStylePr w:type="firstCol">
       <w:rPr>
+        <w:rFonts w:eastAsia="黑体"/>
         <w:b/>
         <w:bCs/>
       </w:rPr>
     </w:tblStylePr>
     <w:tblStylePr w:type="lastCol">
       <w:rPr>
+        <w:rFonts w:eastAsia="黑体"/>
         <w:b/>
         <w:bCs/>
       </w:rPr>
@@ -10175,12 +10705,14 @@
     </w:tcPr>
     <w:tblStylePr w:type="firstRow">
       <w:rPr>
+        <w:rFonts w:eastAsia="黑体"/>
         <w:b/>
         <w:bCs/>
       </w:rPr>
     </w:tblStylePr>
     <w:tblStylePr w:type="lastRow">
       <w:rPr>
+        <w:rFonts w:eastAsia="黑体"/>
         <w:b/>
         <w:bCs/>
       </w:rPr>
@@ -10193,12 +10725,14 @@
     </w:tblStylePr>
     <w:tblStylePr w:type="firstCol">
       <w:rPr>
+        <w:rFonts w:eastAsia="黑体"/>
         <w:b/>
         <w:bCs/>
       </w:rPr>
     </w:tblStylePr>
     <w:tblStylePr w:type="lastCol">
       <w:rPr>
+        <w:rFonts w:eastAsia="黑体"/>
         <w:b/>
         <w:bCs/>
       </w:rPr>
@@ -10248,12 +10782,14 @@
     </w:tcPr>
     <w:tblStylePr w:type="firstRow">
       <w:rPr>
+        <w:rFonts w:eastAsia="黑体"/>
         <w:b/>
         <w:bCs/>
       </w:rPr>
     </w:tblStylePr>
     <w:tblStylePr w:type="lastRow">
       <w:rPr>
+        <w:rFonts w:eastAsia="黑体"/>
         <w:b/>
         <w:bCs/>
       </w:rPr>
@@ -10266,12 +10802,14 @@
     </w:tblStylePr>
     <w:tblStylePr w:type="firstCol">
       <w:rPr>
+        <w:rFonts w:eastAsia="黑体"/>
         <w:b/>
         <w:bCs/>
       </w:rPr>
     </w:tblStylePr>
     <w:tblStylePr w:type="lastCol">
       <w:rPr>
+        <w:rFonts w:eastAsia="黑体"/>
         <w:b/>
         <w:bCs/>
       </w:rPr>
@@ -10321,12 +10859,14 @@
     </w:tcPr>
     <w:tblStylePr w:type="firstRow">
       <w:rPr>
+        <w:rFonts w:eastAsia="黑体"/>
         <w:b/>
         <w:bCs/>
       </w:rPr>
     </w:tblStylePr>
     <w:tblStylePr w:type="lastRow">
       <w:rPr>
+        <w:rFonts w:eastAsia="黑体"/>
         <w:b/>
         <w:bCs/>
       </w:rPr>
@@ -10339,12 +10879,14 @@
     </w:tblStylePr>
     <w:tblStylePr w:type="firstCol">
       <w:rPr>
+        <w:rFonts w:eastAsia="黑体"/>
         <w:b/>
         <w:bCs/>
       </w:rPr>
     </w:tblStylePr>
     <w:tblStylePr w:type="lastCol">
       <w:rPr>
+        <w:rFonts w:eastAsia="黑体"/>
         <w:b/>
         <w:bCs/>
       </w:rPr>
@@ -10394,12 +10936,14 @@
     </w:tcPr>
     <w:tblStylePr w:type="firstRow">
       <w:rPr>
+        <w:rFonts w:eastAsia="黑体"/>
         <w:b/>
         <w:bCs/>
       </w:rPr>
     </w:tblStylePr>
     <w:tblStylePr w:type="lastRow">
       <w:rPr>
+        <w:rFonts w:eastAsia="黑体"/>
         <w:b/>
         <w:bCs/>
       </w:rPr>
@@ -10412,12 +10956,14 @@
     </w:tblStylePr>
     <w:tblStylePr w:type="firstCol">
       <w:rPr>
+        <w:rFonts w:eastAsia="黑体"/>
         <w:b/>
         <w:bCs/>
       </w:rPr>
     </w:tblStylePr>
     <w:tblStylePr w:type="lastCol">
       <w:rPr>
+        <w:rFonts w:eastAsia="黑体"/>
         <w:b/>
         <w:bCs/>
       </w:rPr>
@@ -10467,12 +11013,14 @@
     </w:tcPr>
     <w:tblStylePr w:type="firstRow">
       <w:rPr>
+        <w:rFonts w:eastAsia="黑体"/>
         <w:b/>
         <w:bCs/>
       </w:rPr>
     </w:tblStylePr>
     <w:tblStylePr w:type="lastRow">
       <w:rPr>
+        <w:rFonts w:eastAsia="黑体"/>
         <w:b/>
         <w:bCs/>
       </w:rPr>
@@ -10485,12 +11033,14 @@
     </w:tblStylePr>
     <w:tblStylePr w:type="firstCol">
       <w:rPr>
+        <w:rFonts w:eastAsia="黑体"/>
         <w:b/>
         <w:bCs/>
       </w:rPr>
     </w:tblStylePr>
     <w:tblStylePr w:type="lastCol">
       <w:rPr>
+        <w:rFonts w:eastAsia="黑体"/>
         <w:b/>
         <w:bCs/>
       </w:rPr>
@@ -10517,7 +11067,7 @@
       <w:spacing w:after="0" w:line="240" w:lineRule="auto"/>
     </w:pPr>
     <w:rPr>
-      <w:rFonts w:asciiTheme="majorHAnsi" w:cstheme="majorBidi" w:eastAsiaTheme="majorEastAsia" w:hAnsiTheme="majorHAnsi"/>
+      <w:rFonts w:asciiTheme="majorHAnsi" w:cstheme="majorBidi" w:hAnsiTheme="majorHAnsi" w:eastAsia="黑体"/>
       <w:color w:themeColor="text1" w:val="000000"/>
     </w:rPr>
     <w:tblPr>
@@ -10544,6 +11094,7 @@
     </w:tcPr>
     <w:tblStylePr w:type="firstRow">
       <w:rPr>
+        <w:rFonts w:eastAsia="黑体"/>
         <w:b/>
         <w:bCs/>
         <w:color w:themeColor="text1" w:val="000000"/>
@@ -10555,6 +11106,7 @@
     </w:tblStylePr>
     <w:tblStylePr w:type="lastRow">
       <w:rPr>
+        <w:rFonts w:eastAsia="黑体"/>
         <w:b/>
         <w:bCs/>
         <w:color w:themeColor="text1" w:val="000000"/>
@@ -10574,6 +11126,7 @@
     </w:tblStylePr>
     <w:tblStylePr w:type="firstCol">
       <w:rPr>
+        <w:rFonts w:eastAsia="黑体"/>
         <w:b/>
         <w:bCs/>
         <w:color w:themeColor="text1" w:val="000000"/>
@@ -10593,6 +11146,7 @@
     </w:tblStylePr>
     <w:tblStylePr w:type="lastCol">
       <w:rPr>
+        <w:rFonts w:eastAsia="黑体"/>
         <w:b w:val="0"/>
         <w:bCs w:val="0"/>
         <w:color w:themeColor="text1" w:val="000000"/>
@@ -10642,7 +11196,7 @@
       <w:spacing w:after="0" w:line="240" w:lineRule="auto"/>
     </w:pPr>
     <w:rPr>
-      <w:rFonts w:asciiTheme="majorHAnsi" w:cstheme="majorBidi" w:eastAsiaTheme="majorEastAsia" w:hAnsiTheme="majorHAnsi"/>
+      <w:rFonts w:asciiTheme="majorHAnsi" w:cstheme="majorBidi" w:hAnsiTheme="majorHAnsi" w:eastAsia="黑体"/>
       <w:color w:themeColor="text1" w:val="000000"/>
     </w:rPr>
     <w:tblPr>
@@ -10669,6 +11223,7 @@
     </w:tcPr>
     <w:tblStylePr w:type="firstRow">
       <w:rPr>
+        <w:rFonts w:eastAsia="黑体"/>
         <w:b/>
         <w:bCs/>
         <w:color w:themeColor="text1" w:val="000000"/>
@@ -10680,6 +11235,7 @@
     </w:tblStylePr>
     <w:tblStylePr w:type="lastRow">
       <w:rPr>
+        <w:rFonts w:eastAsia="黑体"/>
         <w:b/>
         <w:bCs/>
         <w:color w:themeColor="text1" w:val="000000"/>
@@ -10699,6 +11255,7 @@
     </w:tblStylePr>
     <w:tblStylePr w:type="firstCol">
       <w:rPr>
+        <w:rFonts w:eastAsia="黑体"/>
         <w:b/>
         <w:bCs/>
         <w:color w:themeColor="text1" w:val="000000"/>
@@ -10718,6 +11275,7 @@
     </w:tblStylePr>
     <w:tblStylePr w:type="lastCol">
       <w:rPr>
+        <w:rFonts w:eastAsia="黑体"/>
         <w:b w:val="0"/>
         <w:bCs w:val="0"/>
         <w:color w:themeColor="text1" w:val="000000"/>
@@ -10767,7 +11325,7 @@
       <w:spacing w:after="0" w:line="240" w:lineRule="auto"/>
     </w:pPr>
     <w:rPr>
-      <w:rFonts w:asciiTheme="majorHAnsi" w:cstheme="majorBidi" w:eastAsiaTheme="majorEastAsia" w:hAnsiTheme="majorHAnsi"/>
+      <w:rFonts w:asciiTheme="majorHAnsi" w:cstheme="majorBidi" w:hAnsiTheme="majorHAnsi" w:eastAsia="黑体"/>
       <w:color w:themeColor="text1" w:val="000000"/>
     </w:rPr>
     <w:tblPr>
@@ -10794,6 +11352,7 @@
     </w:tcPr>
     <w:tblStylePr w:type="firstRow">
       <w:rPr>
+        <w:rFonts w:eastAsia="黑体"/>
         <w:b/>
         <w:bCs/>
         <w:color w:themeColor="text1" w:val="000000"/>
@@ -10805,6 +11364,7 @@
     </w:tblStylePr>
     <w:tblStylePr w:type="lastRow">
       <w:rPr>
+        <w:rFonts w:eastAsia="黑体"/>
         <w:b/>
         <w:bCs/>
         <w:color w:themeColor="text1" w:val="000000"/>
@@ -10824,6 +11384,7 @@
     </w:tblStylePr>
     <w:tblStylePr w:type="firstCol">
       <w:rPr>
+        <w:rFonts w:eastAsia="黑体"/>
         <w:b/>
         <w:bCs/>
         <w:color w:themeColor="text1" w:val="000000"/>
@@ -10843,6 +11404,7 @@
     </w:tblStylePr>
     <w:tblStylePr w:type="lastCol">
       <w:rPr>
+        <w:rFonts w:eastAsia="黑体"/>
         <w:b w:val="0"/>
         <w:bCs w:val="0"/>
         <w:color w:themeColor="text1" w:val="000000"/>
@@ -10892,7 +11454,7 @@
       <w:spacing w:after="0" w:line="240" w:lineRule="auto"/>
     </w:pPr>
     <w:rPr>
-      <w:rFonts w:asciiTheme="majorHAnsi" w:cstheme="majorBidi" w:eastAsiaTheme="majorEastAsia" w:hAnsiTheme="majorHAnsi"/>
+      <w:rFonts w:asciiTheme="majorHAnsi" w:cstheme="majorBidi" w:hAnsiTheme="majorHAnsi" w:eastAsia="黑体"/>
       <w:color w:themeColor="text1" w:val="000000"/>
     </w:rPr>
     <w:tblPr>
@@ -10919,6 +11481,7 @@
     </w:tcPr>
     <w:tblStylePr w:type="firstRow">
       <w:rPr>
+        <w:rFonts w:eastAsia="黑体"/>
         <w:b/>
         <w:bCs/>
         <w:color w:themeColor="text1" w:val="000000"/>
@@ -10930,6 +11493,7 @@
     </w:tblStylePr>
     <w:tblStylePr w:type="lastRow">
       <w:rPr>
+        <w:rFonts w:eastAsia="黑体"/>
         <w:b/>
         <w:bCs/>
         <w:color w:themeColor="text1" w:val="000000"/>
@@ -10949,6 +11513,7 @@
     </w:tblStylePr>
     <w:tblStylePr w:type="firstCol">
       <w:rPr>
+        <w:rFonts w:eastAsia="黑体"/>
         <w:b/>
         <w:bCs/>
         <w:color w:themeColor="text1" w:val="000000"/>
@@ -10968,6 +11533,7 @@
     </w:tblStylePr>
     <w:tblStylePr w:type="lastCol">
       <w:rPr>
+        <w:rFonts w:eastAsia="黑体"/>
         <w:b w:val="0"/>
         <w:bCs w:val="0"/>
         <w:color w:themeColor="text1" w:val="000000"/>
@@ -11017,7 +11583,7 @@
       <w:spacing w:after="0" w:line="240" w:lineRule="auto"/>
     </w:pPr>
     <w:rPr>
-      <w:rFonts w:asciiTheme="majorHAnsi" w:cstheme="majorBidi" w:eastAsiaTheme="majorEastAsia" w:hAnsiTheme="majorHAnsi"/>
+      <w:rFonts w:asciiTheme="majorHAnsi" w:cstheme="majorBidi" w:hAnsiTheme="majorHAnsi" w:eastAsia="黑体"/>
       <w:color w:themeColor="text1" w:val="000000"/>
     </w:rPr>
     <w:tblPr>
@@ -11044,6 +11610,7 @@
     </w:tcPr>
     <w:tblStylePr w:type="firstRow">
       <w:rPr>
+        <w:rFonts w:eastAsia="黑体"/>
         <w:b/>
         <w:bCs/>
         <w:color w:themeColor="text1" w:val="000000"/>
@@ -11055,6 +11622,7 @@
     </w:tblStylePr>
     <w:tblStylePr w:type="lastRow">
       <w:rPr>
+        <w:rFonts w:eastAsia="黑体"/>
         <w:b/>
         <w:bCs/>
         <w:color w:themeColor="text1" w:val="000000"/>
@@ -11074,6 +11642,7 @@
     </w:tblStylePr>
     <w:tblStylePr w:type="firstCol">
       <w:rPr>
+        <w:rFonts w:eastAsia="黑体"/>
         <w:b/>
         <w:bCs/>
         <w:color w:themeColor="text1" w:val="000000"/>
@@ -11093,6 +11662,7 @@
     </w:tblStylePr>
     <w:tblStylePr w:type="lastCol">
       <w:rPr>
+        <w:rFonts w:eastAsia="黑体"/>
         <w:b w:val="0"/>
         <w:bCs w:val="0"/>
         <w:color w:themeColor="text1" w:val="000000"/>
@@ -11142,7 +11712,7 @@
       <w:spacing w:after="0" w:line="240" w:lineRule="auto"/>
     </w:pPr>
     <w:rPr>
-      <w:rFonts w:asciiTheme="majorHAnsi" w:cstheme="majorBidi" w:eastAsiaTheme="majorEastAsia" w:hAnsiTheme="majorHAnsi"/>
+      <w:rFonts w:asciiTheme="majorHAnsi" w:cstheme="majorBidi" w:hAnsiTheme="majorHAnsi" w:eastAsia="黑体"/>
       <w:color w:themeColor="text1" w:val="000000"/>
     </w:rPr>
     <w:tblPr>
@@ -11169,6 +11739,7 @@
     </w:tcPr>
     <w:tblStylePr w:type="firstRow">
       <w:rPr>
+        <w:rFonts w:eastAsia="黑体"/>
         <w:b/>
         <w:bCs/>
         <w:color w:themeColor="text1" w:val="000000"/>
@@ -11180,6 +11751,7 @@
     </w:tblStylePr>
     <w:tblStylePr w:type="lastRow">
       <w:rPr>
+        <w:rFonts w:eastAsia="黑体"/>
         <w:b/>
         <w:bCs/>
         <w:color w:themeColor="text1" w:val="000000"/>
@@ -11199,6 +11771,7 @@
     </w:tblStylePr>
     <w:tblStylePr w:type="firstCol">
       <w:rPr>
+        <w:rFonts w:eastAsia="黑体"/>
         <w:b/>
         <w:bCs/>
         <w:color w:themeColor="text1" w:val="000000"/>
@@ -11218,6 +11791,7 @@
     </w:tblStylePr>
     <w:tblStylePr w:type="lastCol">
       <w:rPr>
+        <w:rFonts w:eastAsia="黑体"/>
         <w:b w:val="0"/>
         <w:bCs w:val="0"/>
         <w:color w:themeColor="text1" w:val="000000"/>
@@ -11267,7 +11841,7 @@
       <w:spacing w:after="0" w:line="240" w:lineRule="auto"/>
     </w:pPr>
     <w:rPr>
-      <w:rFonts w:asciiTheme="majorHAnsi" w:cstheme="majorBidi" w:eastAsiaTheme="majorEastAsia" w:hAnsiTheme="majorHAnsi"/>
+      <w:rFonts w:asciiTheme="majorHAnsi" w:cstheme="majorBidi" w:hAnsiTheme="majorHAnsi" w:eastAsia="黑体"/>
       <w:color w:themeColor="text1" w:val="000000"/>
     </w:rPr>
     <w:tblPr>
@@ -11294,6 +11868,7 @@
     </w:tcPr>
     <w:tblStylePr w:type="firstRow">
       <w:rPr>
+        <w:rFonts w:eastAsia="黑体"/>
         <w:b/>
         <w:bCs/>
         <w:color w:themeColor="text1" w:val="000000"/>
@@ -11305,6 +11880,7 @@
     </w:tblStylePr>
     <w:tblStylePr w:type="lastRow">
       <w:rPr>
+        <w:rFonts w:eastAsia="黑体"/>
         <w:b/>
         <w:bCs/>
         <w:color w:themeColor="text1" w:val="000000"/>
@@ -11324,6 +11900,7 @@
     </w:tblStylePr>
     <w:tblStylePr w:type="firstCol">
       <w:rPr>
+        <w:rFonts w:eastAsia="黑体"/>
         <w:b/>
         <w:bCs/>
         <w:color w:themeColor="text1" w:val="000000"/>
@@ -11343,6 +11920,7 @@
     </w:tblStylePr>
     <w:tblStylePr w:type="lastCol">
       <w:rPr>
+        <w:rFonts w:eastAsia="黑体"/>
         <w:b w:val="0"/>
         <w:bCs w:val="0"/>
         <w:color w:themeColor="text1" w:val="000000"/>
@@ -11415,6 +11993,7 @@
     </w:tcPr>
     <w:tblStylePr w:type="firstRow">
       <w:rPr>
+        <w:rFonts w:eastAsia="黑体"/>
         <w:b/>
         <w:bCs/>
         <w:i w:val="0"/>
@@ -11436,6 +12015,7 @@
     </w:tblStylePr>
     <w:tblStylePr w:type="lastRow">
       <w:rPr>
+        <w:rFonts w:eastAsia="黑体"/>
         <w:b/>
         <w:bCs/>
         <w:i w:val="0"/>
@@ -11457,6 +12037,7 @@
     </w:tblStylePr>
     <w:tblStylePr w:type="firstCol">
       <w:rPr>
+        <w:rFonts w:eastAsia="黑体"/>
         <w:b/>
         <w:bCs/>
         <w:i w:val="0"/>
@@ -11476,6 +12057,7 @@
     </w:tblStylePr>
     <w:tblStylePr w:type="lastCol">
       <w:rPr>
+        <w:rFonts w:eastAsia="黑体"/>
         <w:b/>
         <w:bCs/>
         <w:i w:val="0"/>
@@ -11556,6 +12138,7 @@
     </w:tcPr>
     <w:tblStylePr w:type="firstRow">
       <w:rPr>
+        <w:rFonts w:eastAsia="黑体"/>
         <w:b/>
         <w:bCs/>
         <w:i w:val="0"/>
@@ -11577,6 +12160,7 @@
     </w:tblStylePr>
     <w:tblStylePr w:type="lastRow">
       <w:rPr>
+        <w:rFonts w:eastAsia="黑体"/>
         <w:b/>
         <w:bCs/>
         <w:i w:val="0"/>
@@ -11598,6 +12182,7 @@
     </w:tblStylePr>
     <w:tblStylePr w:type="firstCol">
       <w:rPr>
+        <w:rFonts w:eastAsia="黑体"/>
         <w:b/>
         <w:bCs/>
         <w:i w:val="0"/>
@@ -11617,6 +12202,7 @@
     </w:tblStylePr>
     <w:tblStylePr w:type="lastCol">
       <w:rPr>
+        <w:rFonts w:eastAsia="黑体"/>
         <w:b/>
         <w:bCs/>
         <w:i w:val="0"/>
@@ -11697,6 +12283,7 @@
     </w:tcPr>
     <w:tblStylePr w:type="firstRow">
       <w:rPr>
+        <w:rFonts w:eastAsia="黑体"/>
         <w:b/>
         <w:bCs/>
         <w:i w:val="0"/>
@@ -11718,6 +12305,7 @@
     </w:tblStylePr>
     <w:tblStylePr w:type="lastRow">
       <w:rPr>
+        <w:rFonts w:eastAsia="黑体"/>
         <w:b/>
         <w:bCs/>
         <w:i w:val="0"/>
@@ -11739,6 +12327,7 @@
     </w:tblStylePr>
     <w:tblStylePr w:type="firstCol">
       <w:rPr>
+        <w:rFonts w:eastAsia="黑体"/>
         <w:b/>
         <w:bCs/>
         <w:i w:val="0"/>
@@ -11758,6 +12347,7 @@
     </w:tblStylePr>
     <w:tblStylePr w:type="lastCol">
       <w:rPr>
+        <w:rFonts w:eastAsia="黑体"/>
         <w:b/>
         <w:bCs/>
         <w:i w:val="0"/>
@@ -11838,6 +12428,7 @@
     </w:tcPr>
     <w:tblStylePr w:type="firstRow">
       <w:rPr>
+        <w:rFonts w:eastAsia="黑体"/>
         <w:b/>
         <w:bCs/>
         <w:i w:val="0"/>
@@ -11859,6 +12450,7 @@
     </w:tblStylePr>
     <w:tblStylePr w:type="lastRow">
       <w:rPr>
+        <w:rFonts w:eastAsia="黑体"/>
         <w:b/>
         <w:bCs/>
         <w:i w:val="0"/>
@@ -11880,6 +12472,7 @@
     </w:tblStylePr>
     <w:tblStylePr w:type="firstCol">
       <w:rPr>
+        <w:rFonts w:eastAsia="黑体"/>
         <w:b/>
         <w:bCs/>
         <w:i w:val="0"/>
@@ -11899,6 +12492,7 @@
     </w:tblStylePr>
     <w:tblStylePr w:type="lastCol">
       <w:rPr>
+        <w:rFonts w:eastAsia="黑体"/>
         <w:b/>
         <w:bCs/>
         <w:i w:val="0"/>
@@ -11979,6 +12573,7 @@
     </w:tcPr>
     <w:tblStylePr w:type="firstRow">
       <w:rPr>
+        <w:rFonts w:eastAsia="黑体"/>
         <w:b/>
         <w:bCs/>
         <w:i w:val="0"/>
@@ -12000,6 +12595,7 @@
     </w:tblStylePr>
     <w:tblStylePr w:type="lastRow">
       <w:rPr>
+        <w:rFonts w:eastAsia="黑体"/>
         <w:b/>
         <w:bCs/>
         <w:i w:val="0"/>
@@ -12021,6 +12617,7 @@
     </w:tblStylePr>
     <w:tblStylePr w:type="firstCol">
       <w:rPr>
+        <w:rFonts w:eastAsia="黑体"/>
         <w:b/>
         <w:bCs/>
         <w:i w:val="0"/>
@@ -12040,6 +12637,7 @@
     </w:tblStylePr>
     <w:tblStylePr w:type="lastCol">
       <w:rPr>
+        <w:rFonts w:eastAsia="黑体"/>
         <w:b/>
         <w:bCs/>
         <w:i w:val="0"/>
@@ -12120,6 +12718,7 @@
     </w:tcPr>
     <w:tblStylePr w:type="firstRow">
       <w:rPr>
+        <w:rFonts w:eastAsia="黑体"/>
         <w:b/>
         <w:bCs/>
         <w:i w:val="0"/>
@@ -12141,6 +12740,7 @@
     </w:tblStylePr>
     <w:tblStylePr w:type="lastRow">
       <w:rPr>
+        <w:rFonts w:eastAsia="黑体"/>
         <w:b/>
         <w:bCs/>
         <w:i w:val="0"/>
@@ -12162,6 +12762,7 @@
     </w:tblStylePr>
     <w:tblStylePr w:type="firstCol">
       <w:rPr>
+        <w:rFonts w:eastAsia="黑体"/>
         <w:b/>
         <w:bCs/>
         <w:i w:val="0"/>
@@ -12181,6 +12782,7 @@
     </w:tblStylePr>
     <w:tblStylePr w:type="lastCol">
       <w:rPr>
+        <w:rFonts w:eastAsia="黑体"/>
         <w:b/>
         <w:bCs/>
         <w:i w:val="0"/>
@@ -12261,6 +12863,7 @@
     </w:tcPr>
     <w:tblStylePr w:type="firstRow">
       <w:rPr>
+        <w:rFonts w:eastAsia="黑体"/>
         <w:b/>
         <w:bCs/>
         <w:i w:val="0"/>
@@ -12282,6 +12885,7 @@
     </w:tblStylePr>
     <w:tblStylePr w:type="lastRow">
       <w:rPr>
+        <w:rFonts w:eastAsia="黑体"/>
         <w:b/>
         <w:bCs/>
         <w:i w:val="0"/>
@@ -12303,6 +12907,7 @@
     </w:tblStylePr>
     <w:tblStylePr w:type="firstCol">
       <w:rPr>
+        <w:rFonts w:eastAsia="黑体"/>
         <w:b/>
         <w:bCs/>
         <w:i w:val="0"/>
@@ -12322,6 +12927,7 @@
     </w:tblStylePr>
     <w:tblStylePr w:type="lastCol">
       <w:rPr>
+        <w:rFonts w:eastAsia="黑体"/>
         <w:b/>
         <w:bCs/>
         <w:i w:val="0"/>
@@ -12379,6 +12985,7 @@
       <w:spacing w:after="0" w:line="240" w:lineRule="auto"/>
     </w:pPr>
     <w:rPr>
+      <w:rFonts w:eastAsia="黑体"/>
       <w:color w:themeColor="background1" w:val="FFFFFF"/>
     </w:rPr>
     <w:tblPr>
@@ -12397,6 +13004,7 @@
     </w:tcPr>
     <w:tblStylePr w:type="firstRow">
       <w:rPr>
+        <w:rFonts w:eastAsia="黑体"/>
         <w:b/>
         <w:bCs/>
       </w:rPr>
@@ -12493,6 +13101,7 @@
       <w:spacing w:after="0" w:line="240" w:lineRule="auto"/>
     </w:pPr>
     <w:rPr>
+      <w:rFonts w:eastAsia="黑体"/>
       <w:color w:themeColor="background1" w:val="FFFFFF"/>
     </w:rPr>
     <w:tblPr>
@@ -12511,6 +13120,7 @@
     </w:tcPr>
     <w:tblStylePr w:type="firstRow">
       <w:rPr>
+        <w:rFonts w:eastAsia="黑体"/>
         <w:b/>
         <w:bCs/>
       </w:rPr>
@@ -12607,6 +13217,7 @@
       <w:spacing w:after="0" w:line="240" w:lineRule="auto"/>
     </w:pPr>
     <w:rPr>
+      <w:rFonts w:eastAsia="黑体"/>
       <w:color w:themeColor="background1" w:val="FFFFFF"/>
     </w:rPr>
     <w:tblPr>
@@ -12625,6 +13236,7 @@
     </w:tcPr>
     <w:tblStylePr w:type="firstRow">
       <w:rPr>
+        <w:rFonts w:eastAsia="黑体"/>
         <w:b/>
         <w:bCs/>
       </w:rPr>
@@ -12721,6 +13333,7 @@
       <w:spacing w:after="0" w:line="240" w:lineRule="auto"/>
     </w:pPr>
     <w:rPr>
+      <w:rFonts w:eastAsia="黑体"/>
       <w:color w:themeColor="background1" w:val="FFFFFF"/>
     </w:rPr>
     <w:tblPr>
@@ -12739,6 +13352,7 @@
     </w:tcPr>
     <w:tblStylePr w:type="firstRow">
       <w:rPr>
+        <w:rFonts w:eastAsia="黑体"/>
         <w:b/>
         <w:bCs/>
       </w:rPr>
@@ -12835,6 +13449,7 @@
       <w:spacing w:after="0" w:line="240" w:lineRule="auto"/>
     </w:pPr>
     <w:rPr>
+      <w:rFonts w:eastAsia="黑体"/>
       <w:color w:themeColor="background1" w:val="FFFFFF"/>
     </w:rPr>
     <w:tblPr>
@@ -12853,6 +13468,7 @@
     </w:tcPr>
     <w:tblStylePr w:type="firstRow">
       <w:rPr>
+        <w:rFonts w:eastAsia="黑体"/>
         <w:b/>
         <w:bCs/>
       </w:rPr>
@@ -12949,6 +13565,7 @@
       <w:spacing w:after="0" w:line="240" w:lineRule="auto"/>
     </w:pPr>
     <w:rPr>
+      <w:rFonts w:eastAsia="黑体"/>
       <w:color w:themeColor="background1" w:val="FFFFFF"/>
     </w:rPr>
     <w:tblPr>
@@ -12967,6 +13584,7 @@
     </w:tcPr>
     <w:tblStylePr w:type="firstRow">
       <w:rPr>
+        <w:rFonts w:eastAsia="黑体"/>
         <w:b/>
         <w:bCs/>
       </w:rPr>
@@ -13063,6 +13681,7 @@
       <w:spacing w:after="0" w:line="240" w:lineRule="auto"/>
     </w:pPr>
     <w:rPr>
+      <w:rFonts w:eastAsia="黑体"/>
       <w:color w:themeColor="background1" w:val="FFFFFF"/>
     </w:rPr>
     <w:tblPr>
@@ -13081,6 +13700,7 @@
     </w:tcPr>
     <w:tblStylePr w:type="firstRow">
       <w:rPr>
+        <w:rFonts w:eastAsia="黑体"/>
         <w:b/>
         <w:bCs/>
       </w:rPr>
@@ -13177,6 +13797,7 @@
       <w:spacing w:after="0" w:line="240" w:lineRule="auto"/>
     </w:pPr>
     <w:rPr>
+      <w:rFonts w:eastAsia="黑体"/>
       <w:color w:themeColor="text1" w:val="000000"/>
     </w:rPr>
     <w:tblPr>
@@ -13203,6 +13824,7 @@
     </w:tcPr>
     <w:tblStylePr w:type="firstRow">
       <w:rPr>
+        <w:rFonts w:eastAsia="黑体"/>
         <w:b/>
         <w:bCs/>
       </w:rPr>
@@ -13221,6 +13843,7 @@
     </w:tblStylePr>
     <w:tblStylePr w:type="lastRow">
       <w:rPr>
+        <w:rFonts w:eastAsia="黑体"/>
         <w:b/>
         <w:bCs/>
         <w:color w:themeColor="background1" w:val="FFFFFF"/>
@@ -13235,6 +13858,7 @@
     </w:tblStylePr>
     <w:tblStylePr w:type="firstCol">
       <w:rPr>
+        <w:rFonts w:eastAsia="黑体"/>
         <w:color w:themeColor="background1" w:val="FFFFFF"/>
       </w:rPr>
       <w:tblPr/>
@@ -13252,6 +13876,7 @@
     </w:tblStylePr>
     <w:tblStylePr w:type="lastCol">
       <w:rPr>
+        <w:rFonts w:eastAsia="黑体"/>
         <w:color w:themeColor="background1" w:val="FFFFFF"/>
       </w:rPr>
       <w:tblPr/>
@@ -13281,11 +13906,13 @@
     </w:tblStylePr>
     <w:tblStylePr w:type="neCell">
       <w:rPr>
+        <w:rFonts w:eastAsia="黑体"/>
         <w:color w:themeColor="text1" w:val="000000"/>
       </w:rPr>
     </w:tblStylePr>
     <w:tblStylePr w:type="nwCell">
       <w:rPr>
+        <w:rFonts w:eastAsia="黑体"/>
         <w:color w:themeColor="text1" w:val="000000"/>
       </w:rPr>
     </w:tblStylePr>
@@ -13299,6 +13926,7 @@
       <w:spacing w:after="0" w:line="240" w:lineRule="auto"/>
     </w:pPr>
     <w:rPr>
+      <w:rFonts w:eastAsia="黑体"/>
       <w:color w:themeColor="text1" w:val="000000"/>
     </w:rPr>
     <w:tblPr>
@@ -13325,6 +13953,7 @@
     </w:tcPr>
     <w:tblStylePr w:type="firstRow">
       <w:rPr>
+        <w:rFonts w:eastAsia="黑体"/>
         <w:b/>
         <w:bCs/>
       </w:rPr>
@@ -13343,6 +13972,7 @@
     </w:tblStylePr>
     <w:tblStylePr w:type="lastRow">
       <w:rPr>
+        <w:rFonts w:eastAsia="黑体"/>
         <w:b/>
         <w:bCs/>
         <w:color w:themeColor="background1" w:val="FFFFFF"/>
@@ -13357,6 +13987,7 @@
     </w:tblStylePr>
     <w:tblStylePr w:type="firstCol">
       <w:rPr>
+        <w:rFonts w:eastAsia="黑体"/>
         <w:color w:themeColor="background1" w:val="FFFFFF"/>
       </w:rPr>
       <w:tblPr/>
@@ -13374,6 +14005,7 @@
     </w:tblStylePr>
     <w:tblStylePr w:type="lastCol">
       <w:rPr>
+        <w:rFonts w:eastAsia="黑体"/>
         <w:color w:themeColor="background1" w:val="FFFFFF"/>
       </w:rPr>
       <w:tblPr/>
@@ -13403,11 +14035,13 @@
     </w:tblStylePr>
     <w:tblStylePr w:type="neCell">
       <w:rPr>
+        <w:rFonts w:eastAsia="黑体"/>
         <w:color w:themeColor="text1" w:val="000000"/>
       </w:rPr>
     </w:tblStylePr>
     <w:tblStylePr w:type="nwCell">
       <w:rPr>
+        <w:rFonts w:eastAsia="黑体"/>
         <w:color w:themeColor="text1" w:val="000000"/>
       </w:rPr>
     </w:tblStylePr>
@@ -13421,6 +14055,7 @@
       <w:spacing w:after="0" w:line="240" w:lineRule="auto"/>
     </w:pPr>
     <w:rPr>
+      <w:rFonts w:eastAsia="黑体"/>
       <w:color w:themeColor="text1" w:val="000000"/>
     </w:rPr>
     <w:tblPr>
@@ -13447,6 +14082,7 @@
     </w:tcPr>
     <w:tblStylePr w:type="firstRow">
       <w:rPr>
+        <w:rFonts w:eastAsia="黑体"/>
         <w:b/>
         <w:bCs/>
       </w:rPr>
@@ -13465,6 +14101,7 @@
     </w:tblStylePr>
     <w:tblStylePr w:type="lastRow">
       <w:rPr>
+        <w:rFonts w:eastAsia="黑体"/>
         <w:b/>
         <w:bCs/>
         <w:color w:themeColor="background1" w:val="FFFFFF"/>
@@ -13479,6 +14116,7 @@
     </w:tblStylePr>
     <w:tblStylePr w:type="firstCol">
       <w:rPr>
+        <w:rFonts w:eastAsia="黑体"/>
         <w:color w:themeColor="background1" w:val="FFFFFF"/>
       </w:rPr>
       <w:tblPr/>
@@ -13496,6 +14134,7 @@
     </w:tblStylePr>
     <w:tblStylePr w:type="lastCol">
       <w:rPr>
+        <w:rFonts w:eastAsia="黑体"/>
         <w:color w:themeColor="background1" w:val="FFFFFF"/>
       </w:rPr>
       <w:tblPr/>
@@ -13525,11 +14164,13 @@
     </w:tblStylePr>
     <w:tblStylePr w:type="neCell">
       <w:rPr>
+        <w:rFonts w:eastAsia="黑体"/>
         <w:color w:themeColor="text1" w:val="000000"/>
       </w:rPr>
     </w:tblStylePr>
     <w:tblStylePr w:type="nwCell">
       <w:rPr>
+        <w:rFonts w:eastAsia="黑体"/>
         <w:color w:themeColor="text1" w:val="000000"/>
       </w:rPr>
     </w:tblStylePr>
@@ -13543,6 +14184,7 @@
       <w:spacing w:after="0" w:line="240" w:lineRule="auto"/>
     </w:pPr>
     <w:rPr>
+      <w:rFonts w:eastAsia="黑体"/>
       <w:color w:themeColor="text1" w:val="000000"/>
     </w:rPr>
     <w:tblPr>
@@ -13569,6 +14211,7 @@
     </w:tcPr>
     <w:tblStylePr w:type="firstRow">
       <w:rPr>
+        <w:rFonts w:eastAsia="黑体"/>
         <w:b/>
         <w:bCs/>
       </w:rPr>
@@ -13587,6 +14230,7 @@
     </w:tblStylePr>
     <w:tblStylePr w:type="lastRow">
       <w:rPr>
+        <w:rFonts w:eastAsia="黑体"/>
         <w:b/>
         <w:bCs/>
         <w:color w:themeColor="background1" w:val="FFFFFF"/>
@@ -13601,6 +14245,7 @@
     </w:tblStylePr>
     <w:tblStylePr w:type="firstCol">
       <w:rPr>
+        <w:rFonts w:eastAsia="黑体"/>
         <w:color w:themeColor="background1" w:val="FFFFFF"/>
       </w:rPr>
       <w:tblPr/>
@@ -13618,6 +14263,7 @@
     </w:tblStylePr>
     <w:tblStylePr w:type="lastCol">
       <w:rPr>
+        <w:rFonts w:eastAsia="黑体"/>
         <w:color w:themeColor="background1" w:val="FFFFFF"/>
       </w:rPr>
       <w:tblPr/>
@@ -13655,6 +14301,7 @@
       <w:spacing w:after="0" w:line="240" w:lineRule="auto"/>
     </w:pPr>
     <w:rPr>
+      <w:rFonts w:eastAsia="黑体"/>
       <w:color w:themeColor="text1" w:val="000000"/>
     </w:rPr>
     <w:tblPr>
@@ -13681,6 +14328,7 @@
     </w:tcPr>
     <w:tblStylePr w:type="firstRow">
       <w:rPr>
+        <w:rFonts w:eastAsia="黑体"/>
         <w:b/>
         <w:bCs/>
       </w:rPr>
@@ -13699,6 +14347,7 @@
     </w:tblStylePr>
     <w:tblStylePr w:type="lastRow">
       <w:rPr>
+        <w:rFonts w:eastAsia="黑体"/>
         <w:b/>
         <w:bCs/>
         <w:color w:themeColor="background1" w:val="FFFFFF"/>
@@ -13713,6 +14362,7 @@
     </w:tblStylePr>
     <w:tblStylePr w:type="firstCol">
       <w:rPr>
+        <w:rFonts w:eastAsia="黑体"/>
         <w:color w:themeColor="background1" w:val="FFFFFF"/>
       </w:rPr>
       <w:tblPr/>
@@ -13730,6 +14380,7 @@
     </w:tblStylePr>
     <w:tblStylePr w:type="lastCol">
       <w:rPr>
+        <w:rFonts w:eastAsia="黑体"/>
         <w:color w:themeColor="background1" w:val="FFFFFF"/>
       </w:rPr>
       <w:tblPr/>
@@ -13759,11 +14410,13 @@
     </w:tblStylePr>
     <w:tblStylePr w:type="neCell">
       <w:rPr>
+        <w:rFonts w:eastAsia="黑体"/>
         <w:color w:themeColor="text1" w:val="000000"/>
       </w:rPr>
     </w:tblStylePr>
     <w:tblStylePr w:type="nwCell">
       <w:rPr>
+        <w:rFonts w:eastAsia="黑体"/>
         <w:color w:themeColor="text1" w:val="000000"/>
       </w:rPr>
     </w:tblStylePr>
@@ -13777,6 +14430,7 @@
       <w:spacing w:after="0" w:line="240" w:lineRule="auto"/>
     </w:pPr>
     <w:rPr>
+      <w:rFonts w:eastAsia="黑体"/>
       <w:color w:themeColor="text1" w:val="000000"/>
     </w:rPr>
     <w:tblPr>
@@ -13803,6 +14457,7 @@
     </w:tcPr>
     <w:tblStylePr w:type="firstRow">
       <w:rPr>
+        <w:rFonts w:eastAsia="黑体"/>
         <w:b/>
         <w:bCs/>
       </w:rPr>
@@ -13821,6 +14476,7 @@
     </w:tblStylePr>
     <w:tblStylePr w:type="lastRow">
       <w:rPr>
+        <w:rFonts w:eastAsia="黑体"/>
         <w:b/>
         <w:bCs/>
         <w:color w:themeColor="background1" w:val="FFFFFF"/>
@@ -13835,6 +14491,7 @@
     </w:tblStylePr>
     <w:tblStylePr w:type="firstCol">
       <w:rPr>
+        <w:rFonts w:eastAsia="黑体"/>
         <w:color w:themeColor="background1" w:val="FFFFFF"/>
       </w:rPr>
       <w:tblPr/>
@@ -13852,6 +14509,7 @@
     </w:tblStylePr>
     <w:tblStylePr w:type="lastCol">
       <w:rPr>
+        <w:rFonts w:eastAsia="黑体"/>
         <w:color w:themeColor="background1" w:val="FFFFFF"/>
       </w:rPr>
       <w:tblPr/>
@@ -13881,11 +14539,13 @@
     </w:tblStylePr>
     <w:tblStylePr w:type="neCell">
       <w:rPr>
+        <w:rFonts w:eastAsia="黑体"/>
         <w:color w:themeColor="text1" w:val="000000"/>
       </w:rPr>
     </w:tblStylePr>
     <w:tblStylePr w:type="nwCell">
       <w:rPr>
+        <w:rFonts w:eastAsia="黑体"/>
         <w:color w:themeColor="text1" w:val="000000"/>
       </w:rPr>
     </w:tblStylePr>
@@ -13899,6 +14559,7 @@
       <w:spacing w:after="0" w:line="240" w:lineRule="auto"/>
     </w:pPr>
     <w:rPr>
+      <w:rFonts w:eastAsia="黑体"/>
       <w:color w:themeColor="text1" w:val="000000"/>
     </w:rPr>
     <w:tblPr>
@@ -13925,6 +14586,7 @@
     </w:tcPr>
     <w:tblStylePr w:type="firstRow">
       <w:rPr>
+        <w:rFonts w:eastAsia="黑体"/>
         <w:b/>
         <w:bCs/>
       </w:rPr>
@@ -13943,6 +14605,7 @@
     </w:tblStylePr>
     <w:tblStylePr w:type="lastRow">
       <w:rPr>
+        <w:rFonts w:eastAsia="黑体"/>
         <w:b/>
         <w:bCs/>
         <w:color w:themeColor="background1" w:val="FFFFFF"/>
@@ -13957,6 +14620,7 @@
     </w:tblStylePr>
     <w:tblStylePr w:type="firstCol">
       <w:rPr>
+        <w:rFonts w:eastAsia="黑体"/>
         <w:color w:themeColor="background1" w:val="FFFFFF"/>
       </w:rPr>
       <w:tblPr/>
@@ -13974,6 +14638,7 @@
     </w:tblStylePr>
     <w:tblStylePr w:type="lastCol">
       <w:rPr>
+        <w:rFonts w:eastAsia="黑体"/>
         <w:color w:themeColor="background1" w:val="FFFFFF"/>
       </w:rPr>
       <w:tblPr/>
@@ -14003,11 +14668,13 @@
     </w:tblStylePr>
     <w:tblStylePr w:type="neCell">
       <w:rPr>
+        <w:rFonts w:eastAsia="黑体"/>
         <w:color w:themeColor="text1" w:val="000000"/>
       </w:rPr>
     </w:tblStylePr>
     <w:tblStylePr w:type="nwCell">
       <w:rPr>
+        <w:rFonts w:eastAsia="黑体"/>
         <w:color w:themeColor="text1" w:val="000000"/>
       </w:rPr>
     </w:tblStylePr>
@@ -14021,6 +14688,7 @@
       <w:spacing w:after="0" w:line="240" w:lineRule="auto"/>
     </w:pPr>
     <w:rPr>
+      <w:rFonts w:eastAsia="黑体"/>
       <w:color w:themeColor="text1" w:val="000000"/>
     </w:rPr>
     <w:tblPr>
@@ -14039,6 +14707,7 @@
     </w:tcPr>
     <w:tblStylePr w:type="firstRow">
       <w:rPr>
+        <w:rFonts w:eastAsia="黑体"/>
         <w:b/>
         <w:bCs/>
         <w:color w:themeColor="background1" w:val="FFFFFF"/>
@@ -14053,6 +14722,7 @@
     </w:tblStylePr>
     <w:tblStylePr w:type="lastRow">
       <w:rPr>
+        <w:rFonts w:eastAsia="黑体"/>
         <w:b/>
         <w:bCs/>
         <w:color w:themeColor="accent2" w:themeShade="CC" w:val="9E3A38"/>
@@ -14067,12 +14737,14 @@
     </w:tblStylePr>
     <w:tblStylePr w:type="firstCol">
       <w:rPr>
+        <w:rFonts w:eastAsia="黑体"/>
         <w:b/>
         <w:bCs/>
       </w:rPr>
     </w:tblStylePr>
     <w:tblStylePr w:type="lastCol">
       <w:rPr>
+        <w:rFonts w:eastAsia="黑体"/>
         <w:b/>
         <w:bCs/>
       </w:rPr>
@@ -14107,6 +14779,7 @@
       <w:spacing w:after="0" w:line="240" w:lineRule="auto"/>
     </w:pPr>
     <w:rPr>
+      <w:rFonts w:eastAsia="黑体"/>
       <w:color w:themeColor="text1" w:val="000000"/>
     </w:rPr>
     <w:tblPr>
@@ -14125,6 +14798,7 @@
     </w:tcPr>
     <w:tblStylePr w:type="firstRow">
       <w:rPr>
+        <w:rFonts w:eastAsia="黑体"/>
         <w:b/>
         <w:bCs/>
         <w:color w:themeColor="background1" w:val="FFFFFF"/>
@@ -14139,6 +14813,7 @@
     </w:tblStylePr>
     <w:tblStylePr w:type="lastRow">
       <w:rPr>
+        <w:rFonts w:eastAsia="黑体"/>
         <w:b/>
         <w:bCs/>
         <w:color w:themeColor="accent2" w:themeShade="CC" w:val="9E3A38"/>
@@ -14153,12 +14828,14 @@
     </w:tblStylePr>
     <w:tblStylePr w:type="firstCol">
       <w:rPr>
+        <w:rFonts w:eastAsia="黑体"/>
         <w:b/>
         <w:bCs/>
       </w:rPr>
     </w:tblStylePr>
     <w:tblStylePr w:type="lastCol">
       <w:rPr>
+        <w:rFonts w:eastAsia="黑体"/>
         <w:b/>
         <w:bCs/>
       </w:rPr>
@@ -14193,6 +14870,7 @@
       <w:spacing w:after="0" w:line="240" w:lineRule="auto"/>
     </w:pPr>
     <w:rPr>
+      <w:rFonts w:eastAsia="黑体"/>
       <w:color w:themeColor="text1" w:val="000000"/>
     </w:rPr>
     <w:tblPr>
@@ -14211,6 +14889,7 @@
     </w:tcPr>
     <w:tblStylePr w:type="firstRow">
       <w:rPr>
+        <w:rFonts w:eastAsia="黑体"/>
         <w:b/>
         <w:bCs/>
         <w:color w:themeColor="background1" w:val="FFFFFF"/>
@@ -14225,6 +14904,7 @@
     </w:tblStylePr>
     <w:tblStylePr w:type="lastRow">
       <w:rPr>
+        <w:rFonts w:eastAsia="黑体"/>
         <w:b/>
         <w:bCs/>
         <w:color w:themeColor="accent2" w:themeShade="CC" w:val="9E3A38"/>
@@ -14239,12 +14919,14 @@
     </w:tblStylePr>
     <w:tblStylePr w:type="firstCol">
       <w:rPr>
+        <w:rFonts w:eastAsia="黑体"/>
         <w:b/>
         <w:bCs/>
       </w:rPr>
     </w:tblStylePr>
     <w:tblStylePr w:type="lastCol">
       <w:rPr>
+        <w:rFonts w:eastAsia="黑体"/>
         <w:b/>
         <w:bCs/>
       </w:rPr>
@@ -14279,6 +14961,7 @@
       <w:spacing w:after="0" w:line="240" w:lineRule="auto"/>
     </w:pPr>
     <w:rPr>
+      <w:rFonts w:eastAsia="黑体"/>
       <w:color w:themeColor="text1" w:val="000000"/>
     </w:rPr>
     <w:tblPr>
@@ -14297,6 +14980,7 @@
     </w:tcPr>
     <w:tblStylePr w:type="firstRow">
       <w:rPr>
+        <w:rFonts w:eastAsia="黑体"/>
         <w:b/>
         <w:bCs/>
         <w:color w:themeColor="background1" w:val="FFFFFF"/>
@@ -14311,6 +14995,7 @@
     </w:tblStylePr>
     <w:tblStylePr w:type="lastRow">
       <w:rPr>
+        <w:rFonts w:eastAsia="黑体"/>
         <w:b/>
         <w:bCs/>
         <w:color w:themeColor="accent4" w:themeShade="CC" w:val="664E82"/>
@@ -14325,12 +15010,14 @@
     </w:tblStylePr>
     <w:tblStylePr w:type="firstCol">
       <w:rPr>
+        <w:rFonts w:eastAsia="黑体"/>
         <w:b/>
         <w:bCs/>
       </w:rPr>
     </w:tblStylePr>
     <w:tblStylePr w:type="lastCol">
       <w:rPr>
+        <w:rFonts w:eastAsia="黑体"/>
         <w:b/>
         <w:bCs/>
       </w:rPr>
@@ -14365,6 +15052,7 @@
       <w:spacing w:after="0" w:line="240" w:lineRule="auto"/>
     </w:pPr>
     <w:rPr>
+      <w:rFonts w:eastAsia="黑体"/>
       <w:color w:themeColor="text1" w:val="000000"/>
     </w:rPr>
     <w:tblPr>
@@ -14383,6 +15071,7 @@
     </w:tcPr>
     <w:tblStylePr w:type="firstRow">
       <w:rPr>
+        <w:rFonts w:eastAsia="黑体"/>
         <w:b/>
         <w:bCs/>
         <w:color w:themeColor="background1" w:val="FFFFFF"/>
@@ -14397,6 +15086,7 @@
     </w:tblStylePr>
     <w:tblStylePr w:type="lastRow">
       <w:rPr>
+        <w:rFonts w:eastAsia="黑体"/>
         <w:b/>
         <w:bCs/>
         <w:color w:themeColor="accent3" w:themeShade="CC" w:val="7E9C40"/>
@@ -14411,12 +15101,14 @@
     </w:tblStylePr>
     <w:tblStylePr w:type="firstCol">
       <w:rPr>
+        <w:rFonts w:eastAsia="黑体"/>
         <w:b/>
         <w:bCs/>
       </w:rPr>
     </w:tblStylePr>
     <w:tblStylePr w:type="lastCol">
       <w:rPr>
+        <w:rFonts w:eastAsia="黑体"/>
         <w:b/>
         <w:bCs/>
       </w:rPr>
@@ -14451,6 +15143,7 @@
       <w:spacing w:after="0" w:line="240" w:lineRule="auto"/>
     </w:pPr>
     <w:rPr>
+      <w:rFonts w:eastAsia="黑体"/>
       <w:color w:themeColor="text1" w:val="000000"/>
     </w:rPr>
     <w:tblPr>
@@ -14469,6 +15162,7 @@
     </w:tcPr>
     <w:tblStylePr w:type="firstRow">
       <w:rPr>
+        <w:rFonts w:eastAsia="黑体"/>
         <w:b/>
         <w:bCs/>
         <w:color w:themeColor="background1" w:val="FFFFFF"/>
@@ -14483,6 +15177,7 @@
     </w:tblStylePr>
     <w:tblStylePr w:type="lastRow">
       <w:rPr>
+        <w:rFonts w:eastAsia="黑体"/>
         <w:b/>
         <w:bCs/>
         <w:color w:themeColor="accent6" w:themeShade="CC" w:val="F2730A"/>
@@ -14497,12 +15192,14 @@
     </w:tblStylePr>
     <w:tblStylePr w:type="firstCol">
       <w:rPr>
+        <w:rFonts w:eastAsia="黑体"/>
         <w:b/>
         <w:bCs/>
       </w:rPr>
     </w:tblStylePr>
     <w:tblStylePr w:type="lastCol">
       <w:rPr>
+        <w:rFonts w:eastAsia="黑体"/>
         <w:b/>
         <w:bCs/>
       </w:rPr>
@@ -14537,6 +15234,7 @@
       <w:spacing w:after="0" w:line="240" w:lineRule="auto"/>
     </w:pPr>
     <w:rPr>
+      <w:rFonts w:eastAsia="黑体"/>
       <w:color w:themeColor="text1" w:val="000000"/>
     </w:rPr>
     <w:tblPr>
@@ -14555,6 +15253,7 @@
     </w:tcPr>
     <w:tblStylePr w:type="firstRow">
       <w:rPr>
+        <w:rFonts w:eastAsia="黑体"/>
         <w:b/>
         <w:bCs/>
         <w:color w:themeColor="background1" w:val="FFFFFF"/>
@@ -14569,6 +15268,7 @@
     </w:tblStylePr>
     <w:tblStylePr w:type="lastRow">
       <w:rPr>
+        <w:rFonts w:eastAsia="黑体"/>
         <w:b/>
         <w:bCs/>
         <w:color w:themeColor="accent5" w:themeShade="CC" w:val="348DA5"/>
@@ -14583,12 +15283,14 @@
     </w:tblStylePr>
     <w:tblStylePr w:type="firstCol">
       <w:rPr>
+        <w:rFonts w:eastAsia="黑体"/>
         <w:b/>
         <w:bCs/>
       </w:rPr>
     </w:tblStylePr>
     <w:tblStylePr w:type="lastCol">
       <w:rPr>
+        <w:rFonts w:eastAsia="黑体"/>
         <w:b/>
         <w:bCs/>
       </w:rPr>
@@ -14623,6 +15325,7 @@
       <w:spacing w:after="0" w:line="240" w:lineRule="auto"/>
     </w:pPr>
     <w:rPr>
+      <w:rFonts w:eastAsia="黑体"/>
       <w:color w:themeColor="text1" w:val="000000"/>
     </w:rPr>
     <w:tblPr>
@@ -14644,6 +15347,7 @@
     </w:tcPr>
     <w:tblStylePr w:type="firstRow">
       <w:rPr>
+        <w:rFonts w:eastAsia="黑体"/>
         <w:b/>
         <w:bCs/>
       </w:rPr>
@@ -14654,6 +15358,7 @@
     </w:tblStylePr>
     <w:tblStylePr w:type="lastRow">
       <w:rPr>
+        <w:rFonts w:eastAsia="黑体"/>
         <w:b/>
         <w:bCs/>
         <w:color w:themeColor="text1" w:val="000000"/>
@@ -14665,6 +15370,7 @@
     </w:tblStylePr>
     <w:tblStylePr w:type="firstCol">
       <w:rPr>
+        <w:rFonts w:eastAsia="黑体"/>
         <w:color w:themeColor="background1" w:val="FFFFFF"/>
       </w:rPr>
       <w:tblPr/>
@@ -14674,6 +15380,7 @@
     </w:tblStylePr>
     <w:tblStylePr w:type="lastCol">
       <w:rPr>
+        <w:rFonts w:eastAsia="黑体"/>
         <w:color w:themeColor="background1" w:val="FFFFFF"/>
       </w:rPr>
       <w:tblPr/>
@@ -14703,6 +15410,7 @@
       <w:spacing w:after="0" w:line="240" w:lineRule="auto"/>
     </w:pPr>
     <w:rPr>
+      <w:rFonts w:eastAsia="黑体"/>
       <w:color w:themeColor="text1" w:val="000000"/>
     </w:rPr>
     <w:tblPr>
@@ -14724,6 +15432,7 @@
     </w:tcPr>
     <w:tblStylePr w:type="firstRow">
       <w:rPr>
+        <w:rFonts w:eastAsia="黑体"/>
         <w:b/>
         <w:bCs/>
       </w:rPr>
@@ -14734,6 +15443,7 @@
     </w:tblStylePr>
     <w:tblStylePr w:type="lastRow">
       <w:rPr>
+        <w:rFonts w:eastAsia="黑体"/>
         <w:b/>
         <w:bCs/>
         <w:color w:themeColor="text1" w:val="000000"/>
@@ -14745,6 +15455,7 @@
     </w:tblStylePr>
     <w:tblStylePr w:type="firstCol">
       <w:rPr>
+        <w:rFonts w:eastAsia="黑体"/>
         <w:color w:themeColor="background1" w:val="FFFFFF"/>
       </w:rPr>
       <w:tblPr/>
@@ -14754,6 +15465,7 @@
     </w:tblStylePr>
     <w:tblStylePr w:type="lastCol">
       <w:rPr>
+        <w:rFonts w:eastAsia="黑体"/>
         <w:color w:themeColor="background1" w:val="FFFFFF"/>
       </w:rPr>
       <w:tblPr/>
@@ -14783,6 +15495,7 @@
       <w:spacing w:after="0" w:line="240" w:lineRule="auto"/>
     </w:pPr>
     <w:rPr>
+      <w:rFonts w:eastAsia="黑体"/>
       <w:color w:themeColor="text1" w:val="000000"/>
     </w:rPr>
     <w:tblPr>
@@ -14804,6 +15517,7 @@
     </w:tcPr>
     <w:tblStylePr w:type="firstRow">
       <w:rPr>
+        <w:rFonts w:eastAsia="黑体"/>
         <w:b/>
         <w:bCs/>
       </w:rPr>
@@ -14814,6 +15528,7 @@
     </w:tblStylePr>
     <w:tblStylePr w:type="lastRow">
       <w:rPr>
+        <w:rFonts w:eastAsia="黑体"/>
         <w:b/>
         <w:bCs/>
         <w:color w:themeColor="text1" w:val="000000"/>
@@ -14825,6 +15540,7 @@
     </w:tblStylePr>
     <w:tblStylePr w:type="firstCol">
       <w:rPr>
+        <w:rFonts w:eastAsia="黑体"/>
         <w:color w:themeColor="background1" w:val="FFFFFF"/>
       </w:rPr>
       <w:tblPr/>
@@ -14834,6 +15550,7 @@
     </w:tblStylePr>
     <w:tblStylePr w:type="lastCol">
       <w:rPr>
+        <w:rFonts w:eastAsia="黑体"/>
         <w:color w:themeColor="background1" w:val="FFFFFF"/>
       </w:rPr>
       <w:tblPr/>
@@ -14863,6 +15580,7 @@
       <w:spacing w:after="0" w:line="240" w:lineRule="auto"/>
     </w:pPr>
     <w:rPr>
+      <w:rFonts w:eastAsia="黑体"/>
       <w:color w:themeColor="text1" w:val="000000"/>
     </w:rPr>
     <w:tblPr>
@@ -14884,6 +15602,7 @@
     </w:tcPr>
     <w:tblStylePr w:type="firstRow">
       <w:rPr>
+        <w:rFonts w:eastAsia="黑体"/>
         <w:b/>
         <w:bCs/>
       </w:rPr>
@@ -14894,6 +15613,7 @@
     </w:tblStylePr>
     <w:tblStylePr w:type="lastRow">
       <w:rPr>
+        <w:rFonts w:eastAsia="黑体"/>
         <w:b/>
         <w:bCs/>
         <w:color w:themeColor="text1" w:val="000000"/>
@@ -14905,6 +15625,7 @@
     </w:tblStylePr>
     <w:tblStylePr w:type="firstCol">
       <w:rPr>
+        <w:rFonts w:eastAsia="黑体"/>
         <w:color w:themeColor="background1" w:val="FFFFFF"/>
       </w:rPr>
       <w:tblPr/>
@@ -14914,6 +15635,7 @@
     </w:tblStylePr>
     <w:tblStylePr w:type="lastCol">
       <w:rPr>
+        <w:rFonts w:eastAsia="黑体"/>
         <w:color w:themeColor="background1" w:val="FFFFFF"/>
       </w:rPr>
       <w:tblPr/>
@@ -14943,6 +15665,7 @@
       <w:spacing w:after="0" w:line="240" w:lineRule="auto"/>
     </w:pPr>
     <w:rPr>
+      <w:rFonts w:eastAsia="黑体"/>
       <w:color w:themeColor="text1" w:val="000000"/>
     </w:rPr>
     <w:tblPr>
@@ -14964,6 +15687,7 @@
     </w:tcPr>
     <w:tblStylePr w:type="firstRow">
       <w:rPr>
+        <w:rFonts w:eastAsia="黑体"/>
         <w:b/>
         <w:bCs/>
       </w:rPr>
@@ -14974,6 +15698,7 @@
     </w:tblStylePr>
     <w:tblStylePr w:type="lastRow">
       <w:rPr>
+        <w:rFonts w:eastAsia="黑体"/>
         <w:b/>
         <w:bCs/>
         <w:color w:themeColor="text1" w:val="000000"/>
@@ -14985,6 +15710,7 @@
     </w:tblStylePr>
     <w:tblStylePr w:type="firstCol">
       <w:rPr>
+        <w:rFonts w:eastAsia="黑体"/>
         <w:color w:themeColor="background1" w:val="FFFFFF"/>
       </w:rPr>
       <w:tblPr/>
@@ -14994,6 +15720,7 @@
     </w:tblStylePr>
     <w:tblStylePr w:type="lastCol">
       <w:rPr>
+        <w:rFonts w:eastAsia="黑体"/>
         <w:color w:themeColor="background1" w:val="FFFFFF"/>
       </w:rPr>
       <w:tblPr/>
@@ -15023,6 +15750,7 @@
       <w:spacing w:after="0" w:line="240" w:lineRule="auto"/>
     </w:pPr>
     <w:rPr>
+      <w:rFonts w:eastAsia="黑体"/>
       <w:color w:themeColor="text1" w:val="000000"/>
     </w:rPr>
     <w:tblPr>
@@ -15044,6 +15772,7 @@
     </w:tcPr>
     <w:tblStylePr w:type="firstRow">
       <w:rPr>
+        <w:rFonts w:eastAsia="黑体"/>
         <w:b/>
         <w:bCs/>
       </w:rPr>
@@ -15054,6 +15783,7 @@
     </w:tblStylePr>
     <w:tblStylePr w:type="lastRow">
       <w:rPr>
+        <w:rFonts w:eastAsia="黑体"/>
         <w:b/>
         <w:bCs/>
         <w:color w:themeColor="text1" w:val="000000"/>
@@ -15065,6 +15795,7 @@
     </w:tblStylePr>
     <w:tblStylePr w:type="firstCol">
       <w:rPr>
+        <w:rFonts w:eastAsia="黑体"/>
         <w:color w:themeColor="background1" w:val="FFFFFF"/>
       </w:rPr>
       <w:tblPr/>
@@ -15074,6 +15805,7 @@
     </w:tblStylePr>
     <w:tblStylePr w:type="lastCol">
       <w:rPr>
+        <w:rFonts w:eastAsia="黑体"/>
         <w:color w:themeColor="background1" w:val="FFFFFF"/>
       </w:rPr>
       <w:tblPr/>
@@ -15103,6 +15835,7 @@
       <w:spacing w:after="0" w:line="240" w:lineRule="auto"/>
     </w:pPr>
     <w:rPr>
+      <w:rFonts w:eastAsia="黑体"/>
       <w:color w:themeColor="text1" w:val="000000"/>
     </w:rPr>
     <w:tblPr>
@@ -15124,6 +15857,7 @@
     </w:tcPr>
     <w:tblStylePr w:type="firstRow">
       <w:rPr>
+        <w:rFonts w:eastAsia="黑体"/>
         <w:b/>
         <w:bCs/>
       </w:rPr>
@@ -15134,6 +15868,7 @@
     </w:tblStylePr>
     <w:tblStylePr w:type="lastRow">
       <w:rPr>
+        <w:rFonts w:eastAsia="黑体"/>
         <w:b/>
         <w:bCs/>
         <w:color w:themeColor="text1" w:val="000000"/>
@@ -15145,6 +15880,7 @@
     </w:tblStylePr>
     <w:tblStylePr w:type="firstCol">
       <w:rPr>
+        <w:rFonts w:eastAsia="黑体"/>
         <w:color w:themeColor="background1" w:val="FFFFFF"/>
       </w:rPr>
       <w:tblPr/>
@@ -15154,6 +15890,7 @@
     </w:tblStylePr>
     <w:tblStylePr w:type="lastCol">
       <w:rPr>
+        <w:rFonts w:eastAsia="黑体"/>
         <w:color w:themeColor="background1" w:val="FFFFFF"/>
       </w:rPr>
       <w:tblPr/>
@@ -15186,6 +15923,7 @@
     <w:name w:val="KeywordTok"/>
     <w:basedOn w:val="VerbatimChar"/>
     <w:rPr>
+      <w:rFonts w:eastAsia="黑体"/>
       <w:b/>
       <w:color w:val="007020"/>
     </w:rPr>
@@ -15194,6 +15932,7 @@
     <w:name w:val="DataTypeTok"/>
     <w:basedOn w:val="VerbatimChar"/>
     <w:rPr>
+      <w:rFonts w:eastAsia="黑体"/>
       <w:color w:val="902000"/>
     </w:rPr>
   </w:style>
@@ -15201,6 +15940,7 @@
     <w:name w:val="DecValTok"/>
     <w:basedOn w:val="VerbatimChar"/>
     <w:rPr>
+      <w:rFonts w:eastAsia="黑体"/>
       <w:color w:val="40a070"/>
     </w:rPr>
   </w:style>
@@ -15208,6 +15948,7 @@
     <w:name w:val="BaseNTok"/>
     <w:basedOn w:val="VerbatimChar"/>
     <w:rPr>
+      <w:rFonts w:eastAsia="黑体"/>
       <w:color w:val="40a070"/>
     </w:rPr>
   </w:style>
@@ -15215,6 +15956,7 @@
     <w:name w:val="FloatTok"/>
     <w:basedOn w:val="VerbatimChar"/>
     <w:rPr>
+      <w:rFonts w:eastAsia="黑体"/>
       <w:color w:val="40a070"/>
     </w:rPr>
   </w:style>
@@ -15222,6 +15964,7 @@
     <w:name w:val="ConstantTok"/>
     <w:basedOn w:val="VerbatimChar"/>
     <w:rPr>
+      <w:rFonts w:eastAsia="黑体"/>
       <w:color w:val="880000"/>
     </w:rPr>
   </w:style>
@@ -15229,6 +15972,7 @@
     <w:name w:val="CharTok"/>
     <w:basedOn w:val="VerbatimChar"/>
     <w:rPr>
+      <w:rFonts w:eastAsia="黑体"/>
       <w:color w:val="4070a0"/>
     </w:rPr>
   </w:style>
@@ -15236,6 +15980,7 @@
     <w:name w:val="SpecialCharTok"/>
     <w:basedOn w:val="VerbatimChar"/>
     <w:rPr>
+      <w:rFonts w:eastAsia="黑体"/>
       <w:color w:val="4070a0"/>
     </w:rPr>
   </w:style>
@@ -15243,6 +15988,7 @@
     <w:name w:val="StringTok"/>
     <w:basedOn w:val="VerbatimChar"/>
     <w:rPr>
+      <w:rFonts w:eastAsia="黑体"/>
       <w:color w:val="4070a0"/>
     </w:rPr>
   </w:style>
@@ -15250,6 +15996,7 @@
     <w:name w:val="VerbatimStringTok"/>
     <w:basedOn w:val="VerbatimChar"/>
     <w:rPr>
+      <w:rFonts w:eastAsia="黑体"/>
       <w:color w:val="4070a0"/>
     </w:rPr>
   </w:style>
@@ -15257,6 +16004,7 @@
     <w:name w:val="SpecialStringTok"/>
     <w:basedOn w:val="VerbatimChar"/>
     <w:rPr>
+      <w:rFonts w:eastAsia="黑体"/>
       <w:color w:val="bb6688"/>
     </w:rPr>
   </w:style>
@@ -15264,6 +16012,7 @@
     <w:name w:val="ImportTok"/>
     <w:basedOn w:val="VerbatimChar"/>
     <w:rPr>
+      <w:rFonts w:eastAsia="黑体"/>
       <w:b/>
       <w:color w:val="008000"/>
     </w:rPr>
@@ -15272,6 +16021,7 @@
     <w:name w:val="CommentTok"/>
     <w:basedOn w:val="VerbatimChar"/>
     <w:rPr>
+      <w:rFonts w:eastAsia="黑体"/>
       <w:i/>
       <w:color w:val="60a0b0"/>
     </w:rPr>
@@ -15280,6 +16030,7 @@
     <w:name w:val="DocumentationTok"/>
     <w:basedOn w:val="VerbatimChar"/>
     <w:rPr>
+      <w:rFonts w:eastAsia="黑体"/>
       <w:i/>
       <w:color w:val="ba2121"/>
     </w:rPr>
@@ -15288,6 +16039,7 @@
     <w:name w:val="AnnotationTok"/>
     <w:basedOn w:val="VerbatimChar"/>
     <w:rPr>
+      <w:rFonts w:eastAsia="黑体"/>
       <w:b/>
       <w:i/>
       <w:color w:val="60a0b0"/>
@@ -15297,6 +16049,7 @@
     <w:name w:val="CommentVarTok"/>
     <w:basedOn w:val="VerbatimChar"/>
     <w:rPr>
+      <w:rFonts w:eastAsia="黑体"/>
       <w:b/>
       <w:i/>
       <w:color w:val="60a0b0"/>
@@ -15306,6 +16059,7 @@
     <w:name w:val="OtherTok"/>
     <w:basedOn w:val="VerbatimChar"/>
     <w:rPr>
+      <w:rFonts w:eastAsia="黑体"/>
       <w:color w:val="007020"/>
     </w:rPr>
   </w:style>
@@ -15313,6 +16067,7 @@
     <w:name w:val="FunctionTok"/>
     <w:basedOn w:val="VerbatimChar"/>
     <w:rPr>
+      <w:rFonts w:eastAsia="黑体"/>
       <w:color w:val="06287e"/>
     </w:rPr>
   </w:style>
@@ -15320,6 +16075,7 @@
     <w:name w:val="VariableTok"/>
     <w:basedOn w:val="VerbatimChar"/>
     <w:rPr>
+      <w:rFonts w:eastAsia="黑体"/>
       <w:color w:val="19177c"/>
     </w:rPr>
   </w:style>
@@ -15327,6 +16083,7 @@
     <w:name w:val="ControlFlowTok"/>
     <w:basedOn w:val="VerbatimChar"/>
     <w:rPr>
+      <w:rFonts w:eastAsia="黑体"/>
       <w:b/>
       <w:color w:val="007020"/>
     </w:rPr>
@@ -15335,6 +16092,7 @@
     <w:name w:val="OperatorTok"/>
     <w:basedOn w:val="VerbatimChar"/>
     <w:rPr>
+      <w:rFonts w:eastAsia="黑体"/>
       <w:color w:val="666666"/>
     </w:rPr>
   </w:style>
@@ -15342,18 +16100,22 @@
     <w:name w:val="BuiltInTok"/>
     <w:basedOn w:val="VerbatimChar"/>
     <w:rPr>
+      <w:rFonts w:eastAsia="黑体"/>
       <w:color w:val="008000"/>
     </w:rPr>
   </w:style>
   <w:style w:type="character" w:customStyle="1" w:styleId="ExtensionTok">
     <w:name w:val="ExtensionTok"/>
     <w:basedOn w:val="VerbatimChar"/>
-    <w:rPr/>
+    <w:rPr>
+      <w:rFonts w:eastAsia="黑体"/>
+    </w:rPr>
   </w:style>
   <w:style w:type="character" w:customStyle="1" w:styleId="PreprocessorTok">
     <w:name w:val="PreprocessorTok"/>
     <w:basedOn w:val="VerbatimChar"/>
     <w:rPr>
+      <w:rFonts w:eastAsia="黑体"/>
       <w:color w:val="bc7a00"/>
     </w:rPr>
   </w:style>
@@ -15361,18 +16123,22 @@
     <w:name w:val="AttributeTok"/>
     <w:basedOn w:val="VerbatimChar"/>
     <w:rPr>
+      <w:rFonts w:eastAsia="黑体"/>
       <w:color w:val="7d9029"/>
     </w:rPr>
   </w:style>
   <w:style w:type="character" w:customStyle="1" w:styleId="RegionMarkerTok">
     <w:name w:val="RegionMarkerTok"/>
     <w:basedOn w:val="VerbatimChar"/>
-    <w:rPr/>
+    <w:rPr>
+      <w:rFonts w:eastAsia="黑体"/>
+    </w:rPr>
   </w:style>
   <w:style w:type="character" w:customStyle="1" w:styleId="InformationTok">
     <w:name w:val="InformationTok"/>
     <w:basedOn w:val="VerbatimChar"/>
     <w:rPr>
+      <w:rFonts w:eastAsia="黑体"/>
       <w:b/>
       <w:i/>
       <w:color w:val="60a0b0"/>
@@ -15382,6 +16148,7 @@
     <w:name w:val="WarningTok"/>
     <w:basedOn w:val="VerbatimChar"/>
     <w:rPr>
+      <w:rFonts w:eastAsia="黑体"/>
       <w:b/>
       <w:i/>
       <w:color w:val="60a0b0"/>
@@ -15391,6 +16158,7 @@
     <w:name w:val="AlertTok"/>
     <w:basedOn w:val="VerbatimChar"/>
     <w:rPr>
+      <w:rFonts w:eastAsia="黑体"/>
       <w:b/>
       <w:color w:val="ff0000"/>
     </w:rPr>
@@ -15399,6 +16167,7 @@
     <w:name w:val="ErrorTok"/>
     <w:basedOn w:val="VerbatimChar"/>
     <w:rPr>
+      <w:rFonts w:eastAsia="黑体"/>
       <w:b/>
       <w:color w:val="ff0000"/>
     </w:rPr>
@@ -15406,7 +16175,9 @@
   <w:style w:type="character" w:customStyle="1" w:styleId="NormalTok">
     <w:name w:val="NormalTok"/>
     <w:basedOn w:val="VerbatimChar"/>
-    <w:rPr/>
+    <w:rPr>
+      <w:rFonts w:eastAsia="黑体"/>
+    </w:rPr>
   </w:style>
 </w:styles>
 </file>
@@ -15455,12 +16226,12 @@
     <a:fontScheme name="Office">
       <a:majorFont>
         <a:latin typeface="Calibri"/>
-        <a:ea typeface=""/>
+        <a:ea typeface="黑体"/>
         <a:cs typeface=""/>
         <a:font script="Jpan" typeface="ＭＳ ゴシック"/>
         <a:font script="Hang" typeface="맑은 고딕"/>
-        <a:font script="Hans" typeface="宋体"/>
-        <a:font script="Hant" typeface="新細明體"/>
+        <a:font script="Hans" typeface="黑体"/>
+        <a:font script="Hant" typeface="黑体"/>
         <a:font script="Arab" typeface="Times New Roman"/>
         <a:font script="Hebr" typeface="Times New Roman"/>
         <a:font script="Thai" typeface="Angsana New"/>
@@ -15490,12 +16261,12 @@
       </a:majorFont>
       <a:minorFont>
         <a:latin typeface="Cambria"/>
-        <a:ea typeface=""/>
+        <a:ea typeface="黑体"/>
         <a:cs typeface=""/>
         <a:font script="Jpan" typeface="ＭＳ 明朝"/>
         <a:font script="Hang" typeface="맑은 고딕"/>
-        <a:font script="Hans" typeface="宋体"/>
-        <a:font script="Hant" typeface="新細明體"/>
+        <a:font script="Hans" typeface="黑体"/>
+        <a:font script="Hant" typeface="黑体"/>
         <a:font script="Arab" typeface="Arial"/>
         <a:font script="Hebr" typeface="Arial"/>
         <a:font script="Thai" typeface="Cordia New"/>

--- a/05-数字电路/01-组合逻辑电路/数据选择器电路MUX/数据选择器电路MUX.docx
+++ b/05-数字电路/01-组合逻辑电路/数据选择器电路MUX/数据选择器电路MUX.docx
@@ -3155,7 +3155,7 @@
           <w:color w:val="555555"/>
           <w:sz w:val="21"/>
         </w:rPr>
-        <w:t>材料收集者：杜文杰，WX手机：19519196569，QQ:3478827729</w:t>
+        <w:t>材料收集者：杜文杰，微信/手机：19519196569，QQ:3478827729</w:t>
       </w:r>
     </w:p>
     <w:sectPr>
